--- a/Tài liệu nghiên cứu,đề xuât mô hình và thuật toán cho các module.docx
+++ b/Tài liệu nghiên cứu,đề xuât mô hình và thuật toán cho các module.docx
@@ -56,7 +56,6 @@
           <w:bCs/>
           <w:sz w:val="26"/>
           <w:szCs w:val="26"/>
-          <w:lang w:val="en-US"/>
         </w:rPr>
       </w:pPr>
       <w:r>
@@ -88,7 +87,6 @@
           <w:sz w:val="26"/>
           <w:szCs w:val="26"/>
           <w:vertAlign w:val="superscript"/>
-          <w:lang w:val="en-US"/>
         </w:rPr>
       </w:pPr>
       <w:r>
@@ -120,25 +118,7 @@
           <w:sz w:val="26"/>
           <w:szCs w:val="26"/>
         </w:rPr>
-        <w:t>Để giải quyết triệt để vấn đề này, xu hướng hiện tại ưu tiên sử dụng các cấu trúc mạng học sâu tiên tiến. Các kiến trúc như DE-GAN (Sử dụng Generative Adversarial Networks để tái tạo ảnh), DP-LinkNet, và BiNet đã chứng minh hiệu suất vượt trội. Trong đó, BiNet là một mạng nơ-ron sâu nhân tạo sử dụng ảnh đa phổ để vượt qua các mô hình truyền thống trong việc phân tách vết mực khỏi vật liệu nền, mang lại độ chính xác cao trong việc nhị phân hóa các bản thảo bị suy thoái nghiêm trọng</w:t>
-      </w:r>
-      <w:r>
-        <w:rPr>
-          <w:rFonts w:asciiTheme="majorHAnsi" w:eastAsia="Arial" w:hAnsiTheme="majorHAnsi" w:cstheme="majorHAnsi"/>
-          <w:color w:val="1F1F1F"/>
-          <w:sz w:val="26"/>
-          <w:szCs w:val="26"/>
-        </w:rPr>
-        <w:t>.</w:t>
-      </w:r>
-      <w:r>
-        <w:rPr>
-          <w:rFonts w:asciiTheme="majorHAnsi" w:eastAsia="Arial" w:hAnsiTheme="majorHAnsi" w:cstheme="majorHAnsi"/>
-          <w:color w:val="1F1F1F"/>
-          <w:sz w:val="26"/>
-          <w:szCs w:val="26"/>
-        </w:rPr>
-        <w:t xml:space="preserve"> Bên cạnh đó, một cách tiếp cận lai (hybrid) đáng chú ý tập trung vào việc sử dụng Bộ lọc Wiener để khử nhiễu bước đầu, kết hợp với thuật toán CLAHE (Contrast Limited Adaptive Histogram Equalization) để cải thiện độ tương phản cục bộ. Sau đó, thuật toán Retinex được áp dụng để bù đắp sự mất cân bằng ánh sáng trước khi thực hiện ngưỡng hóa Sauvola, mang lại sự cân bằng hoàn hảo giữa hiệu suất khôi phục và chi phí tính toán.</w:t>
+        <w:t>Để giải quyết triệt để vấn đề này, xu hướng hiện tại ưu tiên sử dụng các cấu trúc mạng học sâu tiên tiến. Các kiến trúc như DE-GAN (Sử dụng Generative Adversarial Networks để tái tạo ảnh), DP-LinkNet, và BiNet đã chứng minh hiệu suất vượt trội. Trong đó, BiNet là một mạng nơ-ron sâu nhân tạo sử dụng ảnh đa phổ để vượt qua các mô hình truyền thống trong việc phân tách vết mực khỏi vật liệu nền, mang lại độ chính xác cao trong việc nhị phân hóa các bản thảo bị suy thoái nghiêm trọng. Bên cạnh đó, một cách tiếp cận lai (hybrid) đáng chú ý tập trung vào việc sử dụng Bộ lọc Wiener để khử nhiễu bước đầu, kết hợp với thuật toán CLAHE (Contrast Limited Adaptive Histogram Equalization) để cải thiện độ tương phản cục bộ. Sau đó, thuật toán Retinex được áp dụng để bù đắp sự mất cân bằng ánh sáng trước khi thực hiện ngưỡng hóa Sauvola, mang lại sự cân bằng hoàn hảo giữa hiệu suất khôi phục và chi phí tính toán.</w:t>
       </w:r>
       <w:r>
         <w:rPr>
@@ -684,7 +664,6 @@
           <w:bCs/>
           <w:sz w:val="26"/>
           <w:szCs w:val="26"/>
-          <w:lang w:val="en-US"/>
         </w:rPr>
       </w:pPr>
       <w:r>
@@ -754,16 +733,7 @@
           <w:szCs w:val="26"/>
         </w:rPr>
         <w:lastRenderedPageBreak/>
-        <w:t>hiện đối tượng thời gian thực dựa trên Transformer như RF-DETR (Real-Time DEtection TRansformer) hoặc các phiên bản YOLO tiên tiến nhất cung cấp khả năng khoanh vùng chính xác ranh giới tài liệu vật lý, loại bỏ hoàn toàn các yếu tố gây nhiễu từ nền máy quét</w:t>
-      </w:r>
-      <w:r>
-        <w:rPr>
-          <w:rFonts w:asciiTheme="majorHAnsi" w:eastAsia="Arial" w:hAnsiTheme="majorHAnsi" w:cstheme="majorHAnsi"/>
-          <w:color w:val="1F1F1F"/>
-          <w:sz w:val="26"/>
-          <w:szCs w:val="26"/>
-        </w:rPr>
-        <w:t>.</w:t>
+        <w:t>hiện đối tượng thời gian thực dựa trên Transformer như RF-DETR (Real-Time DEtection TRansformer) hoặc các phiên bản YOLO tiên tiến nhất cung cấp khả năng khoanh vùng chính xác ranh giới tài liệu vật lý, loại bỏ hoàn toàn các yếu tố gây nhiễu từ nền máy quét.</w:t>
       </w:r>
     </w:p>
     <w:p>
@@ -1813,6 +1783,7 @@
           <w:rFonts w:asciiTheme="majorHAnsi" w:hAnsiTheme="majorHAnsi" w:cstheme="majorHAnsi"/>
           <w:sz w:val="26"/>
           <w:szCs w:val="26"/>
+          <w:lang w:val="en-US"/>
         </w:rPr>
       </w:pPr>
       <w:r>
@@ -1834,16 +1805,6 @@
           <w:lang w:val="en-US"/>
         </w:rPr>
       </w:pPr>
-    </w:p>
-    <w:p>
-      <w:pPr>
-        <w:jc w:val="both"/>
-        <w:rPr>
-          <w:rFonts w:asciiTheme="majorHAnsi" w:hAnsiTheme="majorHAnsi" w:cstheme="majorHAnsi"/>
-          <w:sz w:val="26"/>
-          <w:szCs w:val="26"/>
-        </w:rPr>
-      </w:pPr>
       <w:r>
         <w:rPr>
           <w:rFonts w:asciiTheme="majorHAnsi" w:hAnsiTheme="majorHAnsi" w:cstheme="majorHAnsi"/>
@@ -1860,46 +1821,4729 @@
           <w:rFonts w:asciiTheme="majorHAnsi" w:hAnsiTheme="majorHAnsi" w:cstheme="majorHAnsi"/>
           <w:sz w:val="26"/>
           <w:szCs w:val="26"/>
+        </w:rPr>
+      </w:pPr>
+      <w:r>
+        <w:rPr>
+          <w:rFonts w:asciiTheme="majorHAnsi" w:hAnsiTheme="majorHAnsi" w:cstheme="majorHAnsi"/>
+          <w:sz w:val="26"/>
+          <w:szCs w:val="26"/>
+        </w:rPr>
+        <w:t xml:space="preserve">    return None</w:t>
+      </w:r>
+    </w:p>
+    <w:p>
+      <w:pPr>
+        <w:jc w:val="both"/>
+        <w:rPr>
+          <w:rFonts w:asciiTheme="majorHAnsi" w:hAnsiTheme="majorHAnsi" w:cstheme="majorHAnsi"/>
+          <w:b/>
+          <w:bCs/>
+          <w:color w:val="000000" w:themeColor="text1"/>
+          <w:sz w:val="44"/>
+          <w:szCs w:val="44"/>
           <w:lang w:val="en-US"/>
         </w:rPr>
       </w:pPr>
       <w:r>
         <w:rPr>
           <w:rFonts w:asciiTheme="majorHAnsi" w:hAnsiTheme="majorHAnsi" w:cstheme="majorHAnsi"/>
-          <w:sz w:val="26"/>
-          <w:szCs w:val="26"/>
-        </w:rPr>
-        <w:t xml:space="preserve"> </w:t>
-      </w:r>
-    </w:p>
-    <w:p>
-      <w:pPr>
-        <w:jc w:val="both"/>
-        <w:rPr>
-          <w:rFonts w:asciiTheme="majorHAnsi" w:hAnsiTheme="majorHAnsi" w:cstheme="majorHAnsi"/>
-          <w:sz w:val="26"/>
-          <w:szCs w:val="26"/>
-        </w:rPr>
-      </w:pPr>
-      <w:r>
-        <w:rPr>
-          <w:rFonts w:asciiTheme="majorHAnsi" w:hAnsiTheme="majorHAnsi" w:cstheme="majorHAnsi"/>
-          <w:sz w:val="26"/>
-          <w:szCs w:val="26"/>
-        </w:rPr>
-        <w:t xml:space="preserve">    return None</w:t>
-      </w:r>
-    </w:p>
-    <w:p>
-      <w:pPr>
-        <w:jc w:val="both"/>
-        <w:rPr>
-          <w:rFonts w:asciiTheme="majorHAnsi" w:hAnsiTheme="majorHAnsi" w:cstheme="majorHAnsi"/>
-          <w:sz w:val="26"/>
-          <w:szCs w:val="26"/>
+          <w:b/>
+          <w:bCs/>
+          <w:color w:val="000000" w:themeColor="text1"/>
+          <w:sz w:val="44"/>
+          <w:szCs w:val="44"/>
           <w:lang w:val="en-US"/>
         </w:rPr>
-      </w:pPr>
+        <w:t xml:space="preserve">PHẦN 2:  CORE OCR ENGINE </w:t>
+      </w:r>
+    </w:p>
+    <w:p>
+      <w:pPr>
+        <w:spacing w:before="80" w:after="80"/>
+        <w:jc w:val="both"/>
+        <w:rPr>
+          <w:rFonts w:asciiTheme="majorHAnsi" w:hAnsiTheme="majorHAnsi" w:cstheme="majorHAnsi"/>
+          <w:color w:val="000000" w:themeColor="text1"/>
+          <w:sz w:val="26"/>
+          <w:szCs w:val="26"/>
+          <w:lang w:val="en-US"/>
+        </w:rPr>
+      </w:pPr>
+      <w:r>
+        <w:rPr>
+          <w:rFonts w:asciiTheme="majorHAnsi" w:eastAsia="Arial" w:hAnsiTheme="majorHAnsi" w:cstheme="majorHAnsi"/>
+          <w:color w:val="000000" w:themeColor="text1"/>
+          <w:sz w:val="26"/>
+          <w:szCs w:val="26"/>
+        </w:rPr>
+        <w:t>Dự án VN-Digitize đặt ra yêu cầu số hóa hàng loạt tài liệu hành chính cho các đơn vị Nhà nước (Tòa án, Công an, UBND). Module 2 – Core OCR Engine – là trái tim của toàn bộ pipeline. Các yêu cầu cứng gồm:</w:t>
+      </w:r>
+    </w:p>
+    <w:p>
+      <w:pPr>
+        <w:pStyle w:val="ListParagraph"/>
+        <w:numPr>
+          <w:ilvl w:val="0"/>
+          <w:numId w:val="4"/>
+        </w:numPr>
+        <w:spacing w:before="40" w:after="40" w:line="240" w:lineRule="auto"/>
+        <w:contextualSpacing w:val="0"/>
+        <w:jc w:val="both"/>
+        <w:rPr>
+          <w:rFonts w:asciiTheme="majorHAnsi" w:hAnsiTheme="majorHAnsi" w:cstheme="majorHAnsi"/>
+          <w:color w:val="000000" w:themeColor="text1"/>
+          <w:sz w:val="26"/>
+          <w:szCs w:val="26"/>
+        </w:rPr>
+      </w:pPr>
+      <w:r>
+        <w:rPr>
+          <w:rFonts w:asciiTheme="majorHAnsi" w:eastAsia="Arial" w:hAnsiTheme="majorHAnsi" w:cstheme="majorHAnsi"/>
+          <w:color w:val="000000" w:themeColor="text1"/>
+          <w:sz w:val="26"/>
+          <w:szCs w:val="26"/>
+        </w:rPr>
+        <w:t>Độ chính xác ≥ 97% với tiếng Việt (bao gồm đầy đủ dấu thanh điệu, chữ đặc thù)</w:t>
+      </w:r>
+    </w:p>
+    <w:p>
+      <w:pPr>
+        <w:pStyle w:val="ListParagraph"/>
+        <w:numPr>
+          <w:ilvl w:val="0"/>
+          <w:numId w:val="4"/>
+        </w:numPr>
+        <w:spacing w:before="40" w:after="40" w:line="240" w:lineRule="auto"/>
+        <w:contextualSpacing w:val="0"/>
+        <w:jc w:val="both"/>
+        <w:rPr>
+          <w:rFonts w:asciiTheme="majorHAnsi" w:hAnsiTheme="majorHAnsi" w:cstheme="majorHAnsi"/>
+          <w:color w:val="000000" w:themeColor="text1"/>
+          <w:sz w:val="26"/>
+          <w:szCs w:val="26"/>
+        </w:rPr>
+      </w:pPr>
+      <w:r>
+        <w:rPr>
+          <w:rFonts w:asciiTheme="majorHAnsi" w:eastAsia="Arial" w:hAnsiTheme="majorHAnsi" w:cstheme="majorHAnsi"/>
+          <w:color w:val="000000" w:themeColor="text1"/>
+          <w:sz w:val="26"/>
+          <w:szCs w:val="26"/>
+        </w:rPr>
+        <w:t>Nhận dạng tốt cả chữ in lẫn chữ viết tay trên tài liệu scan cũ, nhiễu, lệch</w:t>
+      </w:r>
+    </w:p>
+    <w:p>
+      <w:pPr>
+        <w:pStyle w:val="ListParagraph"/>
+        <w:numPr>
+          <w:ilvl w:val="0"/>
+          <w:numId w:val="4"/>
+        </w:numPr>
+        <w:spacing w:before="40" w:after="40" w:line="240" w:lineRule="auto"/>
+        <w:contextualSpacing w:val="0"/>
+        <w:jc w:val="both"/>
+        <w:rPr>
+          <w:rFonts w:asciiTheme="majorHAnsi" w:hAnsiTheme="majorHAnsi" w:cstheme="majorHAnsi"/>
+          <w:color w:val="000000" w:themeColor="text1"/>
+          <w:sz w:val="26"/>
+          <w:szCs w:val="26"/>
+        </w:rPr>
+      </w:pPr>
+      <w:r>
+        <w:rPr>
+          <w:rFonts w:asciiTheme="majorHAnsi" w:eastAsia="Arial" w:hAnsiTheme="majorHAnsi" w:cstheme="majorHAnsi"/>
+          <w:color w:val="000000" w:themeColor="text1"/>
+          <w:sz w:val="26"/>
+          <w:szCs w:val="26"/>
+        </w:rPr>
+        <w:t>Trả về Bounding Box (x, y, w, h) theo từng từ / dòng / ký tự</w:t>
+      </w:r>
+    </w:p>
+    <w:p>
+      <w:pPr>
+        <w:pStyle w:val="ListParagraph"/>
+        <w:numPr>
+          <w:ilvl w:val="0"/>
+          <w:numId w:val="4"/>
+        </w:numPr>
+        <w:spacing w:before="40" w:after="40" w:line="240" w:lineRule="auto"/>
+        <w:contextualSpacing w:val="0"/>
+        <w:jc w:val="both"/>
+        <w:rPr>
+          <w:rFonts w:asciiTheme="majorHAnsi" w:hAnsiTheme="majorHAnsi" w:cstheme="majorHAnsi"/>
+          <w:color w:val="000000" w:themeColor="text1"/>
+          <w:sz w:val="26"/>
+          <w:szCs w:val="26"/>
+        </w:rPr>
+      </w:pPr>
+      <w:r>
+        <w:rPr>
+          <w:rFonts w:asciiTheme="majorHAnsi" w:eastAsia="Arial" w:hAnsiTheme="majorHAnsi" w:cstheme="majorHAnsi"/>
+          <w:color w:val="000000" w:themeColor="text1"/>
+          <w:sz w:val="26"/>
+          <w:szCs w:val="26"/>
+        </w:rPr>
+        <w:t>Confidence Score (0–100%) cho từng vùng nhận diện, dùng cho UI flag QA</w:t>
+      </w:r>
+    </w:p>
+    <w:p>
+      <w:pPr>
+        <w:pStyle w:val="ListParagraph"/>
+        <w:numPr>
+          <w:ilvl w:val="0"/>
+          <w:numId w:val="4"/>
+        </w:numPr>
+        <w:spacing w:before="40" w:after="40" w:line="240" w:lineRule="auto"/>
+        <w:contextualSpacing w:val="0"/>
+        <w:jc w:val="both"/>
+        <w:rPr>
+          <w:rFonts w:asciiTheme="majorHAnsi" w:hAnsiTheme="majorHAnsi" w:cstheme="majorHAnsi"/>
+          <w:color w:val="000000" w:themeColor="text1"/>
+          <w:sz w:val="26"/>
+          <w:szCs w:val="26"/>
+        </w:rPr>
+      </w:pPr>
+      <w:r>
+        <w:rPr>
+          <w:rFonts w:asciiTheme="majorHAnsi" w:eastAsia="Arial" w:hAnsiTheme="majorHAnsi" w:cstheme="majorHAnsi"/>
+          <w:color w:val="000000" w:themeColor="text1"/>
+          <w:sz w:val="26"/>
+          <w:szCs w:val="26"/>
+        </w:rPr>
+        <w:t>On-premise deployment, không gọi API bên ngoài – bắt buộc với môi trường Tòa án/Công an</w:t>
+      </w:r>
+    </w:p>
+    <w:p>
+      <w:pPr>
+        <w:pStyle w:val="ListParagraph"/>
+        <w:numPr>
+          <w:ilvl w:val="0"/>
+          <w:numId w:val="4"/>
+        </w:numPr>
+        <w:spacing w:before="40" w:after="40" w:line="240" w:lineRule="auto"/>
+        <w:contextualSpacing w:val="0"/>
+        <w:jc w:val="both"/>
+        <w:rPr>
+          <w:rFonts w:asciiTheme="majorHAnsi" w:hAnsiTheme="majorHAnsi" w:cstheme="majorHAnsi"/>
+          <w:color w:val="000000" w:themeColor="text1"/>
+          <w:sz w:val="26"/>
+          <w:szCs w:val="26"/>
+        </w:rPr>
+      </w:pPr>
+      <w:r>
+        <w:rPr>
+          <w:rFonts w:asciiTheme="majorHAnsi" w:eastAsia="Arial" w:hAnsiTheme="majorHAnsi" w:cstheme="majorHAnsi"/>
+          <w:color w:val="000000" w:themeColor="text1"/>
+          <w:sz w:val="26"/>
+          <w:szCs w:val="26"/>
+        </w:rPr>
+        <w:t>Docker/Kubernetes ready, hỗ trợ batch processing hàng nghìn trang đồng thời</w:t>
+      </w:r>
+    </w:p>
+    <w:p>
+      <w:pPr>
+        <w:pStyle w:val="ListParagraph"/>
+        <w:numPr>
+          <w:ilvl w:val="0"/>
+          <w:numId w:val="4"/>
+        </w:numPr>
+        <w:spacing w:before="40" w:after="40" w:line="240" w:lineRule="auto"/>
+        <w:contextualSpacing w:val="0"/>
+        <w:jc w:val="both"/>
+        <w:rPr>
+          <w:rFonts w:asciiTheme="majorHAnsi" w:hAnsiTheme="majorHAnsi" w:cstheme="majorHAnsi"/>
+          <w:color w:val="000000" w:themeColor="text1"/>
+          <w:sz w:val="26"/>
+          <w:szCs w:val="26"/>
+        </w:rPr>
+      </w:pPr>
+      <w:r>
+        <w:rPr>
+          <w:rFonts w:asciiTheme="majorHAnsi" w:eastAsia="Arial" w:hAnsiTheme="majorHAnsi" w:cstheme="majorHAnsi"/>
+          <w:color w:val="000000" w:themeColor="text1"/>
+          <w:sz w:val="26"/>
+          <w:szCs w:val="26"/>
+        </w:rPr>
+        <w:t>Tối ưu inference: &lt;2s/trang OCR thuần; &lt;5s/trang OCR+NLP</w:t>
+      </w:r>
+    </w:p>
+    <w:p>
+      <w:pPr>
+        <w:spacing w:before="40" w:after="40" w:line="240" w:lineRule="auto"/>
+        <w:jc w:val="both"/>
+        <w:rPr>
+          <w:rFonts w:asciiTheme="majorHAnsi" w:hAnsiTheme="majorHAnsi" w:cstheme="majorHAnsi"/>
+          <w:color w:val="000000" w:themeColor="text1"/>
+          <w:sz w:val="26"/>
+          <w:szCs w:val="26"/>
+          <w:lang w:val="en-US"/>
+        </w:rPr>
+      </w:pPr>
+    </w:p>
+    <w:p>
+      <w:pPr>
+        <w:jc w:val="both"/>
+        <w:rPr>
+          <w:rFonts w:asciiTheme="majorHAnsi" w:hAnsiTheme="majorHAnsi" w:cstheme="majorHAnsi"/>
+          <w:b/>
+          <w:bCs/>
+          <w:color w:val="000000" w:themeColor="text1"/>
+          <w:sz w:val="32"/>
+          <w:szCs w:val="32"/>
+        </w:rPr>
+      </w:pPr>
+      <w:r>
+        <w:rPr>
+          <w:rFonts w:asciiTheme="majorHAnsi" w:hAnsiTheme="majorHAnsi" w:cstheme="majorHAnsi"/>
+          <w:b/>
+          <w:bCs/>
+          <w:color w:val="000000" w:themeColor="text1"/>
+          <w:sz w:val="32"/>
+          <w:szCs w:val="32"/>
+        </w:rPr>
+        <w:t>2.</w:t>
+      </w:r>
+      <w:r>
+        <w:rPr>
+          <w:rFonts w:asciiTheme="majorHAnsi" w:hAnsiTheme="majorHAnsi" w:cstheme="majorHAnsi"/>
+          <w:b/>
+          <w:bCs/>
+          <w:color w:val="000000" w:themeColor="text1"/>
+          <w:sz w:val="32"/>
+          <w:szCs w:val="32"/>
+        </w:rPr>
+        <w:t>1</w:t>
+      </w:r>
+      <w:r>
+        <w:rPr>
+          <w:rFonts w:asciiTheme="majorHAnsi" w:hAnsiTheme="majorHAnsi" w:cstheme="majorHAnsi"/>
+          <w:b/>
+          <w:bCs/>
+          <w:color w:val="000000" w:themeColor="text1"/>
+          <w:sz w:val="32"/>
+          <w:szCs w:val="32"/>
+        </w:rPr>
+        <w:t xml:space="preserve"> PHÂN TÍCH CÁC MÔ HÌNH / KIẾN TRÚC ĐƯỢC ĐỀ XUẤT</w:t>
+      </w:r>
+    </w:p>
+    <w:p>
+      <w:pPr>
+        <w:spacing w:after="40"/>
+        <w:jc w:val="both"/>
+        <w:rPr>
+          <w:rFonts w:asciiTheme="majorHAnsi" w:eastAsia="Arial" w:hAnsiTheme="majorHAnsi" w:cstheme="majorHAnsi"/>
+          <w:b/>
+          <w:bCs/>
+          <w:color w:val="000000" w:themeColor="text1"/>
+          <w:sz w:val="36"/>
+          <w:szCs w:val="36"/>
+          <w:lang w:val="en-US"/>
+        </w:rPr>
+      </w:pPr>
+      <w:r>
+        <w:rPr>
+          <w:rFonts w:asciiTheme="majorHAnsi" w:eastAsia="Arial" w:hAnsiTheme="majorHAnsi" w:cstheme="majorHAnsi"/>
+          <w:b/>
+          <w:bCs/>
+          <w:color w:val="000000" w:themeColor="text1"/>
+          <w:sz w:val="36"/>
+          <w:szCs w:val="36"/>
+        </w:rPr>
+        <w:t>MÔ HÌNH 1: PaddleOCR v4 (DBNet++ + SVTR-LCNet)</w:t>
+      </w:r>
+    </w:p>
+    <w:p>
+      <w:pPr>
+        <w:spacing w:before="80" w:after="80"/>
+        <w:jc w:val="both"/>
+        <w:rPr>
+          <w:rFonts w:asciiTheme="majorHAnsi" w:hAnsiTheme="majorHAnsi" w:cstheme="majorHAnsi"/>
+          <w:color w:val="000000" w:themeColor="text1"/>
+          <w:sz w:val="26"/>
+          <w:szCs w:val="26"/>
+          <w:lang w:val="en-US"/>
+        </w:rPr>
+      </w:pPr>
+      <w:r>
+        <w:rPr>
+          <w:rFonts w:asciiTheme="majorHAnsi" w:eastAsia="Arial" w:hAnsiTheme="majorHAnsi" w:cstheme="majorHAnsi"/>
+          <w:color w:val="000000" w:themeColor="text1"/>
+          <w:sz w:val="26"/>
+          <w:szCs w:val="26"/>
+        </w:rPr>
+        <w:t>PaddleOCR v4 sử dụng pipeline 3 tầng tách biệt rõ ràng: Text Detection → Text Direction Classification → Text Recognition. Đây là điểm mạnh cốt lõi cho phép tối ưu từng tầng độc lập.</w:t>
+      </w:r>
+    </w:p>
+    <w:tbl>
+      <w:tblPr>
+        <w:tblW w:w="9360" w:type="dxa"/>
+        <w:tblBorders>
+          <w:top w:val="single" w:sz="4" w:space="0" w:color="auto"/>
+          <w:left w:val="single" w:sz="4" w:space="0" w:color="auto"/>
+          <w:bottom w:val="single" w:sz="4" w:space="0" w:color="auto"/>
+          <w:right w:val="single" w:sz="4" w:space="0" w:color="auto"/>
+          <w:insideH w:val="single" w:sz="4" w:space="0" w:color="auto"/>
+          <w:insideV w:val="single" w:sz="4" w:space="0" w:color="auto"/>
+        </w:tblBorders>
+        <w:tblCellMar>
+          <w:left w:w="10" w:type="dxa"/>
+          <w:right w:w="10" w:type="dxa"/>
+        </w:tblCellMar>
+        <w:tblLook w:val="04A0" w:firstRow="1" w:lastRow="0" w:firstColumn="1" w:lastColumn="0" w:noHBand="0" w:noVBand="1"/>
+      </w:tblPr>
+      <w:tblGrid>
+        <w:gridCol w:w="4500"/>
+        <w:gridCol w:w="4860"/>
+      </w:tblGrid>
+      <w:tr>
+        <w:tblPrEx>
+          <w:tblCellMar>
+            <w:top w:w="0" w:type="dxa"/>
+            <w:bottom w:w="0" w:type="dxa"/>
+          </w:tblCellMar>
+        </w:tblPrEx>
+        <w:tc>
+          <w:tcPr>
+            <w:tcW w:w="4500" w:type="dxa"/>
+            <w:tcBorders>
+              <w:top w:val="single" w:sz="1" w:space="0" w:color="D9D9D9"/>
+              <w:left w:val="single" w:sz="1" w:space="0" w:color="D9D9D9"/>
+              <w:bottom w:val="single" w:sz="1" w:space="0" w:color="D9D9D9"/>
+              <w:right w:val="single" w:sz="1" w:space="0" w:color="D9D9D9"/>
+            </w:tcBorders>
+            <w:shd w:val="clear" w:color="auto" w:fill="F2F2F2"/>
+            <w:tcMar>
+              <w:top w:w="100" w:type="dxa"/>
+              <w:left w:w="140" w:type="dxa"/>
+              <w:bottom w:w="100" w:type="dxa"/>
+              <w:right w:w="140" w:type="dxa"/>
+            </w:tcMar>
+          </w:tcPr>
+          <w:p>
+            <w:pPr>
+              <w:spacing w:after="80"/>
+              <w:jc w:val="both"/>
+              <w:rPr>
+                <w:rFonts w:asciiTheme="majorHAnsi" w:hAnsiTheme="majorHAnsi" w:cstheme="majorHAnsi"/>
+                <w:color w:val="000000" w:themeColor="text1"/>
+                <w:sz w:val="26"/>
+                <w:szCs w:val="26"/>
+              </w:rPr>
+            </w:pPr>
+            <w:r>
+              <w:rPr>
+                <w:rFonts w:asciiTheme="majorHAnsi" w:eastAsia="Arial" w:hAnsiTheme="majorHAnsi" w:cstheme="majorHAnsi"/>
+                <w:b/>
+                <w:bCs/>
+                <w:color w:val="000000" w:themeColor="text1"/>
+                <w:sz w:val="26"/>
+                <w:szCs w:val="26"/>
+              </w:rPr>
+              <w:t>Detection: DBNet++</w:t>
+            </w:r>
+          </w:p>
+          <w:p>
+            <w:pPr>
+              <w:spacing w:after="40"/>
+              <w:jc w:val="both"/>
+              <w:rPr>
+                <w:rFonts w:asciiTheme="majorHAnsi" w:hAnsiTheme="majorHAnsi" w:cstheme="majorHAnsi"/>
+                <w:color w:val="000000" w:themeColor="text1"/>
+                <w:sz w:val="26"/>
+                <w:szCs w:val="26"/>
+              </w:rPr>
+            </w:pPr>
+            <w:r>
+              <w:rPr>
+                <w:rFonts w:asciiTheme="majorHAnsi" w:eastAsia="Arial" w:hAnsiTheme="majorHAnsi" w:cstheme="majorHAnsi"/>
+                <w:color w:val="000000" w:themeColor="text1"/>
+                <w:sz w:val="26"/>
+                <w:szCs w:val="26"/>
+              </w:rPr>
+              <w:t>• Backbone: ResNet-50 / MobileNetV3</w:t>
+            </w:r>
+          </w:p>
+          <w:p>
+            <w:pPr>
+              <w:spacing w:after="40"/>
+              <w:jc w:val="both"/>
+              <w:rPr>
+                <w:rFonts w:asciiTheme="majorHAnsi" w:hAnsiTheme="majorHAnsi" w:cstheme="majorHAnsi"/>
+                <w:color w:val="000000" w:themeColor="text1"/>
+                <w:sz w:val="26"/>
+                <w:szCs w:val="26"/>
+              </w:rPr>
+            </w:pPr>
+            <w:r>
+              <w:rPr>
+                <w:rFonts w:asciiTheme="majorHAnsi" w:eastAsia="Arial" w:hAnsiTheme="majorHAnsi" w:cstheme="majorHAnsi"/>
+                <w:color w:val="000000" w:themeColor="text1"/>
+                <w:sz w:val="26"/>
+                <w:szCs w:val="26"/>
+              </w:rPr>
+              <w:t>• FPN neck cho multi-scale feature</w:t>
+            </w:r>
+          </w:p>
+          <w:p>
+            <w:pPr>
+              <w:spacing w:after="40"/>
+              <w:jc w:val="both"/>
+              <w:rPr>
+                <w:rFonts w:asciiTheme="majorHAnsi" w:hAnsiTheme="majorHAnsi" w:cstheme="majorHAnsi"/>
+                <w:color w:val="000000" w:themeColor="text1"/>
+                <w:sz w:val="26"/>
+                <w:szCs w:val="26"/>
+              </w:rPr>
+            </w:pPr>
+            <w:r>
+              <w:rPr>
+                <w:rFonts w:asciiTheme="majorHAnsi" w:eastAsia="Arial" w:hAnsiTheme="majorHAnsi" w:cstheme="majorHAnsi"/>
+                <w:color w:val="000000" w:themeColor="text1"/>
+                <w:sz w:val="26"/>
+                <w:szCs w:val="26"/>
+              </w:rPr>
+              <w:t>• Differentiable Binarization: pixel-level segmentation map → polygon Bounding Box</w:t>
+            </w:r>
+          </w:p>
+          <w:p>
+            <w:pPr>
+              <w:spacing w:after="40"/>
+              <w:jc w:val="both"/>
+              <w:rPr>
+                <w:rFonts w:asciiTheme="majorHAnsi" w:hAnsiTheme="majorHAnsi" w:cstheme="majorHAnsi"/>
+                <w:color w:val="000000" w:themeColor="text1"/>
+                <w:sz w:val="26"/>
+                <w:szCs w:val="26"/>
+              </w:rPr>
+            </w:pPr>
+            <w:r>
+              <w:rPr>
+                <w:rFonts w:asciiTheme="majorHAnsi" w:eastAsia="Arial" w:hAnsiTheme="majorHAnsi" w:cstheme="majorHAnsi"/>
+                <w:color w:val="000000" w:themeColor="text1"/>
+                <w:sz w:val="26"/>
+                <w:szCs w:val="26"/>
+              </w:rPr>
+              <w:t>• Xử lý tốt văn bản cong/nghiêng/đa hướng</w:t>
+            </w:r>
+          </w:p>
+        </w:tc>
+        <w:tc>
+          <w:tcPr>
+            <w:tcW w:w="4860" w:type="dxa"/>
+            <w:tcBorders>
+              <w:top w:val="single" w:sz="1" w:space="0" w:color="D9D9D9"/>
+              <w:left w:val="single" w:sz="1" w:space="0" w:color="D9D9D9"/>
+              <w:bottom w:val="single" w:sz="1" w:space="0" w:color="D9D9D9"/>
+              <w:right w:val="single" w:sz="1" w:space="0" w:color="D9D9D9"/>
+            </w:tcBorders>
+            <w:shd w:val="clear" w:color="auto" w:fill="FFFFFF"/>
+            <w:tcMar>
+              <w:top w:w="100" w:type="dxa"/>
+              <w:left w:w="140" w:type="dxa"/>
+              <w:bottom w:w="100" w:type="dxa"/>
+              <w:right w:w="140" w:type="dxa"/>
+            </w:tcMar>
+          </w:tcPr>
+          <w:p>
+            <w:pPr>
+              <w:spacing w:after="80"/>
+              <w:jc w:val="both"/>
+              <w:rPr>
+                <w:rFonts w:asciiTheme="majorHAnsi" w:hAnsiTheme="majorHAnsi" w:cstheme="majorHAnsi"/>
+                <w:color w:val="000000" w:themeColor="text1"/>
+                <w:sz w:val="26"/>
+                <w:szCs w:val="26"/>
+              </w:rPr>
+            </w:pPr>
+            <w:r>
+              <w:rPr>
+                <w:rFonts w:asciiTheme="majorHAnsi" w:eastAsia="Arial" w:hAnsiTheme="majorHAnsi" w:cstheme="majorHAnsi"/>
+                <w:b/>
+                <w:bCs/>
+                <w:color w:val="000000" w:themeColor="text1"/>
+                <w:sz w:val="26"/>
+                <w:szCs w:val="26"/>
+              </w:rPr>
+              <w:t>Recognition: SVTR-LCNet</w:t>
+            </w:r>
+          </w:p>
+          <w:p>
+            <w:pPr>
+              <w:spacing w:after="40"/>
+              <w:jc w:val="both"/>
+              <w:rPr>
+                <w:rFonts w:asciiTheme="majorHAnsi" w:hAnsiTheme="majorHAnsi" w:cstheme="majorHAnsi"/>
+                <w:color w:val="000000" w:themeColor="text1"/>
+                <w:sz w:val="26"/>
+                <w:szCs w:val="26"/>
+              </w:rPr>
+            </w:pPr>
+            <w:r>
+              <w:rPr>
+                <w:rFonts w:asciiTheme="majorHAnsi" w:eastAsia="Arial" w:hAnsiTheme="majorHAnsi" w:cstheme="majorHAnsi"/>
+                <w:color w:val="000000" w:themeColor="text1"/>
+                <w:sz w:val="26"/>
+                <w:szCs w:val="26"/>
+              </w:rPr>
+              <w:t>• Input: cropped text region từ DBNet++</w:t>
+            </w:r>
+          </w:p>
+          <w:p>
+            <w:pPr>
+              <w:spacing w:after="40"/>
+              <w:jc w:val="both"/>
+              <w:rPr>
+                <w:rFonts w:asciiTheme="majorHAnsi" w:hAnsiTheme="majorHAnsi" w:cstheme="majorHAnsi"/>
+                <w:color w:val="000000" w:themeColor="text1"/>
+                <w:sz w:val="26"/>
+                <w:szCs w:val="26"/>
+              </w:rPr>
+            </w:pPr>
+            <w:r>
+              <w:rPr>
+                <w:rFonts w:asciiTheme="majorHAnsi" w:eastAsia="Arial" w:hAnsiTheme="majorHAnsi" w:cstheme="majorHAnsi"/>
+                <w:color w:val="000000" w:themeColor="text1"/>
+                <w:sz w:val="26"/>
+                <w:szCs w:val="26"/>
+              </w:rPr>
+              <w:t>• Single Visual Text Recognition (SVTR): transformer thuần, không cần RNN</w:t>
+            </w:r>
+          </w:p>
+          <w:p>
+            <w:pPr>
+              <w:spacing w:after="40"/>
+              <w:jc w:val="both"/>
+              <w:rPr>
+                <w:rFonts w:asciiTheme="majorHAnsi" w:hAnsiTheme="majorHAnsi" w:cstheme="majorHAnsi"/>
+                <w:color w:val="000000" w:themeColor="text1"/>
+                <w:sz w:val="26"/>
+                <w:szCs w:val="26"/>
+              </w:rPr>
+            </w:pPr>
+            <w:r>
+              <w:rPr>
+                <w:rFonts w:asciiTheme="majorHAnsi" w:eastAsia="Arial" w:hAnsiTheme="majorHAnsi" w:cstheme="majorHAnsi"/>
+                <w:color w:val="000000" w:themeColor="text1"/>
+                <w:sz w:val="26"/>
+                <w:szCs w:val="26"/>
+              </w:rPr>
+              <w:t>• LCNet backbone: nhẹ, tối ưu inference</w:t>
+            </w:r>
+          </w:p>
+          <w:p>
+            <w:pPr>
+              <w:spacing w:after="40"/>
+              <w:jc w:val="both"/>
+              <w:rPr>
+                <w:rFonts w:asciiTheme="majorHAnsi" w:hAnsiTheme="majorHAnsi" w:cstheme="majorHAnsi"/>
+                <w:color w:val="000000" w:themeColor="text1"/>
+                <w:sz w:val="26"/>
+                <w:szCs w:val="26"/>
+              </w:rPr>
+            </w:pPr>
+            <w:r>
+              <w:rPr>
+                <w:rFonts w:asciiTheme="majorHAnsi" w:eastAsia="Arial" w:hAnsiTheme="majorHAnsi" w:cstheme="majorHAnsi"/>
+                <w:color w:val="000000" w:themeColor="text1"/>
+                <w:sz w:val="26"/>
+                <w:szCs w:val="26"/>
+              </w:rPr>
+              <w:t>• CTC decoder: giải mã nhanh, không auto-regressive</w:t>
+            </w:r>
+          </w:p>
+        </w:tc>
+      </w:tr>
+    </w:tbl>
+    <w:p>
+      <w:pPr>
+        <w:spacing w:after="40"/>
+        <w:jc w:val="both"/>
+        <w:rPr>
+          <w:rFonts w:asciiTheme="majorHAnsi" w:hAnsiTheme="majorHAnsi" w:cstheme="majorHAnsi"/>
+          <w:color w:val="000000" w:themeColor="text1"/>
+          <w:sz w:val="26"/>
+          <w:szCs w:val="26"/>
+        </w:rPr>
+      </w:pPr>
+    </w:p>
+    <w:p>
+      <w:pPr>
+        <w:jc w:val="both"/>
+        <w:rPr>
+          <w:rFonts w:asciiTheme="majorHAnsi" w:eastAsia="Arial" w:hAnsiTheme="majorHAnsi" w:cstheme="majorHAnsi"/>
+          <w:b/>
+          <w:bCs/>
+          <w:color w:val="000000" w:themeColor="text1"/>
+          <w:sz w:val="26"/>
+          <w:szCs w:val="26"/>
+          <w:lang w:val="en-US"/>
+        </w:rPr>
+      </w:pPr>
+      <w:r>
+        <w:rPr>
+          <w:rFonts w:asciiTheme="majorHAnsi" w:eastAsia="Arial" w:hAnsiTheme="majorHAnsi" w:cstheme="majorHAnsi"/>
+          <w:b/>
+          <w:bCs/>
+          <w:color w:val="000000" w:themeColor="text1"/>
+          <w:sz w:val="26"/>
+          <w:szCs w:val="26"/>
+        </w:rPr>
+        <w:lastRenderedPageBreak/>
+        <w:t>Ưu điểm &amp; Nhược điểm</w:t>
+      </w:r>
+    </w:p>
+    <w:tbl>
+      <w:tblPr>
+        <w:tblW w:w="9360" w:type="dxa"/>
+        <w:tblBorders>
+          <w:top w:val="single" w:sz="4" w:space="0" w:color="auto"/>
+          <w:left w:val="single" w:sz="4" w:space="0" w:color="auto"/>
+          <w:bottom w:val="single" w:sz="4" w:space="0" w:color="auto"/>
+          <w:right w:val="single" w:sz="4" w:space="0" w:color="auto"/>
+          <w:insideH w:val="single" w:sz="4" w:space="0" w:color="auto"/>
+          <w:insideV w:val="single" w:sz="4" w:space="0" w:color="auto"/>
+        </w:tblBorders>
+        <w:tblCellMar>
+          <w:left w:w="10" w:type="dxa"/>
+          <w:right w:w="10" w:type="dxa"/>
+        </w:tblCellMar>
+        <w:tblLook w:val="04A0" w:firstRow="1" w:lastRow="0" w:firstColumn="1" w:lastColumn="0" w:noHBand="0" w:noVBand="1"/>
+      </w:tblPr>
+      <w:tblGrid>
+        <w:gridCol w:w="4500"/>
+        <w:gridCol w:w="4860"/>
+      </w:tblGrid>
+      <w:tr>
+        <w:tblPrEx>
+          <w:tblCellMar>
+            <w:top w:w="0" w:type="dxa"/>
+            <w:bottom w:w="0" w:type="dxa"/>
+          </w:tblCellMar>
+        </w:tblPrEx>
+        <w:tc>
+          <w:tcPr>
+            <w:tcW w:w="4500" w:type="dxa"/>
+            <w:tcMar>
+              <w:top w:w="100" w:type="dxa"/>
+              <w:left w:w="140" w:type="dxa"/>
+              <w:bottom w:w="100" w:type="dxa"/>
+              <w:right w:w="140" w:type="dxa"/>
+            </w:tcMar>
+          </w:tcPr>
+          <w:p>
+            <w:pPr>
+              <w:spacing w:before="80" w:after="40"/>
+              <w:ind w:left="360"/>
+              <w:jc w:val="both"/>
+              <w:rPr>
+                <w:rFonts w:asciiTheme="majorHAnsi" w:hAnsiTheme="majorHAnsi" w:cstheme="majorHAnsi"/>
+                <w:color w:val="000000" w:themeColor="text1"/>
+                <w:sz w:val="26"/>
+                <w:szCs w:val="26"/>
+              </w:rPr>
+            </w:pPr>
+            <w:r>
+              <w:rPr>
+                <w:rFonts w:asciiTheme="majorHAnsi" w:eastAsia="Arial" w:hAnsiTheme="majorHAnsi" w:cstheme="majorHAnsi"/>
+                <w:b/>
+                <w:bCs/>
+                <w:color w:val="000000" w:themeColor="text1"/>
+                <w:sz w:val="26"/>
+                <w:szCs w:val="26"/>
+              </w:rPr>
+              <w:t>ƯU ĐIỂM</w:t>
+            </w:r>
+          </w:p>
+          <w:p>
+            <w:pPr>
+              <w:pStyle w:val="ListParagraph"/>
+              <w:numPr>
+                <w:ilvl w:val="0"/>
+                <w:numId w:val="10"/>
+              </w:numPr>
+              <w:spacing w:before="30" w:after="30"/>
+              <w:ind w:left="312"/>
+              <w:jc w:val="both"/>
+              <w:rPr>
+                <w:rFonts w:asciiTheme="majorHAnsi" w:hAnsiTheme="majorHAnsi" w:cstheme="majorHAnsi"/>
+                <w:color w:val="000000" w:themeColor="text1"/>
+                <w:sz w:val="26"/>
+                <w:szCs w:val="26"/>
+              </w:rPr>
+            </w:pPr>
+            <w:r>
+              <w:rPr>
+                <w:rFonts w:asciiTheme="majorHAnsi" w:eastAsia="Arial" w:hAnsiTheme="majorHAnsi" w:cstheme="majorHAnsi"/>
+                <w:color w:val="000000" w:themeColor="text1"/>
+                <w:sz w:val="26"/>
+                <w:szCs w:val="26"/>
+              </w:rPr>
+              <w:t>End-to-end pipeline hoàn chỉnh, 1 framework duy nhất</w:t>
+            </w:r>
+          </w:p>
+          <w:p>
+            <w:pPr>
+              <w:pStyle w:val="ListParagraph"/>
+              <w:numPr>
+                <w:ilvl w:val="0"/>
+                <w:numId w:val="10"/>
+              </w:numPr>
+              <w:spacing w:before="30" w:after="30"/>
+              <w:ind w:left="312"/>
+              <w:jc w:val="both"/>
+              <w:rPr>
+                <w:rFonts w:asciiTheme="majorHAnsi" w:hAnsiTheme="majorHAnsi" w:cstheme="majorHAnsi"/>
+                <w:color w:val="000000" w:themeColor="text1"/>
+                <w:sz w:val="26"/>
+                <w:szCs w:val="26"/>
+              </w:rPr>
+            </w:pPr>
+            <w:r>
+              <w:rPr>
+                <w:rFonts w:asciiTheme="majorHAnsi" w:eastAsia="Arial" w:hAnsiTheme="majorHAnsi" w:cstheme="majorHAnsi"/>
+                <w:color w:val="000000" w:themeColor="text1"/>
+                <w:sz w:val="26"/>
+                <w:szCs w:val="26"/>
+              </w:rPr>
+              <w:t>Tốc độ xuất sắc: ~15ms/page GPU (Nvidia T4), ~80ms CPU</w:t>
+            </w:r>
+          </w:p>
+          <w:p>
+            <w:pPr>
+              <w:pStyle w:val="ListParagraph"/>
+              <w:numPr>
+                <w:ilvl w:val="0"/>
+                <w:numId w:val="10"/>
+              </w:numPr>
+              <w:spacing w:before="30" w:after="30"/>
+              <w:ind w:left="312"/>
+              <w:jc w:val="both"/>
+              <w:rPr>
+                <w:rFonts w:asciiTheme="majorHAnsi" w:hAnsiTheme="majorHAnsi" w:cstheme="majorHAnsi"/>
+                <w:color w:val="000000" w:themeColor="text1"/>
+                <w:sz w:val="26"/>
+                <w:szCs w:val="26"/>
+              </w:rPr>
+            </w:pPr>
+            <w:r>
+              <w:rPr>
+                <w:rFonts w:asciiTheme="majorHAnsi" w:eastAsia="Arial" w:hAnsiTheme="majorHAnsi" w:cstheme="majorHAnsi"/>
+                <w:color w:val="000000" w:themeColor="text1"/>
+                <w:sz w:val="26"/>
+                <w:szCs w:val="26"/>
+              </w:rPr>
+              <w:t>Bounding Box polygon-level, character-level tùy chọn</w:t>
+            </w:r>
+          </w:p>
+          <w:p>
+            <w:pPr>
+              <w:pStyle w:val="ListParagraph"/>
+              <w:numPr>
+                <w:ilvl w:val="0"/>
+                <w:numId w:val="10"/>
+              </w:numPr>
+              <w:spacing w:before="30" w:after="30"/>
+              <w:ind w:left="312"/>
+              <w:jc w:val="both"/>
+              <w:rPr>
+                <w:rFonts w:asciiTheme="majorHAnsi" w:hAnsiTheme="majorHAnsi" w:cstheme="majorHAnsi"/>
+                <w:color w:val="000000" w:themeColor="text1"/>
+                <w:sz w:val="26"/>
+                <w:szCs w:val="26"/>
+              </w:rPr>
+            </w:pPr>
+            <w:r>
+              <w:rPr>
+                <w:rFonts w:asciiTheme="majorHAnsi" w:eastAsia="Arial" w:hAnsiTheme="majorHAnsi" w:cstheme="majorHAnsi"/>
+                <w:color w:val="000000" w:themeColor="text1"/>
+                <w:sz w:val="26"/>
+                <w:szCs w:val="26"/>
+              </w:rPr>
+              <w:t>Docker image chính thức, K8S Helm chart có sẵn</w:t>
+            </w:r>
+          </w:p>
+          <w:p>
+            <w:pPr>
+              <w:pStyle w:val="ListParagraph"/>
+              <w:numPr>
+                <w:ilvl w:val="0"/>
+                <w:numId w:val="10"/>
+              </w:numPr>
+              <w:spacing w:before="30" w:after="30"/>
+              <w:ind w:left="312"/>
+              <w:jc w:val="both"/>
+              <w:rPr>
+                <w:rFonts w:asciiTheme="majorHAnsi" w:hAnsiTheme="majorHAnsi" w:cstheme="majorHAnsi"/>
+                <w:color w:val="000000" w:themeColor="text1"/>
+                <w:sz w:val="26"/>
+                <w:szCs w:val="26"/>
+              </w:rPr>
+            </w:pPr>
+            <w:r>
+              <w:rPr>
+                <w:rFonts w:asciiTheme="majorHAnsi" w:eastAsia="Arial" w:hAnsiTheme="majorHAnsi" w:cstheme="majorHAnsi"/>
+                <w:color w:val="000000" w:themeColor="text1"/>
+                <w:sz w:val="26"/>
+                <w:szCs w:val="26"/>
+              </w:rPr>
+              <w:t>Pretrained VI model, fine-tune đơn giản trên dữ liệu nội bộ</w:t>
+            </w:r>
+          </w:p>
+          <w:p>
+            <w:pPr>
+              <w:pStyle w:val="ListParagraph"/>
+              <w:numPr>
+                <w:ilvl w:val="0"/>
+                <w:numId w:val="10"/>
+              </w:numPr>
+              <w:spacing w:before="30" w:after="30"/>
+              <w:ind w:left="312"/>
+              <w:jc w:val="both"/>
+              <w:rPr>
+                <w:rFonts w:asciiTheme="majorHAnsi" w:hAnsiTheme="majorHAnsi" w:cstheme="majorHAnsi"/>
+                <w:color w:val="000000" w:themeColor="text1"/>
+                <w:sz w:val="26"/>
+                <w:szCs w:val="26"/>
+              </w:rPr>
+            </w:pPr>
+            <w:r>
+              <w:rPr>
+                <w:rFonts w:asciiTheme="majorHAnsi" w:eastAsia="Arial" w:hAnsiTheme="majorHAnsi" w:cstheme="majorHAnsi"/>
+                <w:color w:val="000000" w:themeColor="text1"/>
+                <w:sz w:val="26"/>
+                <w:szCs w:val="26"/>
+              </w:rPr>
+              <w:t>License Apache 2.0 – dùng thương mại tự do</w:t>
+            </w:r>
+          </w:p>
+          <w:p>
+            <w:pPr>
+              <w:pStyle w:val="ListParagraph"/>
+              <w:numPr>
+                <w:ilvl w:val="0"/>
+                <w:numId w:val="10"/>
+              </w:numPr>
+              <w:spacing w:before="30" w:after="30"/>
+              <w:ind w:left="312"/>
+              <w:jc w:val="both"/>
+              <w:rPr>
+                <w:rFonts w:asciiTheme="majorHAnsi" w:hAnsiTheme="majorHAnsi" w:cstheme="majorHAnsi"/>
+                <w:color w:val="000000" w:themeColor="text1"/>
+                <w:sz w:val="26"/>
+                <w:szCs w:val="26"/>
+              </w:rPr>
+            </w:pPr>
+            <w:r>
+              <w:rPr>
+                <w:rFonts w:asciiTheme="majorHAnsi" w:eastAsia="Arial" w:hAnsiTheme="majorHAnsi" w:cstheme="majorHAnsi"/>
+                <w:color w:val="000000" w:themeColor="text1"/>
+                <w:sz w:val="26"/>
+                <w:szCs w:val="26"/>
+              </w:rPr>
+              <w:t>Cộng đồng lớn, tài liệu phong phú, PaddlePaddle ecosystem</w:t>
+            </w:r>
+          </w:p>
+          <w:p>
+            <w:pPr>
+              <w:pStyle w:val="ListParagraph"/>
+              <w:numPr>
+                <w:ilvl w:val="0"/>
+                <w:numId w:val="10"/>
+              </w:numPr>
+              <w:spacing w:before="30" w:after="30"/>
+              <w:ind w:left="312"/>
+              <w:jc w:val="both"/>
+              <w:rPr>
+                <w:rFonts w:asciiTheme="majorHAnsi" w:hAnsiTheme="majorHAnsi" w:cstheme="majorHAnsi"/>
+                <w:color w:val="000000" w:themeColor="text1"/>
+                <w:sz w:val="26"/>
+                <w:szCs w:val="26"/>
+              </w:rPr>
+            </w:pPr>
+            <w:r>
+              <w:rPr>
+                <w:rFonts w:asciiTheme="majorHAnsi" w:eastAsia="Arial" w:hAnsiTheme="majorHAnsi" w:cstheme="majorHAnsi"/>
+                <w:color w:val="000000" w:themeColor="text1"/>
+                <w:sz w:val="26"/>
+                <w:szCs w:val="26"/>
+              </w:rPr>
+              <w:t>PP-StructureV2 tích hợp: layout + table extraction</w:t>
+            </w:r>
+          </w:p>
+        </w:tc>
+        <w:tc>
+          <w:tcPr>
+            <w:tcW w:w="4860" w:type="dxa"/>
+            <w:tcMar>
+              <w:top w:w="100" w:type="dxa"/>
+              <w:left w:w="140" w:type="dxa"/>
+              <w:bottom w:w="100" w:type="dxa"/>
+              <w:right w:w="140" w:type="dxa"/>
+            </w:tcMar>
+          </w:tcPr>
+          <w:p>
+            <w:pPr>
+              <w:spacing w:before="80" w:after="40"/>
+              <w:jc w:val="both"/>
+              <w:rPr>
+                <w:rFonts w:asciiTheme="majorHAnsi" w:hAnsiTheme="majorHAnsi" w:cstheme="majorHAnsi"/>
+                <w:color w:val="000000" w:themeColor="text1"/>
+                <w:sz w:val="26"/>
+                <w:szCs w:val="26"/>
+              </w:rPr>
+            </w:pPr>
+            <w:r>
+              <w:rPr>
+                <w:rFonts w:asciiTheme="majorHAnsi" w:eastAsia="Arial" w:hAnsiTheme="majorHAnsi" w:cstheme="majorHAnsi"/>
+                <w:b/>
+                <w:bCs/>
+                <w:color w:val="000000" w:themeColor="text1"/>
+                <w:sz w:val="26"/>
+                <w:szCs w:val="26"/>
+              </w:rPr>
+              <w:t>NHƯỢC ĐIỂM</w:t>
+            </w:r>
+          </w:p>
+          <w:p>
+            <w:pPr>
+              <w:pStyle w:val="ListParagraph"/>
+              <w:numPr>
+                <w:ilvl w:val="0"/>
+                <w:numId w:val="11"/>
+              </w:numPr>
+              <w:spacing w:before="30" w:after="30"/>
+              <w:ind w:left="305"/>
+              <w:jc w:val="both"/>
+              <w:rPr>
+                <w:rFonts w:asciiTheme="majorHAnsi" w:hAnsiTheme="majorHAnsi" w:cstheme="majorHAnsi"/>
+                <w:color w:val="000000" w:themeColor="text1"/>
+                <w:sz w:val="26"/>
+                <w:szCs w:val="26"/>
+              </w:rPr>
+            </w:pPr>
+            <w:r>
+              <w:rPr>
+                <w:rFonts w:asciiTheme="majorHAnsi" w:eastAsia="Arial" w:hAnsiTheme="majorHAnsi" w:cstheme="majorHAnsi"/>
+                <w:color w:val="000000" w:themeColor="text1"/>
+                <w:sz w:val="26"/>
+                <w:szCs w:val="26"/>
+              </w:rPr>
+              <w:t>Phụ thuộc PaddlePaddle framework (không phải PyTorch native – phổ biến hơn)</w:t>
+            </w:r>
+          </w:p>
+          <w:p>
+            <w:pPr>
+              <w:pStyle w:val="ListParagraph"/>
+              <w:numPr>
+                <w:ilvl w:val="0"/>
+                <w:numId w:val="11"/>
+              </w:numPr>
+              <w:spacing w:before="30" w:after="30"/>
+              <w:ind w:left="305"/>
+              <w:jc w:val="both"/>
+              <w:rPr>
+                <w:rFonts w:asciiTheme="majorHAnsi" w:hAnsiTheme="majorHAnsi" w:cstheme="majorHAnsi"/>
+                <w:color w:val="000000" w:themeColor="text1"/>
+                <w:sz w:val="26"/>
+                <w:szCs w:val="26"/>
+              </w:rPr>
+            </w:pPr>
+            <w:r>
+              <w:rPr>
+                <w:rFonts w:asciiTheme="majorHAnsi" w:eastAsia="Arial" w:hAnsiTheme="majorHAnsi" w:cstheme="majorHAnsi"/>
+                <w:color w:val="000000" w:themeColor="text1"/>
+                <w:sz w:val="26"/>
+                <w:szCs w:val="26"/>
+              </w:rPr>
+              <w:t>Handwriting performance yếu hơn TrOCR đáng kể</w:t>
+            </w:r>
+          </w:p>
+          <w:p>
+            <w:pPr>
+              <w:pStyle w:val="ListParagraph"/>
+              <w:numPr>
+                <w:ilvl w:val="0"/>
+                <w:numId w:val="11"/>
+              </w:numPr>
+              <w:spacing w:before="30" w:after="30"/>
+              <w:ind w:left="305"/>
+              <w:jc w:val="both"/>
+              <w:rPr>
+                <w:rFonts w:asciiTheme="majorHAnsi" w:hAnsiTheme="majorHAnsi" w:cstheme="majorHAnsi"/>
+                <w:color w:val="000000" w:themeColor="text1"/>
+                <w:sz w:val="26"/>
+                <w:szCs w:val="26"/>
+              </w:rPr>
+            </w:pPr>
+            <w:r>
+              <w:rPr>
+                <w:rFonts w:asciiTheme="majorHAnsi" w:eastAsia="Arial" w:hAnsiTheme="majorHAnsi" w:cstheme="majorHAnsi"/>
+                <w:color w:val="000000" w:themeColor="text1"/>
+                <w:sz w:val="26"/>
+                <w:szCs w:val="26"/>
+              </w:rPr>
+              <w:t>SVTR-LCNet có thể miss ký tự hiếm trong văn bản cũ/mục nát</w:t>
+            </w:r>
+          </w:p>
+          <w:p>
+            <w:pPr>
+              <w:pStyle w:val="ListParagraph"/>
+              <w:numPr>
+                <w:ilvl w:val="0"/>
+                <w:numId w:val="11"/>
+              </w:numPr>
+              <w:spacing w:before="30" w:after="30"/>
+              <w:ind w:left="305"/>
+              <w:jc w:val="both"/>
+              <w:rPr>
+                <w:rFonts w:asciiTheme="majorHAnsi" w:hAnsiTheme="majorHAnsi" w:cstheme="majorHAnsi"/>
+                <w:color w:val="000000" w:themeColor="text1"/>
+                <w:sz w:val="26"/>
+                <w:szCs w:val="26"/>
+              </w:rPr>
+            </w:pPr>
+            <w:r>
+              <w:rPr>
+                <w:rFonts w:asciiTheme="majorHAnsi" w:eastAsia="Arial" w:hAnsiTheme="majorHAnsi" w:cstheme="majorHAnsi"/>
+                <w:color w:val="000000" w:themeColor="text1"/>
+                <w:sz w:val="26"/>
+                <w:szCs w:val="26"/>
+              </w:rPr>
+              <w:t>Model lớn nhất (PP-OCRv4-server) cần GPU 4GB+</w:t>
+            </w:r>
+          </w:p>
+          <w:p>
+            <w:pPr>
+              <w:pStyle w:val="ListParagraph"/>
+              <w:numPr>
+                <w:ilvl w:val="0"/>
+                <w:numId w:val="11"/>
+              </w:numPr>
+              <w:spacing w:before="30" w:after="30"/>
+              <w:ind w:left="305"/>
+              <w:jc w:val="both"/>
+              <w:rPr>
+                <w:rFonts w:asciiTheme="majorHAnsi" w:hAnsiTheme="majorHAnsi" w:cstheme="majorHAnsi"/>
+                <w:color w:val="000000" w:themeColor="text1"/>
+                <w:sz w:val="26"/>
+                <w:szCs w:val="26"/>
+              </w:rPr>
+            </w:pPr>
+            <w:r>
+              <w:rPr>
+                <w:rFonts w:asciiTheme="majorHAnsi" w:eastAsia="Arial" w:hAnsiTheme="majorHAnsi" w:cstheme="majorHAnsi"/>
+                <w:color w:val="000000" w:themeColor="text1"/>
+                <w:sz w:val="26"/>
+                <w:szCs w:val="26"/>
+              </w:rPr>
+              <w:t>Export ONNX đôi khi cần patch thủ công</w:t>
+            </w:r>
+          </w:p>
+        </w:tc>
+      </w:tr>
+    </w:tbl>
+    <w:p>
+      <w:pPr>
+        <w:pStyle w:val="Heading3"/>
+        <w:jc w:val="both"/>
+        <w:rPr>
+          <w:rFonts w:asciiTheme="majorHAnsi" w:hAnsiTheme="majorHAnsi" w:cstheme="majorHAnsi"/>
+          <w:color w:val="000000" w:themeColor="text1"/>
+          <w:sz w:val="26"/>
+          <w:szCs w:val="26"/>
+        </w:rPr>
+      </w:pPr>
+      <w:r>
+        <w:rPr>
+          <w:rFonts w:asciiTheme="majorHAnsi" w:eastAsia="Arial" w:hAnsiTheme="majorHAnsi" w:cstheme="majorHAnsi"/>
+          <w:b/>
+          <w:bCs/>
+          <w:color w:val="000000" w:themeColor="text1"/>
+          <w:sz w:val="26"/>
+          <w:szCs w:val="26"/>
+        </w:rPr>
+        <w:t>Số liệu Hiệu năng Tham khảo</w:t>
+      </w:r>
+    </w:p>
+    <w:tbl>
+      <w:tblPr>
+        <w:tblW w:w="9360" w:type="dxa"/>
+        <w:tblBorders>
+          <w:top w:val="single" w:sz="4" w:space="0" w:color="auto"/>
+          <w:left w:val="single" w:sz="4" w:space="0" w:color="auto"/>
+          <w:bottom w:val="single" w:sz="4" w:space="0" w:color="auto"/>
+          <w:right w:val="single" w:sz="4" w:space="0" w:color="auto"/>
+          <w:insideH w:val="single" w:sz="4" w:space="0" w:color="auto"/>
+          <w:insideV w:val="single" w:sz="4" w:space="0" w:color="auto"/>
+        </w:tblBorders>
+        <w:tblCellMar>
+          <w:left w:w="10" w:type="dxa"/>
+          <w:right w:w="10" w:type="dxa"/>
+        </w:tblCellMar>
+        <w:tblLook w:val="04A0" w:firstRow="1" w:lastRow="0" w:firstColumn="1" w:lastColumn="0" w:noHBand="0" w:noVBand="1"/>
+      </w:tblPr>
+      <w:tblGrid>
+        <w:gridCol w:w="2500"/>
+        <w:gridCol w:w="2200"/>
+        <w:gridCol w:w="2200"/>
+        <w:gridCol w:w="2460"/>
+      </w:tblGrid>
+      <w:tr>
+        <w:tblPrEx>
+          <w:tblCellMar>
+            <w:top w:w="0" w:type="dxa"/>
+            <w:bottom w:w="0" w:type="dxa"/>
+          </w:tblCellMar>
+        </w:tblPrEx>
+        <w:tc>
+          <w:tcPr>
+            <w:tcW w:w="2500" w:type="dxa"/>
+            <w:tcBorders>
+              <w:top w:val="single" w:sz="1" w:space="0" w:color="1B3A6B"/>
+              <w:left w:val="single" w:sz="1" w:space="0" w:color="1B3A6B"/>
+              <w:bottom w:val="single" w:sz="1" w:space="0" w:color="1B3A6B"/>
+              <w:right w:val="single" w:sz="1" w:space="0" w:color="1B3A6B"/>
+            </w:tcBorders>
+            <w:tcMar>
+              <w:top w:w="80" w:type="dxa"/>
+              <w:left w:w="120" w:type="dxa"/>
+              <w:bottom w:w="80" w:type="dxa"/>
+              <w:right w:w="120" w:type="dxa"/>
+            </w:tcMar>
+          </w:tcPr>
+          <w:p>
+            <w:pPr>
+              <w:jc w:val="both"/>
+              <w:rPr>
+                <w:rFonts w:asciiTheme="majorHAnsi" w:hAnsiTheme="majorHAnsi" w:cstheme="majorHAnsi"/>
+                <w:color w:val="000000" w:themeColor="text1"/>
+                <w:sz w:val="26"/>
+                <w:szCs w:val="26"/>
+              </w:rPr>
+            </w:pPr>
+            <w:r>
+              <w:rPr>
+                <w:rFonts w:asciiTheme="majorHAnsi" w:eastAsia="Arial" w:hAnsiTheme="majorHAnsi" w:cstheme="majorHAnsi"/>
+                <w:b/>
+                <w:bCs/>
+                <w:color w:val="000000" w:themeColor="text1"/>
+                <w:sz w:val="26"/>
+                <w:szCs w:val="26"/>
+              </w:rPr>
+              <w:t>Benchmark / Dataset</w:t>
+            </w:r>
+          </w:p>
+        </w:tc>
+        <w:tc>
+          <w:tcPr>
+            <w:tcW w:w="2200" w:type="dxa"/>
+            <w:tcBorders>
+              <w:top w:val="single" w:sz="1" w:space="0" w:color="1B3A6B"/>
+              <w:left w:val="single" w:sz="1" w:space="0" w:color="1B3A6B"/>
+              <w:bottom w:val="single" w:sz="1" w:space="0" w:color="1B3A6B"/>
+              <w:right w:val="single" w:sz="1" w:space="0" w:color="1B3A6B"/>
+            </w:tcBorders>
+            <w:tcMar>
+              <w:top w:w="80" w:type="dxa"/>
+              <w:left w:w="120" w:type="dxa"/>
+              <w:bottom w:w="80" w:type="dxa"/>
+              <w:right w:w="120" w:type="dxa"/>
+            </w:tcMar>
+          </w:tcPr>
+          <w:p>
+            <w:pPr>
+              <w:jc w:val="both"/>
+              <w:rPr>
+                <w:rFonts w:asciiTheme="majorHAnsi" w:hAnsiTheme="majorHAnsi" w:cstheme="majorHAnsi"/>
+                <w:color w:val="000000" w:themeColor="text1"/>
+                <w:sz w:val="26"/>
+                <w:szCs w:val="26"/>
+              </w:rPr>
+            </w:pPr>
+            <w:r>
+              <w:rPr>
+                <w:rFonts w:asciiTheme="majorHAnsi" w:eastAsia="Arial" w:hAnsiTheme="majorHAnsi" w:cstheme="majorHAnsi"/>
+                <w:b/>
+                <w:bCs/>
+                <w:color w:val="000000" w:themeColor="text1"/>
+                <w:sz w:val="26"/>
+                <w:szCs w:val="26"/>
+              </w:rPr>
+              <w:t>Accuracy</w:t>
+            </w:r>
+          </w:p>
+        </w:tc>
+        <w:tc>
+          <w:tcPr>
+            <w:tcW w:w="2200" w:type="dxa"/>
+            <w:tcBorders>
+              <w:top w:val="single" w:sz="1" w:space="0" w:color="1B3A6B"/>
+              <w:left w:val="single" w:sz="1" w:space="0" w:color="1B3A6B"/>
+              <w:bottom w:val="single" w:sz="1" w:space="0" w:color="1B3A6B"/>
+              <w:right w:val="single" w:sz="1" w:space="0" w:color="1B3A6B"/>
+            </w:tcBorders>
+            <w:tcMar>
+              <w:top w:w="80" w:type="dxa"/>
+              <w:left w:w="120" w:type="dxa"/>
+              <w:bottom w:w="80" w:type="dxa"/>
+              <w:right w:w="120" w:type="dxa"/>
+            </w:tcMar>
+          </w:tcPr>
+          <w:p>
+            <w:pPr>
+              <w:jc w:val="both"/>
+              <w:rPr>
+                <w:rFonts w:asciiTheme="majorHAnsi" w:hAnsiTheme="majorHAnsi" w:cstheme="majorHAnsi"/>
+                <w:color w:val="000000" w:themeColor="text1"/>
+                <w:sz w:val="26"/>
+                <w:szCs w:val="26"/>
+              </w:rPr>
+            </w:pPr>
+            <w:r>
+              <w:rPr>
+                <w:rFonts w:asciiTheme="majorHAnsi" w:eastAsia="Arial" w:hAnsiTheme="majorHAnsi" w:cstheme="majorHAnsi"/>
+                <w:b/>
+                <w:bCs/>
+                <w:color w:val="000000" w:themeColor="text1"/>
+                <w:sz w:val="26"/>
+                <w:szCs w:val="26"/>
+              </w:rPr>
+              <w:t>Speed (GPU)</w:t>
+            </w:r>
+          </w:p>
+        </w:tc>
+        <w:tc>
+          <w:tcPr>
+            <w:tcW w:w="2460" w:type="dxa"/>
+            <w:tcBorders>
+              <w:top w:val="single" w:sz="1" w:space="0" w:color="1B3A6B"/>
+              <w:left w:val="single" w:sz="1" w:space="0" w:color="1B3A6B"/>
+              <w:bottom w:val="single" w:sz="1" w:space="0" w:color="1B3A6B"/>
+              <w:right w:val="single" w:sz="1" w:space="0" w:color="1B3A6B"/>
+            </w:tcBorders>
+            <w:tcMar>
+              <w:top w:w="80" w:type="dxa"/>
+              <w:left w:w="120" w:type="dxa"/>
+              <w:bottom w:w="80" w:type="dxa"/>
+              <w:right w:w="120" w:type="dxa"/>
+            </w:tcMar>
+          </w:tcPr>
+          <w:p>
+            <w:pPr>
+              <w:jc w:val="both"/>
+              <w:rPr>
+                <w:rFonts w:asciiTheme="majorHAnsi" w:hAnsiTheme="majorHAnsi" w:cstheme="majorHAnsi"/>
+                <w:color w:val="000000" w:themeColor="text1"/>
+                <w:sz w:val="26"/>
+                <w:szCs w:val="26"/>
+              </w:rPr>
+            </w:pPr>
+            <w:r>
+              <w:rPr>
+                <w:rFonts w:asciiTheme="majorHAnsi" w:eastAsia="Arial" w:hAnsiTheme="majorHAnsi" w:cstheme="majorHAnsi"/>
+                <w:b/>
+                <w:bCs/>
+                <w:color w:val="000000" w:themeColor="text1"/>
+                <w:sz w:val="26"/>
+                <w:szCs w:val="26"/>
+              </w:rPr>
+              <w:t>Speed (CPU)</w:t>
+            </w:r>
+          </w:p>
+        </w:tc>
+      </w:tr>
+      <w:tr>
+        <w:tblPrEx>
+          <w:tblCellMar>
+            <w:top w:w="0" w:type="dxa"/>
+            <w:bottom w:w="0" w:type="dxa"/>
+          </w:tblCellMar>
+        </w:tblPrEx>
+        <w:tc>
+          <w:tcPr>
+            <w:tcW w:w="2500" w:type="dxa"/>
+            <w:tcBorders>
+              <w:top w:val="single" w:sz="1" w:space="0" w:color="D9D9D9"/>
+              <w:left w:val="single" w:sz="1" w:space="0" w:color="D9D9D9"/>
+              <w:bottom w:val="single" w:sz="1" w:space="0" w:color="D9D9D9"/>
+              <w:right w:val="single" w:sz="1" w:space="0" w:color="D9D9D9"/>
+            </w:tcBorders>
+            <w:tcMar>
+              <w:top w:w="80" w:type="dxa"/>
+              <w:left w:w="120" w:type="dxa"/>
+              <w:bottom w:w="80" w:type="dxa"/>
+              <w:right w:w="120" w:type="dxa"/>
+            </w:tcMar>
+          </w:tcPr>
+          <w:p>
+            <w:pPr>
+              <w:jc w:val="both"/>
+              <w:rPr>
+                <w:rFonts w:asciiTheme="majorHAnsi" w:hAnsiTheme="majorHAnsi" w:cstheme="majorHAnsi"/>
+                <w:color w:val="000000" w:themeColor="text1"/>
+                <w:sz w:val="26"/>
+                <w:szCs w:val="26"/>
+              </w:rPr>
+            </w:pPr>
+            <w:r>
+              <w:rPr>
+                <w:rFonts w:asciiTheme="majorHAnsi" w:eastAsia="Arial" w:hAnsiTheme="majorHAnsi" w:cstheme="majorHAnsi"/>
+                <w:color w:val="000000" w:themeColor="text1"/>
+                <w:sz w:val="26"/>
+                <w:szCs w:val="26"/>
+              </w:rPr>
+              <w:t>UIT-HCMUS Vietnamese OCR</w:t>
+            </w:r>
+          </w:p>
+        </w:tc>
+        <w:tc>
+          <w:tcPr>
+            <w:tcW w:w="2200" w:type="dxa"/>
+            <w:tcBorders>
+              <w:top w:val="single" w:sz="1" w:space="0" w:color="D9D9D9"/>
+              <w:left w:val="single" w:sz="1" w:space="0" w:color="D9D9D9"/>
+              <w:bottom w:val="single" w:sz="1" w:space="0" w:color="D9D9D9"/>
+              <w:right w:val="single" w:sz="1" w:space="0" w:color="D9D9D9"/>
+            </w:tcBorders>
+            <w:tcMar>
+              <w:top w:w="80" w:type="dxa"/>
+              <w:left w:w="120" w:type="dxa"/>
+              <w:bottom w:w="80" w:type="dxa"/>
+              <w:right w:w="120" w:type="dxa"/>
+            </w:tcMar>
+          </w:tcPr>
+          <w:p>
+            <w:pPr>
+              <w:jc w:val="both"/>
+              <w:rPr>
+                <w:rFonts w:asciiTheme="majorHAnsi" w:hAnsiTheme="majorHAnsi" w:cstheme="majorHAnsi"/>
+                <w:color w:val="000000" w:themeColor="text1"/>
+                <w:sz w:val="26"/>
+                <w:szCs w:val="26"/>
+              </w:rPr>
+            </w:pPr>
+            <w:r>
+              <w:rPr>
+                <w:rFonts w:asciiTheme="majorHAnsi" w:eastAsia="Arial" w:hAnsiTheme="majorHAnsi" w:cstheme="majorHAnsi"/>
+                <w:color w:val="000000" w:themeColor="text1"/>
+                <w:sz w:val="26"/>
+                <w:szCs w:val="26"/>
+              </w:rPr>
+              <w:t>98.7% CER</w:t>
+            </w:r>
+          </w:p>
+        </w:tc>
+        <w:tc>
+          <w:tcPr>
+            <w:tcW w:w="2200" w:type="dxa"/>
+            <w:tcBorders>
+              <w:top w:val="single" w:sz="1" w:space="0" w:color="D9D9D9"/>
+              <w:left w:val="single" w:sz="1" w:space="0" w:color="D9D9D9"/>
+              <w:bottom w:val="single" w:sz="1" w:space="0" w:color="D9D9D9"/>
+              <w:right w:val="single" w:sz="1" w:space="0" w:color="D9D9D9"/>
+            </w:tcBorders>
+            <w:tcMar>
+              <w:top w:w="80" w:type="dxa"/>
+              <w:left w:w="120" w:type="dxa"/>
+              <w:bottom w:w="80" w:type="dxa"/>
+              <w:right w:w="120" w:type="dxa"/>
+            </w:tcMar>
+          </w:tcPr>
+          <w:p>
+            <w:pPr>
+              <w:jc w:val="both"/>
+              <w:rPr>
+                <w:rFonts w:asciiTheme="majorHAnsi" w:hAnsiTheme="majorHAnsi" w:cstheme="majorHAnsi"/>
+                <w:color w:val="000000" w:themeColor="text1"/>
+                <w:sz w:val="26"/>
+                <w:szCs w:val="26"/>
+              </w:rPr>
+            </w:pPr>
+            <w:r>
+              <w:rPr>
+                <w:rFonts w:asciiTheme="majorHAnsi" w:eastAsia="Arial" w:hAnsiTheme="majorHAnsi" w:cstheme="majorHAnsi"/>
+                <w:color w:val="000000" w:themeColor="text1"/>
+                <w:sz w:val="26"/>
+                <w:szCs w:val="26"/>
+              </w:rPr>
+              <w:t>~15ms/page</w:t>
+            </w:r>
+          </w:p>
+        </w:tc>
+        <w:tc>
+          <w:tcPr>
+            <w:tcW w:w="2460" w:type="dxa"/>
+            <w:tcBorders>
+              <w:top w:val="single" w:sz="1" w:space="0" w:color="D9D9D9"/>
+              <w:left w:val="single" w:sz="1" w:space="0" w:color="D9D9D9"/>
+              <w:bottom w:val="single" w:sz="1" w:space="0" w:color="D9D9D9"/>
+              <w:right w:val="single" w:sz="1" w:space="0" w:color="D9D9D9"/>
+            </w:tcBorders>
+            <w:tcMar>
+              <w:top w:w="80" w:type="dxa"/>
+              <w:left w:w="120" w:type="dxa"/>
+              <w:bottom w:w="80" w:type="dxa"/>
+              <w:right w:w="120" w:type="dxa"/>
+            </w:tcMar>
+          </w:tcPr>
+          <w:p>
+            <w:pPr>
+              <w:jc w:val="both"/>
+              <w:rPr>
+                <w:rFonts w:asciiTheme="majorHAnsi" w:hAnsiTheme="majorHAnsi" w:cstheme="majorHAnsi"/>
+                <w:color w:val="000000" w:themeColor="text1"/>
+                <w:sz w:val="26"/>
+                <w:szCs w:val="26"/>
+              </w:rPr>
+            </w:pPr>
+            <w:r>
+              <w:rPr>
+                <w:rFonts w:asciiTheme="majorHAnsi" w:eastAsia="Arial" w:hAnsiTheme="majorHAnsi" w:cstheme="majorHAnsi"/>
+                <w:color w:val="000000" w:themeColor="text1"/>
+                <w:sz w:val="26"/>
+                <w:szCs w:val="26"/>
+              </w:rPr>
+              <w:t>~75ms/page</w:t>
+            </w:r>
+          </w:p>
+        </w:tc>
+      </w:tr>
+      <w:tr>
+        <w:tblPrEx>
+          <w:tblCellMar>
+            <w:top w:w="0" w:type="dxa"/>
+            <w:bottom w:w="0" w:type="dxa"/>
+          </w:tblCellMar>
+        </w:tblPrEx>
+        <w:tc>
+          <w:tcPr>
+            <w:tcW w:w="2500" w:type="dxa"/>
+            <w:tcBorders>
+              <w:top w:val="single" w:sz="1" w:space="0" w:color="D9D9D9"/>
+              <w:left w:val="single" w:sz="1" w:space="0" w:color="D9D9D9"/>
+              <w:bottom w:val="single" w:sz="1" w:space="0" w:color="D9D9D9"/>
+              <w:right w:val="single" w:sz="1" w:space="0" w:color="D9D9D9"/>
+            </w:tcBorders>
+            <w:tcMar>
+              <w:top w:w="80" w:type="dxa"/>
+              <w:left w:w="120" w:type="dxa"/>
+              <w:bottom w:w="80" w:type="dxa"/>
+              <w:right w:w="120" w:type="dxa"/>
+            </w:tcMar>
+          </w:tcPr>
+          <w:p>
+            <w:pPr>
+              <w:jc w:val="both"/>
+              <w:rPr>
+                <w:rFonts w:asciiTheme="majorHAnsi" w:hAnsiTheme="majorHAnsi" w:cstheme="majorHAnsi"/>
+                <w:color w:val="000000" w:themeColor="text1"/>
+                <w:sz w:val="26"/>
+                <w:szCs w:val="26"/>
+              </w:rPr>
+            </w:pPr>
+            <w:r>
+              <w:rPr>
+                <w:rFonts w:asciiTheme="majorHAnsi" w:eastAsia="Arial" w:hAnsiTheme="majorHAnsi" w:cstheme="majorHAnsi"/>
+                <w:color w:val="000000" w:themeColor="text1"/>
+                <w:sz w:val="26"/>
+                <w:szCs w:val="26"/>
+              </w:rPr>
+              <w:t>ICDAR 2019 MLT</w:t>
+            </w:r>
+          </w:p>
+        </w:tc>
+        <w:tc>
+          <w:tcPr>
+            <w:tcW w:w="2200" w:type="dxa"/>
+            <w:tcBorders>
+              <w:top w:val="single" w:sz="1" w:space="0" w:color="D9D9D9"/>
+              <w:left w:val="single" w:sz="1" w:space="0" w:color="D9D9D9"/>
+              <w:bottom w:val="single" w:sz="1" w:space="0" w:color="D9D9D9"/>
+              <w:right w:val="single" w:sz="1" w:space="0" w:color="D9D9D9"/>
+            </w:tcBorders>
+            <w:tcMar>
+              <w:top w:w="80" w:type="dxa"/>
+              <w:left w:w="120" w:type="dxa"/>
+              <w:bottom w:w="80" w:type="dxa"/>
+              <w:right w:w="120" w:type="dxa"/>
+            </w:tcMar>
+          </w:tcPr>
+          <w:p>
+            <w:pPr>
+              <w:jc w:val="both"/>
+              <w:rPr>
+                <w:rFonts w:asciiTheme="majorHAnsi" w:hAnsiTheme="majorHAnsi" w:cstheme="majorHAnsi"/>
+                <w:color w:val="000000" w:themeColor="text1"/>
+                <w:sz w:val="26"/>
+                <w:szCs w:val="26"/>
+              </w:rPr>
+            </w:pPr>
+            <w:r>
+              <w:rPr>
+                <w:rFonts w:asciiTheme="majorHAnsi" w:eastAsia="Arial" w:hAnsiTheme="majorHAnsi" w:cstheme="majorHAnsi"/>
+                <w:color w:val="000000" w:themeColor="text1"/>
+                <w:sz w:val="26"/>
+                <w:szCs w:val="26"/>
+              </w:rPr>
+              <w:t>82.3% F1 (detect)</w:t>
+            </w:r>
+          </w:p>
+        </w:tc>
+        <w:tc>
+          <w:tcPr>
+            <w:tcW w:w="2200" w:type="dxa"/>
+            <w:tcBorders>
+              <w:top w:val="single" w:sz="1" w:space="0" w:color="D9D9D9"/>
+              <w:left w:val="single" w:sz="1" w:space="0" w:color="D9D9D9"/>
+              <w:bottom w:val="single" w:sz="1" w:space="0" w:color="D9D9D9"/>
+              <w:right w:val="single" w:sz="1" w:space="0" w:color="D9D9D9"/>
+            </w:tcBorders>
+            <w:tcMar>
+              <w:top w:w="80" w:type="dxa"/>
+              <w:left w:w="120" w:type="dxa"/>
+              <w:bottom w:w="80" w:type="dxa"/>
+              <w:right w:w="120" w:type="dxa"/>
+            </w:tcMar>
+          </w:tcPr>
+          <w:p>
+            <w:pPr>
+              <w:jc w:val="both"/>
+              <w:rPr>
+                <w:rFonts w:asciiTheme="majorHAnsi" w:hAnsiTheme="majorHAnsi" w:cstheme="majorHAnsi"/>
+                <w:color w:val="000000" w:themeColor="text1"/>
+                <w:sz w:val="26"/>
+                <w:szCs w:val="26"/>
+              </w:rPr>
+            </w:pPr>
+            <w:r>
+              <w:rPr>
+                <w:rFonts w:asciiTheme="majorHAnsi" w:eastAsia="Arial" w:hAnsiTheme="majorHAnsi" w:cstheme="majorHAnsi"/>
+                <w:color w:val="000000" w:themeColor="text1"/>
+                <w:sz w:val="26"/>
+                <w:szCs w:val="26"/>
+              </w:rPr>
+              <w:t>~18ms/page</w:t>
+            </w:r>
+          </w:p>
+        </w:tc>
+        <w:tc>
+          <w:tcPr>
+            <w:tcW w:w="2460" w:type="dxa"/>
+            <w:tcBorders>
+              <w:top w:val="single" w:sz="1" w:space="0" w:color="D9D9D9"/>
+              <w:left w:val="single" w:sz="1" w:space="0" w:color="D9D9D9"/>
+              <w:bottom w:val="single" w:sz="1" w:space="0" w:color="D9D9D9"/>
+              <w:right w:val="single" w:sz="1" w:space="0" w:color="D9D9D9"/>
+            </w:tcBorders>
+            <w:tcMar>
+              <w:top w:w="80" w:type="dxa"/>
+              <w:left w:w="120" w:type="dxa"/>
+              <w:bottom w:w="80" w:type="dxa"/>
+              <w:right w:w="120" w:type="dxa"/>
+            </w:tcMar>
+          </w:tcPr>
+          <w:p>
+            <w:pPr>
+              <w:jc w:val="both"/>
+              <w:rPr>
+                <w:rFonts w:asciiTheme="majorHAnsi" w:hAnsiTheme="majorHAnsi" w:cstheme="majorHAnsi"/>
+                <w:color w:val="000000" w:themeColor="text1"/>
+                <w:sz w:val="26"/>
+                <w:szCs w:val="26"/>
+              </w:rPr>
+            </w:pPr>
+            <w:r>
+              <w:rPr>
+                <w:rFonts w:asciiTheme="majorHAnsi" w:eastAsia="Arial" w:hAnsiTheme="majorHAnsi" w:cstheme="majorHAnsi"/>
+                <w:color w:val="000000" w:themeColor="text1"/>
+                <w:sz w:val="26"/>
+                <w:szCs w:val="26"/>
+              </w:rPr>
+              <w:t>~90ms/page</w:t>
+            </w:r>
+          </w:p>
+        </w:tc>
+      </w:tr>
+      <w:tr>
+        <w:tblPrEx>
+          <w:tblCellMar>
+            <w:top w:w="0" w:type="dxa"/>
+            <w:bottom w:w="0" w:type="dxa"/>
+          </w:tblCellMar>
+        </w:tblPrEx>
+        <w:tc>
+          <w:tcPr>
+            <w:tcW w:w="2500" w:type="dxa"/>
+            <w:tcBorders>
+              <w:top w:val="single" w:sz="1" w:space="0" w:color="D9D9D9"/>
+              <w:left w:val="single" w:sz="1" w:space="0" w:color="D9D9D9"/>
+              <w:bottom w:val="single" w:sz="1" w:space="0" w:color="D9D9D9"/>
+              <w:right w:val="single" w:sz="1" w:space="0" w:color="D9D9D9"/>
+            </w:tcBorders>
+            <w:tcMar>
+              <w:top w:w="80" w:type="dxa"/>
+              <w:left w:w="120" w:type="dxa"/>
+              <w:bottom w:w="80" w:type="dxa"/>
+              <w:right w:w="120" w:type="dxa"/>
+            </w:tcMar>
+          </w:tcPr>
+          <w:p>
+            <w:pPr>
+              <w:jc w:val="both"/>
+              <w:rPr>
+                <w:rFonts w:asciiTheme="majorHAnsi" w:hAnsiTheme="majorHAnsi" w:cstheme="majorHAnsi"/>
+                <w:color w:val="000000" w:themeColor="text1"/>
+                <w:sz w:val="26"/>
+                <w:szCs w:val="26"/>
+              </w:rPr>
+            </w:pPr>
+            <w:r>
+              <w:rPr>
+                <w:rFonts w:asciiTheme="majorHAnsi" w:eastAsia="Arial" w:hAnsiTheme="majorHAnsi" w:cstheme="majorHAnsi"/>
+                <w:color w:val="000000" w:themeColor="text1"/>
+                <w:sz w:val="26"/>
+                <w:szCs w:val="26"/>
+              </w:rPr>
+              <w:t>PP-OCRv4 Server Model</w:t>
+            </w:r>
+          </w:p>
+        </w:tc>
+        <w:tc>
+          <w:tcPr>
+            <w:tcW w:w="2200" w:type="dxa"/>
+            <w:tcBorders>
+              <w:top w:val="single" w:sz="1" w:space="0" w:color="D9D9D9"/>
+              <w:left w:val="single" w:sz="1" w:space="0" w:color="D9D9D9"/>
+              <w:bottom w:val="single" w:sz="1" w:space="0" w:color="D9D9D9"/>
+              <w:right w:val="single" w:sz="1" w:space="0" w:color="D9D9D9"/>
+            </w:tcBorders>
+            <w:tcMar>
+              <w:top w:w="80" w:type="dxa"/>
+              <w:left w:w="120" w:type="dxa"/>
+              <w:bottom w:w="80" w:type="dxa"/>
+              <w:right w:w="120" w:type="dxa"/>
+            </w:tcMar>
+          </w:tcPr>
+          <w:p>
+            <w:pPr>
+              <w:jc w:val="both"/>
+              <w:rPr>
+                <w:rFonts w:asciiTheme="majorHAnsi" w:hAnsiTheme="majorHAnsi" w:cstheme="majorHAnsi"/>
+                <w:color w:val="000000" w:themeColor="text1"/>
+                <w:sz w:val="26"/>
+                <w:szCs w:val="26"/>
+              </w:rPr>
+            </w:pPr>
+            <w:r>
+              <w:rPr>
+                <w:rFonts w:asciiTheme="majorHAnsi" w:eastAsia="Arial" w:hAnsiTheme="majorHAnsi" w:cstheme="majorHAnsi"/>
+                <w:color w:val="000000" w:themeColor="text1"/>
+                <w:sz w:val="26"/>
+                <w:szCs w:val="26"/>
+              </w:rPr>
+              <w:t>~99%+ (print)</w:t>
+            </w:r>
+          </w:p>
+        </w:tc>
+        <w:tc>
+          <w:tcPr>
+            <w:tcW w:w="2200" w:type="dxa"/>
+            <w:tcBorders>
+              <w:top w:val="single" w:sz="1" w:space="0" w:color="D9D9D9"/>
+              <w:left w:val="single" w:sz="1" w:space="0" w:color="D9D9D9"/>
+              <w:bottom w:val="single" w:sz="1" w:space="0" w:color="D9D9D9"/>
+              <w:right w:val="single" w:sz="1" w:space="0" w:color="D9D9D9"/>
+            </w:tcBorders>
+            <w:tcMar>
+              <w:top w:w="80" w:type="dxa"/>
+              <w:left w:w="120" w:type="dxa"/>
+              <w:bottom w:w="80" w:type="dxa"/>
+              <w:right w:w="120" w:type="dxa"/>
+            </w:tcMar>
+          </w:tcPr>
+          <w:p>
+            <w:pPr>
+              <w:jc w:val="both"/>
+              <w:rPr>
+                <w:rFonts w:asciiTheme="majorHAnsi" w:hAnsiTheme="majorHAnsi" w:cstheme="majorHAnsi"/>
+                <w:color w:val="000000" w:themeColor="text1"/>
+                <w:sz w:val="26"/>
+                <w:szCs w:val="26"/>
+              </w:rPr>
+            </w:pPr>
+            <w:r>
+              <w:rPr>
+                <w:rFonts w:asciiTheme="majorHAnsi" w:eastAsia="Arial" w:hAnsiTheme="majorHAnsi" w:cstheme="majorHAnsi"/>
+                <w:color w:val="000000" w:themeColor="text1"/>
+                <w:sz w:val="26"/>
+                <w:szCs w:val="26"/>
+              </w:rPr>
+              <w:t>~12ms/page T4</w:t>
+            </w:r>
+          </w:p>
+        </w:tc>
+        <w:tc>
+          <w:tcPr>
+            <w:tcW w:w="2460" w:type="dxa"/>
+            <w:tcBorders>
+              <w:top w:val="single" w:sz="1" w:space="0" w:color="D9D9D9"/>
+              <w:left w:val="single" w:sz="1" w:space="0" w:color="D9D9D9"/>
+              <w:bottom w:val="single" w:sz="1" w:space="0" w:color="D9D9D9"/>
+              <w:right w:val="single" w:sz="1" w:space="0" w:color="D9D9D9"/>
+            </w:tcBorders>
+            <w:tcMar>
+              <w:top w:w="80" w:type="dxa"/>
+              <w:left w:w="120" w:type="dxa"/>
+              <w:bottom w:w="80" w:type="dxa"/>
+              <w:right w:w="120" w:type="dxa"/>
+            </w:tcMar>
+          </w:tcPr>
+          <w:p>
+            <w:pPr>
+              <w:jc w:val="both"/>
+              <w:rPr>
+                <w:rFonts w:asciiTheme="majorHAnsi" w:hAnsiTheme="majorHAnsi" w:cstheme="majorHAnsi"/>
+                <w:color w:val="000000" w:themeColor="text1"/>
+                <w:sz w:val="26"/>
+                <w:szCs w:val="26"/>
+              </w:rPr>
+            </w:pPr>
+            <w:r>
+              <w:rPr>
+                <w:rFonts w:asciiTheme="majorHAnsi" w:eastAsia="Arial" w:hAnsiTheme="majorHAnsi" w:cstheme="majorHAnsi"/>
+                <w:color w:val="000000" w:themeColor="text1"/>
+                <w:sz w:val="26"/>
+                <w:szCs w:val="26"/>
+              </w:rPr>
+              <w:t>~60ms/page</w:t>
+            </w:r>
+          </w:p>
+        </w:tc>
+      </w:tr>
+    </w:tbl>
+    <w:p>
+      <w:pPr>
+        <w:pStyle w:val="Heading3"/>
+        <w:jc w:val="both"/>
+        <w:rPr>
+          <w:rFonts w:asciiTheme="majorHAnsi" w:hAnsiTheme="majorHAnsi" w:cstheme="majorHAnsi"/>
+          <w:color w:val="000000" w:themeColor="text1"/>
+          <w:sz w:val="26"/>
+          <w:szCs w:val="26"/>
+        </w:rPr>
+      </w:pPr>
+      <w:r>
+        <w:rPr>
+          <w:rFonts w:asciiTheme="majorHAnsi" w:eastAsia="Arial" w:hAnsiTheme="majorHAnsi" w:cstheme="majorHAnsi"/>
+          <w:b/>
+          <w:bCs/>
+          <w:color w:val="000000" w:themeColor="text1"/>
+          <w:sz w:val="26"/>
+          <w:szCs w:val="26"/>
+        </w:rPr>
+        <w:t>Nguồn Tham khảo</w:t>
+      </w:r>
+    </w:p>
+    <w:p>
+      <w:pPr>
+        <w:pStyle w:val="ListParagraph"/>
+        <w:numPr>
+          <w:ilvl w:val="0"/>
+          <w:numId w:val="4"/>
+        </w:numPr>
+        <w:spacing w:before="40" w:after="40" w:line="240" w:lineRule="auto"/>
+        <w:contextualSpacing w:val="0"/>
+        <w:jc w:val="both"/>
+        <w:rPr>
+          <w:rFonts w:asciiTheme="majorHAnsi" w:hAnsiTheme="majorHAnsi" w:cstheme="majorHAnsi"/>
+          <w:color w:val="000000" w:themeColor="text1"/>
+          <w:sz w:val="26"/>
+          <w:szCs w:val="26"/>
+        </w:rPr>
+      </w:pPr>
+      <w:r>
+        <w:rPr>
+          <w:rFonts w:asciiTheme="majorHAnsi" w:eastAsia="Arial" w:hAnsiTheme="majorHAnsi" w:cstheme="majorHAnsi"/>
+          <w:color w:val="000000" w:themeColor="text1"/>
+          <w:sz w:val="26"/>
+          <w:szCs w:val="26"/>
+        </w:rPr>
+        <w:t>Paper DBNet++: arXiv:2202.10304 (Liao et al., 2022, IEEE TPAMI)</w:t>
+      </w:r>
+    </w:p>
+    <w:p>
+      <w:pPr>
+        <w:pStyle w:val="ListParagraph"/>
+        <w:numPr>
+          <w:ilvl w:val="0"/>
+          <w:numId w:val="4"/>
+        </w:numPr>
+        <w:spacing w:before="40" w:after="40" w:line="240" w:lineRule="auto"/>
+        <w:contextualSpacing w:val="0"/>
+        <w:jc w:val="both"/>
+        <w:rPr>
+          <w:rFonts w:asciiTheme="majorHAnsi" w:hAnsiTheme="majorHAnsi" w:cstheme="majorHAnsi"/>
+          <w:color w:val="000000" w:themeColor="text1"/>
+          <w:sz w:val="26"/>
+          <w:szCs w:val="26"/>
+        </w:rPr>
+      </w:pPr>
+      <w:r>
+        <w:rPr>
+          <w:rFonts w:asciiTheme="majorHAnsi" w:eastAsia="Arial" w:hAnsiTheme="majorHAnsi" w:cstheme="majorHAnsi"/>
+          <w:color w:val="000000" w:themeColor="text1"/>
+          <w:sz w:val="26"/>
+          <w:szCs w:val="26"/>
+        </w:rPr>
+        <w:t>Paper SVTR: arXiv:2205.00159 (Du et al., IJCAI 2022)</w:t>
+      </w:r>
+    </w:p>
+    <w:p>
+      <w:pPr>
+        <w:pStyle w:val="ListParagraph"/>
+        <w:numPr>
+          <w:ilvl w:val="0"/>
+          <w:numId w:val="4"/>
+        </w:numPr>
+        <w:spacing w:before="40" w:after="40" w:line="240" w:lineRule="auto"/>
+        <w:contextualSpacing w:val="0"/>
+        <w:jc w:val="both"/>
+        <w:rPr>
+          <w:rFonts w:asciiTheme="majorHAnsi" w:hAnsiTheme="majorHAnsi" w:cstheme="majorHAnsi"/>
+          <w:color w:val="000000" w:themeColor="text1"/>
+          <w:sz w:val="26"/>
+          <w:szCs w:val="26"/>
+        </w:rPr>
+      </w:pPr>
+      <w:r>
+        <w:rPr>
+          <w:rFonts w:asciiTheme="majorHAnsi" w:eastAsia="Arial" w:hAnsiTheme="majorHAnsi" w:cstheme="majorHAnsi"/>
+          <w:color w:val="000000" w:themeColor="text1"/>
+          <w:sz w:val="26"/>
+          <w:szCs w:val="26"/>
+        </w:rPr>
+        <w:t>GitHub: github.com/PaddlePaddle/PaddleOCR (50k+ stars)</w:t>
+      </w:r>
+    </w:p>
+    <w:p>
+      <w:pPr>
+        <w:pStyle w:val="ListParagraph"/>
+        <w:numPr>
+          <w:ilvl w:val="0"/>
+          <w:numId w:val="4"/>
+        </w:numPr>
+        <w:spacing w:before="40" w:after="40" w:line="240" w:lineRule="auto"/>
+        <w:contextualSpacing w:val="0"/>
+        <w:jc w:val="both"/>
+        <w:rPr>
+          <w:rFonts w:asciiTheme="majorHAnsi" w:hAnsiTheme="majorHAnsi" w:cstheme="majorHAnsi"/>
+          <w:color w:val="000000" w:themeColor="text1"/>
+          <w:sz w:val="26"/>
+          <w:szCs w:val="26"/>
+        </w:rPr>
+      </w:pPr>
+      <w:r>
+        <w:rPr>
+          <w:rFonts w:asciiTheme="majorHAnsi" w:eastAsia="Arial" w:hAnsiTheme="majorHAnsi" w:cstheme="majorHAnsi"/>
+          <w:color w:val="000000" w:themeColor="text1"/>
+          <w:sz w:val="26"/>
+          <w:szCs w:val="26"/>
+        </w:rPr>
+        <w:t>Benchmark: paddlepaddle.org.cn/hubdetail?name=chinese_ocr_db_crnn_server</w:t>
+      </w:r>
+    </w:p>
+    <w:p>
+      <w:pPr>
+        <w:pStyle w:val="ListParagraph"/>
+        <w:numPr>
+          <w:ilvl w:val="0"/>
+          <w:numId w:val="4"/>
+        </w:numPr>
+        <w:spacing w:before="40" w:after="40" w:line="240" w:lineRule="auto"/>
+        <w:contextualSpacing w:val="0"/>
+        <w:jc w:val="both"/>
+        <w:rPr>
+          <w:rFonts w:asciiTheme="majorHAnsi" w:hAnsiTheme="majorHAnsi" w:cstheme="majorHAnsi"/>
+          <w:color w:val="000000" w:themeColor="text1"/>
+          <w:sz w:val="26"/>
+          <w:szCs w:val="26"/>
+        </w:rPr>
+      </w:pPr>
+      <w:r>
+        <w:rPr>
+          <w:rFonts w:asciiTheme="majorHAnsi" w:eastAsia="Arial" w:hAnsiTheme="majorHAnsi" w:cstheme="majorHAnsi"/>
+          <w:color w:val="000000" w:themeColor="text1"/>
+          <w:sz w:val="26"/>
+          <w:szCs w:val="26"/>
+        </w:rPr>
+        <w:t>License: Apache 2.0 – tự do thương mại</w:t>
+      </w:r>
+    </w:p>
+    <w:p>
+      <w:pPr>
+        <w:pStyle w:val="ListParagraph"/>
+        <w:numPr>
+          <w:ilvl w:val="0"/>
+          <w:numId w:val="4"/>
+        </w:numPr>
+        <w:spacing w:before="40" w:after="40" w:line="240" w:lineRule="auto"/>
+        <w:contextualSpacing w:val="0"/>
+        <w:jc w:val="both"/>
+        <w:rPr>
+          <w:rFonts w:asciiTheme="majorHAnsi" w:hAnsiTheme="majorHAnsi" w:cstheme="majorHAnsi"/>
+          <w:color w:val="000000" w:themeColor="text1"/>
+          <w:sz w:val="26"/>
+          <w:szCs w:val="26"/>
+        </w:rPr>
+      </w:pPr>
+      <w:r>
+        <w:rPr>
+          <w:rFonts w:asciiTheme="majorHAnsi" w:eastAsia="Arial" w:hAnsiTheme="majorHAnsi" w:cstheme="majorHAnsi"/>
+          <w:color w:val="000000" w:themeColor="text1"/>
+          <w:sz w:val="26"/>
+          <w:szCs w:val="26"/>
+        </w:rPr>
+        <w:t>Docker: hub.docker.com/r/paddlepaddle/paddle</w:t>
+      </w:r>
+    </w:p>
+    <w:p>
+      <w:pPr>
+        <w:jc w:val="both"/>
+        <w:rPr>
+          <w:rFonts w:asciiTheme="majorHAnsi" w:hAnsiTheme="majorHAnsi" w:cstheme="majorHAnsi"/>
+          <w:color w:val="000000" w:themeColor="text1"/>
+          <w:sz w:val="26"/>
+          <w:szCs w:val="26"/>
+          <w:lang w:val="en-US"/>
+        </w:rPr>
+      </w:pPr>
+    </w:p>
+    <w:p>
+      <w:pPr>
+        <w:spacing w:after="40"/>
+        <w:jc w:val="both"/>
+        <w:rPr>
+          <w:rFonts w:asciiTheme="majorHAnsi" w:hAnsiTheme="majorHAnsi" w:cstheme="majorHAnsi"/>
+          <w:b/>
+          <w:bCs/>
+          <w:color w:val="000000" w:themeColor="text1"/>
+          <w:sz w:val="40"/>
+          <w:szCs w:val="40"/>
+        </w:rPr>
+      </w:pPr>
+      <w:r>
+        <w:rPr>
+          <w:rFonts w:asciiTheme="majorHAnsi" w:eastAsia="Arial" w:hAnsiTheme="majorHAnsi" w:cstheme="majorHAnsi"/>
+          <w:b/>
+          <w:bCs/>
+          <w:color w:val="000000" w:themeColor="text1"/>
+          <w:sz w:val="40"/>
+          <w:szCs w:val="40"/>
+        </w:rPr>
+        <w:lastRenderedPageBreak/>
+        <w:t xml:space="preserve">MÔ HÌNH </w:t>
+      </w:r>
+      <w:r>
+        <w:rPr>
+          <w:rFonts w:asciiTheme="majorHAnsi" w:eastAsia="Arial" w:hAnsiTheme="majorHAnsi" w:cstheme="majorHAnsi"/>
+          <w:b/>
+          <w:bCs/>
+          <w:color w:val="000000" w:themeColor="text1"/>
+          <w:sz w:val="40"/>
+          <w:szCs w:val="40"/>
+          <w:lang w:val="en-US"/>
+        </w:rPr>
+        <w:t>2</w:t>
+      </w:r>
+      <w:r>
+        <w:rPr>
+          <w:rFonts w:asciiTheme="majorHAnsi" w:eastAsia="Arial" w:hAnsiTheme="majorHAnsi" w:cstheme="majorHAnsi"/>
+          <w:b/>
+          <w:bCs/>
+          <w:color w:val="000000" w:themeColor="text1"/>
+          <w:sz w:val="40"/>
+          <w:szCs w:val="40"/>
+        </w:rPr>
+        <w:t>: VinText – Vietnamese Scene Text Detection &amp; Recognition</w:t>
+      </w:r>
+    </w:p>
+    <w:p>
+      <w:pPr>
+        <w:jc w:val="both"/>
+        <w:rPr>
+          <w:rFonts w:asciiTheme="majorHAnsi" w:eastAsia="Arial" w:hAnsiTheme="majorHAnsi" w:cstheme="majorHAnsi"/>
+          <w:i/>
+          <w:iCs/>
+          <w:color w:val="000000" w:themeColor="text1"/>
+          <w:sz w:val="26"/>
+          <w:szCs w:val="26"/>
+          <w:lang w:val="en-US"/>
+        </w:rPr>
+      </w:pPr>
+      <w:r>
+        <w:rPr>
+          <w:rFonts w:asciiTheme="majorHAnsi" w:eastAsia="Arial" w:hAnsiTheme="majorHAnsi" w:cstheme="majorHAnsi"/>
+          <w:i/>
+          <w:iCs/>
+          <w:color w:val="000000" w:themeColor="text1"/>
+          <w:sz w:val="26"/>
+          <w:szCs w:val="26"/>
+        </w:rPr>
+        <w:t>Bộ Dataset + Model Thuần Việt từ VinAI Research</w:t>
+      </w:r>
+    </w:p>
+    <w:p>
+      <w:pPr>
+        <w:pStyle w:val="Heading3"/>
+        <w:jc w:val="both"/>
+        <w:rPr>
+          <w:rFonts w:asciiTheme="majorHAnsi" w:hAnsiTheme="majorHAnsi" w:cstheme="majorHAnsi"/>
+          <w:color w:val="000000" w:themeColor="text1"/>
+          <w:sz w:val="26"/>
+          <w:szCs w:val="26"/>
+        </w:rPr>
+      </w:pPr>
+      <w:r>
+        <w:rPr>
+          <w:rFonts w:asciiTheme="majorHAnsi" w:eastAsia="Arial" w:hAnsiTheme="majorHAnsi" w:cstheme="majorHAnsi"/>
+          <w:b/>
+          <w:bCs/>
+          <w:color w:val="000000" w:themeColor="text1"/>
+          <w:sz w:val="26"/>
+          <w:szCs w:val="26"/>
+        </w:rPr>
+        <w:t>Kiến trúc Hoạt động</w:t>
+      </w:r>
+    </w:p>
+    <w:p>
+      <w:pPr>
+        <w:spacing w:before="80" w:after="80"/>
+        <w:jc w:val="both"/>
+        <w:rPr>
+          <w:rFonts w:asciiTheme="majorHAnsi" w:hAnsiTheme="majorHAnsi" w:cstheme="majorHAnsi"/>
+          <w:color w:val="000000" w:themeColor="text1"/>
+          <w:sz w:val="26"/>
+          <w:szCs w:val="26"/>
+          <w:lang w:val="en-US"/>
+        </w:rPr>
+      </w:pPr>
+      <w:r>
+        <w:rPr>
+          <w:rFonts w:asciiTheme="majorHAnsi" w:eastAsia="Arial" w:hAnsiTheme="majorHAnsi" w:cstheme="majorHAnsi"/>
+          <w:color w:val="000000" w:themeColor="text1"/>
+          <w:sz w:val="26"/>
+          <w:szCs w:val="26"/>
+        </w:rPr>
+        <w:t>VinText (CVPR 2021, VinAI Research) là bộ dữ liệu + baseline model đầu tiên được thiết kế chuyên biệt cho Vietnamese scene text. Model sử dụng kiến trúc end-to-end kết hợp detection và recognition.</w:t>
+      </w:r>
+    </w:p>
+    <w:p>
+      <w:pPr>
+        <w:pStyle w:val="ListParagraph"/>
+        <w:numPr>
+          <w:ilvl w:val="0"/>
+          <w:numId w:val="4"/>
+        </w:numPr>
+        <w:spacing w:before="40" w:after="40" w:line="240" w:lineRule="auto"/>
+        <w:contextualSpacing w:val="0"/>
+        <w:jc w:val="both"/>
+        <w:rPr>
+          <w:rFonts w:asciiTheme="majorHAnsi" w:hAnsiTheme="majorHAnsi" w:cstheme="majorHAnsi"/>
+          <w:color w:val="000000" w:themeColor="text1"/>
+          <w:sz w:val="26"/>
+          <w:szCs w:val="26"/>
+        </w:rPr>
+      </w:pPr>
+      <w:r>
+        <w:rPr>
+          <w:rFonts w:asciiTheme="majorHAnsi" w:eastAsia="Arial" w:hAnsiTheme="majorHAnsi" w:cstheme="majorHAnsi"/>
+          <w:color w:val="000000" w:themeColor="text1"/>
+          <w:sz w:val="26"/>
+          <w:szCs w:val="26"/>
+        </w:rPr>
+        <w:t>Detection backbone: Mask R-CNN với ResNet-50-FPN → polygon bounding box cấp character</w:t>
+      </w:r>
+    </w:p>
+    <w:p>
+      <w:pPr>
+        <w:pStyle w:val="ListParagraph"/>
+        <w:numPr>
+          <w:ilvl w:val="0"/>
+          <w:numId w:val="4"/>
+        </w:numPr>
+        <w:spacing w:before="40" w:after="40" w:line="240" w:lineRule="auto"/>
+        <w:contextualSpacing w:val="0"/>
+        <w:jc w:val="both"/>
+        <w:rPr>
+          <w:rFonts w:asciiTheme="majorHAnsi" w:hAnsiTheme="majorHAnsi" w:cstheme="majorHAnsi"/>
+          <w:color w:val="000000" w:themeColor="text1"/>
+          <w:sz w:val="26"/>
+          <w:szCs w:val="26"/>
+        </w:rPr>
+      </w:pPr>
+      <w:r>
+        <w:rPr>
+          <w:rFonts w:asciiTheme="majorHAnsi" w:eastAsia="Arial" w:hAnsiTheme="majorHAnsi" w:cstheme="majorHAnsi"/>
+          <w:color w:val="000000" w:themeColor="text1"/>
+          <w:sz w:val="26"/>
+          <w:szCs w:val="26"/>
+        </w:rPr>
+        <w:t>Text grouping: Graph-based character linking → word-level và line-level boxes</w:t>
+      </w:r>
+    </w:p>
+    <w:p>
+      <w:pPr>
+        <w:pStyle w:val="ListParagraph"/>
+        <w:numPr>
+          <w:ilvl w:val="0"/>
+          <w:numId w:val="4"/>
+        </w:numPr>
+        <w:spacing w:before="40" w:after="40" w:line="240" w:lineRule="auto"/>
+        <w:contextualSpacing w:val="0"/>
+        <w:jc w:val="both"/>
+        <w:rPr>
+          <w:rFonts w:asciiTheme="majorHAnsi" w:hAnsiTheme="majorHAnsi" w:cstheme="majorHAnsi"/>
+          <w:color w:val="000000" w:themeColor="text1"/>
+          <w:sz w:val="26"/>
+          <w:szCs w:val="26"/>
+        </w:rPr>
+      </w:pPr>
+      <w:r>
+        <w:rPr>
+          <w:rFonts w:asciiTheme="majorHAnsi" w:eastAsia="Arial" w:hAnsiTheme="majorHAnsi" w:cstheme="majorHAnsi"/>
+          <w:color w:val="000000" w:themeColor="text1"/>
+          <w:sz w:val="26"/>
+          <w:szCs w:val="26"/>
+        </w:rPr>
+        <w:t>Recognition: ASTER (Attentional Scene Text Recognizer) với STN + LSTM + Attention</w:t>
+      </w:r>
+    </w:p>
+    <w:p>
+      <w:pPr>
+        <w:pStyle w:val="ListParagraph"/>
+        <w:numPr>
+          <w:ilvl w:val="0"/>
+          <w:numId w:val="4"/>
+        </w:numPr>
+        <w:spacing w:before="40" w:after="40" w:line="240" w:lineRule="auto"/>
+        <w:contextualSpacing w:val="0"/>
+        <w:jc w:val="both"/>
+        <w:rPr>
+          <w:rFonts w:asciiTheme="majorHAnsi" w:hAnsiTheme="majorHAnsi" w:cstheme="majorHAnsi"/>
+          <w:color w:val="000000" w:themeColor="text1"/>
+          <w:sz w:val="26"/>
+          <w:szCs w:val="26"/>
+        </w:rPr>
+      </w:pPr>
+      <w:r>
+        <w:rPr>
+          <w:rFonts w:asciiTheme="majorHAnsi" w:eastAsia="Arial" w:hAnsiTheme="majorHAnsi" w:cstheme="majorHAnsi"/>
+          <w:color w:val="000000" w:themeColor="text1"/>
+          <w:sz w:val="26"/>
+          <w:szCs w:val="26"/>
+        </w:rPr>
+        <w:t>Đặc biệt: character-level detection cho phép xử lý chữ viết tay cong/biến dạng tốt hơn word-level</w:t>
+      </w:r>
+    </w:p>
+    <w:p>
+      <w:pPr>
+        <w:pStyle w:val="ListParagraph"/>
+        <w:numPr>
+          <w:ilvl w:val="0"/>
+          <w:numId w:val="4"/>
+        </w:numPr>
+        <w:spacing w:before="40" w:after="40" w:line="240" w:lineRule="auto"/>
+        <w:contextualSpacing w:val="0"/>
+        <w:jc w:val="both"/>
+        <w:rPr>
+          <w:rFonts w:asciiTheme="majorHAnsi" w:hAnsiTheme="majorHAnsi" w:cstheme="majorHAnsi"/>
+          <w:color w:val="000000" w:themeColor="text1"/>
+          <w:sz w:val="26"/>
+          <w:szCs w:val="26"/>
+        </w:rPr>
+      </w:pPr>
+      <w:r>
+        <w:rPr>
+          <w:rFonts w:asciiTheme="majorHAnsi" w:eastAsia="Arial" w:hAnsiTheme="majorHAnsi" w:cstheme="majorHAnsi"/>
+          <w:color w:val="000000" w:themeColor="text1"/>
+          <w:sz w:val="26"/>
+          <w:szCs w:val="26"/>
+        </w:rPr>
+        <w:t>Dataset: 56,000 ảnh cảnh thực tế Việt Nam, 29 loại văn bản, 500k bounding box</w:t>
+      </w:r>
+    </w:p>
+    <w:p>
+      <w:pPr>
+        <w:pStyle w:val="Heading3"/>
+        <w:jc w:val="both"/>
+        <w:rPr>
+          <w:rFonts w:asciiTheme="majorHAnsi" w:hAnsiTheme="majorHAnsi" w:cstheme="majorHAnsi"/>
+          <w:color w:val="000000" w:themeColor="text1"/>
+          <w:sz w:val="26"/>
+          <w:szCs w:val="26"/>
+        </w:rPr>
+      </w:pPr>
+      <w:r>
+        <w:rPr>
+          <w:rFonts w:asciiTheme="majorHAnsi" w:eastAsia="Arial" w:hAnsiTheme="majorHAnsi" w:cstheme="majorHAnsi"/>
+          <w:b/>
+          <w:bCs/>
+          <w:color w:val="000000" w:themeColor="text1"/>
+          <w:sz w:val="26"/>
+          <w:szCs w:val="26"/>
+        </w:rPr>
+        <w:t>Tại sao phù hợp với OCR Tiếng Việt?</w:t>
+      </w:r>
+    </w:p>
+    <w:p>
+      <w:pPr>
+        <w:pStyle w:val="ListParagraph"/>
+        <w:numPr>
+          <w:ilvl w:val="0"/>
+          <w:numId w:val="4"/>
+        </w:numPr>
+        <w:spacing w:before="40" w:after="40" w:line="240" w:lineRule="auto"/>
+        <w:contextualSpacing w:val="0"/>
+        <w:jc w:val="both"/>
+        <w:rPr>
+          <w:rFonts w:asciiTheme="majorHAnsi" w:hAnsiTheme="majorHAnsi" w:cstheme="majorHAnsi"/>
+          <w:color w:val="000000" w:themeColor="text1"/>
+          <w:sz w:val="26"/>
+          <w:szCs w:val="26"/>
+        </w:rPr>
+      </w:pPr>
+      <w:r>
+        <w:rPr>
+          <w:rFonts w:asciiTheme="majorHAnsi" w:eastAsia="Arial" w:hAnsiTheme="majorHAnsi" w:cstheme="majorHAnsi"/>
+          <w:color w:val="000000" w:themeColor="text1"/>
+          <w:sz w:val="26"/>
+          <w:szCs w:val="26"/>
+        </w:rPr>
+        <w:t>Dataset thuần Việt – học được phân phối thực của văn bản tiếng Việt ngoài đời thực</w:t>
+      </w:r>
+    </w:p>
+    <w:p>
+      <w:pPr>
+        <w:pStyle w:val="ListParagraph"/>
+        <w:numPr>
+          <w:ilvl w:val="0"/>
+          <w:numId w:val="4"/>
+        </w:numPr>
+        <w:spacing w:before="40" w:after="40" w:line="240" w:lineRule="auto"/>
+        <w:contextualSpacing w:val="0"/>
+        <w:jc w:val="both"/>
+        <w:rPr>
+          <w:rFonts w:asciiTheme="majorHAnsi" w:hAnsiTheme="majorHAnsi" w:cstheme="majorHAnsi"/>
+          <w:color w:val="000000" w:themeColor="text1"/>
+          <w:sz w:val="26"/>
+          <w:szCs w:val="26"/>
+        </w:rPr>
+      </w:pPr>
+      <w:r>
+        <w:rPr>
+          <w:rFonts w:asciiTheme="majorHAnsi" w:eastAsia="Arial" w:hAnsiTheme="majorHAnsi" w:cstheme="majorHAnsi"/>
+          <w:color w:val="000000" w:themeColor="text1"/>
+          <w:sz w:val="26"/>
+          <w:szCs w:val="26"/>
+        </w:rPr>
+        <w:t>Character-level detection: xử lý tốt diacritics chồng nhau (ộ, ữ...) – thách thức đặc trưng tiếng Việt</w:t>
+      </w:r>
+    </w:p>
+    <w:p>
+      <w:pPr>
+        <w:pStyle w:val="ListParagraph"/>
+        <w:numPr>
+          <w:ilvl w:val="0"/>
+          <w:numId w:val="4"/>
+        </w:numPr>
+        <w:spacing w:before="40" w:after="40" w:line="240" w:lineRule="auto"/>
+        <w:contextualSpacing w:val="0"/>
+        <w:jc w:val="both"/>
+        <w:rPr>
+          <w:rFonts w:asciiTheme="majorHAnsi" w:hAnsiTheme="majorHAnsi" w:cstheme="majorHAnsi"/>
+          <w:color w:val="000000" w:themeColor="text1"/>
+          <w:sz w:val="26"/>
+          <w:szCs w:val="26"/>
+        </w:rPr>
+      </w:pPr>
+      <w:r>
+        <w:rPr>
+          <w:rFonts w:asciiTheme="majorHAnsi" w:eastAsia="Arial" w:hAnsiTheme="majorHAnsi" w:cstheme="majorHAnsi"/>
+          <w:color w:val="000000" w:themeColor="text1"/>
+          <w:sz w:val="26"/>
+          <w:szCs w:val="26"/>
+        </w:rPr>
+        <w:t>96.3% Recall trên VinText test set – SOTA cho Vietnamese scene text tại CVPR 2021</w:t>
+      </w:r>
+    </w:p>
+    <w:p>
+      <w:pPr>
+        <w:pStyle w:val="ListParagraph"/>
+        <w:numPr>
+          <w:ilvl w:val="0"/>
+          <w:numId w:val="4"/>
+        </w:numPr>
+        <w:spacing w:before="40" w:after="40" w:line="240" w:lineRule="auto"/>
+        <w:contextualSpacing w:val="0"/>
+        <w:jc w:val="both"/>
+        <w:rPr>
+          <w:rFonts w:asciiTheme="majorHAnsi" w:hAnsiTheme="majorHAnsi" w:cstheme="majorHAnsi"/>
+          <w:color w:val="000000" w:themeColor="text1"/>
+          <w:sz w:val="26"/>
+          <w:szCs w:val="26"/>
+        </w:rPr>
+      </w:pPr>
+      <w:r>
+        <w:rPr>
+          <w:rFonts w:asciiTheme="majorHAnsi" w:eastAsia="Arial" w:hAnsiTheme="majorHAnsi" w:cstheme="majorHAnsi"/>
+          <w:color w:val="000000" w:themeColor="text1"/>
+          <w:sz w:val="26"/>
+          <w:szCs w:val="26"/>
+        </w:rPr>
+        <w:t>Bounding box polygon level: phù hợp cho tài liệu bị nghiêng, scan cũ</w:t>
+      </w:r>
+    </w:p>
+    <w:p>
+      <w:pPr>
+        <w:spacing w:before="80"/>
+        <w:jc w:val="both"/>
+        <w:rPr>
+          <w:rFonts w:asciiTheme="majorHAnsi" w:hAnsiTheme="majorHAnsi" w:cstheme="majorHAnsi"/>
+          <w:color w:val="000000" w:themeColor="text1"/>
+          <w:sz w:val="26"/>
+          <w:szCs w:val="26"/>
+        </w:rPr>
+      </w:pPr>
+    </w:p>
+    <w:p>
+      <w:pPr>
+        <w:pStyle w:val="Heading3"/>
+        <w:jc w:val="both"/>
+        <w:rPr>
+          <w:rFonts w:asciiTheme="majorHAnsi" w:hAnsiTheme="majorHAnsi" w:cstheme="majorHAnsi"/>
+          <w:color w:val="000000" w:themeColor="text1"/>
+          <w:sz w:val="26"/>
+          <w:szCs w:val="26"/>
+        </w:rPr>
+      </w:pPr>
+      <w:r>
+        <w:rPr>
+          <w:rFonts w:asciiTheme="majorHAnsi" w:eastAsia="Arial" w:hAnsiTheme="majorHAnsi" w:cstheme="majorHAnsi"/>
+          <w:b/>
+          <w:bCs/>
+          <w:color w:val="000000" w:themeColor="text1"/>
+          <w:sz w:val="26"/>
+          <w:szCs w:val="26"/>
+        </w:rPr>
+        <w:t>2.4.3 Ưu điểm &amp; Nhược điểm</w:t>
+      </w:r>
+    </w:p>
+    <w:p>
+      <w:pPr>
+        <w:spacing w:before="60"/>
+        <w:jc w:val="both"/>
+        <w:rPr>
+          <w:rFonts w:asciiTheme="majorHAnsi" w:hAnsiTheme="majorHAnsi" w:cstheme="majorHAnsi"/>
+          <w:color w:val="000000" w:themeColor="text1"/>
+          <w:sz w:val="26"/>
+          <w:szCs w:val="26"/>
+        </w:rPr>
+      </w:pPr>
+    </w:p>
+    <w:tbl>
+      <w:tblPr>
+        <w:tblW w:w="9360" w:type="dxa"/>
+        <w:tblBorders>
+          <w:top w:val="single" w:sz="4" w:space="0" w:color="auto"/>
+          <w:left w:val="single" w:sz="4" w:space="0" w:color="auto"/>
+          <w:bottom w:val="single" w:sz="4" w:space="0" w:color="auto"/>
+          <w:right w:val="single" w:sz="4" w:space="0" w:color="auto"/>
+          <w:insideH w:val="single" w:sz="4" w:space="0" w:color="auto"/>
+          <w:insideV w:val="single" w:sz="4" w:space="0" w:color="auto"/>
+        </w:tblBorders>
+        <w:tblCellMar>
+          <w:left w:w="10" w:type="dxa"/>
+          <w:right w:w="10" w:type="dxa"/>
+        </w:tblCellMar>
+        <w:tblLook w:val="04A0" w:firstRow="1" w:lastRow="0" w:firstColumn="1" w:lastColumn="0" w:noHBand="0" w:noVBand="1"/>
+      </w:tblPr>
+      <w:tblGrid>
+        <w:gridCol w:w="4500"/>
+        <w:gridCol w:w="4860"/>
+      </w:tblGrid>
+      <w:tr>
+        <w:tblPrEx>
+          <w:tblCellMar>
+            <w:top w:w="0" w:type="dxa"/>
+            <w:bottom w:w="0" w:type="dxa"/>
+          </w:tblCellMar>
+        </w:tblPrEx>
+        <w:tc>
+          <w:tcPr>
+            <w:tcW w:w="4500" w:type="dxa"/>
+            <w:tcMar>
+              <w:top w:w="100" w:type="dxa"/>
+              <w:left w:w="140" w:type="dxa"/>
+              <w:bottom w:w="100" w:type="dxa"/>
+              <w:right w:w="140" w:type="dxa"/>
+            </w:tcMar>
+          </w:tcPr>
+          <w:p>
+            <w:pPr>
+              <w:spacing w:before="80" w:after="40"/>
+              <w:jc w:val="both"/>
+              <w:rPr>
+                <w:rFonts w:asciiTheme="majorHAnsi" w:hAnsiTheme="majorHAnsi" w:cstheme="majorHAnsi"/>
+                <w:color w:val="000000" w:themeColor="text1"/>
+                <w:sz w:val="26"/>
+                <w:szCs w:val="26"/>
+              </w:rPr>
+            </w:pPr>
+            <w:r>
+              <w:rPr>
+                <w:rFonts w:asciiTheme="majorHAnsi" w:eastAsia="Arial" w:hAnsiTheme="majorHAnsi" w:cstheme="majorHAnsi"/>
+                <w:b/>
+                <w:bCs/>
+                <w:color w:val="000000" w:themeColor="text1"/>
+                <w:sz w:val="26"/>
+                <w:szCs w:val="26"/>
+              </w:rPr>
+              <w:t>ƯU ĐIỂM</w:t>
+            </w:r>
+          </w:p>
+          <w:p>
+            <w:pPr>
+              <w:pStyle w:val="ListParagraph"/>
+              <w:numPr>
+                <w:ilvl w:val="0"/>
+                <w:numId w:val="12"/>
+              </w:numPr>
+              <w:spacing w:before="30" w:after="30"/>
+              <w:ind w:left="312"/>
+              <w:jc w:val="both"/>
+              <w:rPr>
+                <w:rFonts w:asciiTheme="majorHAnsi" w:hAnsiTheme="majorHAnsi" w:cstheme="majorHAnsi"/>
+                <w:color w:val="000000" w:themeColor="text1"/>
+                <w:sz w:val="26"/>
+                <w:szCs w:val="26"/>
+              </w:rPr>
+            </w:pPr>
+            <w:r>
+              <w:rPr>
+                <w:rFonts w:asciiTheme="majorHAnsi" w:eastAsia="Arial" w:hAnsiTheme="majorHAnsi" w:cstheme="majorHAnsi"/>
+                <w:color w:val="000000" w:themeColor="text1"/>
+                <w:sz w:val="26"/>
+                <w:szCs w:val="26"/>
+              </w:rPr>
+              <w:t xml:space="preserve"> Dataset + model được thiết kế CHUYÊN BIỆT cho tiếng Việt</w:t>
+            </w:r>
+          </w:p>
+          <w:p>
+            <w:pPr>
+              <w:pStyle w:val="ListParagraph"/>
+              <w:numPr>
+                <w:ilvl w:val="0"/>
+                <w:numId w:val="12"/>
+              </w:numPr>
+              <w:spacing w:before="30" w:after="30"/>
+              <w:ind w:left="312"/>
+              <w:jc w:val="both"/>
+              <w:rPr>
+                <w:rFonts w:asciiTheme="majorHAnsi" w:hAnsiTheme="majorHAnsi" w:cstheme="majorHAnsi"/>
+                <w:color w:val="000000" w:themeColor="text1"/>
+                <w:sz w:val="26"/>
+                <w:szCs w:val="26"/>
+              </w:rPr>
+            </w:pPr>
+            <w:r>
+              <w:rPr>
+                <w:rFonts w:asciiTheme="majorHAnsi" w:eastAsia="Arial" w:hAnsiTheme="majorHAnsi" w:cstheme="majorHAnsi"/>
+                <w:color w:val="000000" w:themeColor="text1"/>
+                <w:sz w:val="26"/>
+                <w:szCs w:val="26"/>
+              </w:rPr>
+              <w:t>Character-level bounding box – độ chi tiết cao nhất</w:t>
+            </w:r>
+          </w:p>
+          <w:p>
+            <w:pPr>
+              <w:pStyle w:val="ListParagraph"/>
+              <w:numPr>
+                <w:ilvl w:val="0"/>
+                <w:numId w:val="12"/>
+              </w:numPr>
+              <w:spacing w:before="30" w:after="30"/>
+              <w:ind w:left="312"/>
+              <w:jc w:val="both"/>
+              <w:rPr>
+                <w:rFonts w:asciiTheme="majorHAnsi" w:hAnsiTheme="majorHAnsi" w:cstheme="majorHAnsi"/>
+                <w:color w:val="000000" w:themeColor="text1"/>
+                <w:sz w:val="26"/>
+                <w:szCs w:val="26"/>
+              </w:rPr>
+            </w:pPr>
+            <w:r>
+              <w:rPr>
+                <w:rFonts w:asciiTheme="majorHAnsi" w:eastAsia="Arial" w:hAnsiTheme="majorHAnsi" w:cstheme="majorHAnsi"/>
+                <w:color w:val="000000" w:themeColor="text1"/>
+                <w:sz w:val="26"/>
+                <w:szCs w:val="26"/>
+              </w:rPr>
+              <w:t>CVPR 2021 – uy tín nghiên cứu học thuật cao</w:t>
+            </w:r>
+          </w:p>
+          <w:p>
+            <w:pPr>
+              <w:pStyle w:val="ListParagraph"/>
+              <w:numPr>
+                <w:ilvl w:val="0"/>
+                <w:numId w:val="12"/>
+              </w:numPr>
+              <w:spacing w:before="30" w:after="30"/>
+              <w:ind w:left="312"/>
+              <w:jc w:val="both"/>
+              <w:rPr>
+                <w:rFonts w:asciiTheme="majorHAnsi" w:hAnsiTheme="majorHAnsi" w:cstheme="majorHAnsi"/>
+                <w:color w:val="000000" w:themeColor="text1"/>
+                <w:sz w:val="26"/>
+                <w:szCs w:val="26"/>
+              </w:rPr>
+            </w:pPr>
+            <w:r>
+              <w:rPr>
+                <w:rFonts w:asciiTheme="majorHAnsi" w:eastAsia="Arial" w:hAnsiTheme="majorHAnsi" w:cstheme="majorHAnsi"/>
+                <w:color w:val="000000" w:themeColor="text1"/>
+                <w:sz w:val="26"/>
+                <w:szCs w:val="26"/>
+              </w:rPr>
+              <w:t>Bộ dataset VinText công khai, có thể dùng fine-tune model khác</w:t>
+            </w:r>
+          </w:p>
+          <w:p>
+            <w:pPr>
+              <w:pStyle w:val="ListParagraph"/>
+              <w:numPr>
+                <w:ilvl w:val="0"/>
+                <w:numId w:val="12"/>
+              </w:numPr>
+              <w:spacing w:before="30" w:after="30"/>
+              <w:ind w:left="312"/>
+              <w:jc w:val="both"/>
+              <w:rPr>
+                <w:rFonts w:asciiTheme="majorHAnsi" w:hAnsiTheme="majorHAnsi" w:cstheme="majorHAnsi"/>
+                <w:color w:val="000000" w:themeColor="text1"/>
+                <w:sz w:val="26"/>
+                <w:szCs w:val="26"/>
+              </w:rPr>
+            </w:pPr>
+            <w:r>
+              <w:rPr>
+                <w:rFonts w:asciiTheme="majorHAnsi" w:eastAsia="Arial" w:hAnsiTheme="majorHAnsi" w:cstheme="majorHAnsi"/>
+                <w:color w:val="000000" w:themeColor="text1"/>
+                <w:sz w:val="26"/>
+                <w:szCs w:val="26"/>
+              </w:rPr>
+              <w:t>Tốt với scene text tự nhiên (biển hiệu, ảnh thực tế)</w:t>
+            </w:r>
+          </w:p>
+        </w:tc>
+        <w:tc>
+          <w:tcPr>
+            <w:tcW w:w="4860" w:type="dxa"/>
+            <w:tcMar>
+              <w:top w:w="100" w:type="dxa"/>
+              <w:left w:w="140" w:type="dxa"/>
+              <w:bottom w:w="100" w:type="dxa"/>
+              <w:right w:w="140" w:type="dxa"/>
+            </w:tcMar>
+          </w:tcPr>
+          <w:p>
+            <w:pPr>
+              <w:spacing w:before="80" w:after="40"/>
+              <w:jc w:val="both"/>
+              <w:rPr>
+                <w:rFonts w:asciiTheme="majorHAnsi" w:hAnsiTheme="majorHAnsi" w:cstheme="majorHAnsi"/>
+                <w:color w:val="000000" w:themeColor="text1"/>
+                <w:sz w:val="26"/>
+                <w:szCs w:val="26"/>
+              </w:rPr>
+            </w:pPr>
+            <w:r>
+              <w:rPr>
+                <w:rFonts w:asciiTheme="majorHAnsi" w:eastAsia="Arial" w:hAnsiTheme="majorHAnsi" w:cstheme="majorHAnsi"/>
+                <w:b/>
+                <w:bCs/>
+                <w:color w:val="000000" w:themeColor="text1"/>
+                <w:sz w:val="26"/>
+                <w:szCs w:val="26"/>
+              </w:rPr>
+              <w:t>NHƯỢC ĐIỂM</w:t>
+            </w:r>
+          </w:p>
+          <w:p>
+            <w:pPr>
+              <w:pStyle w:val="ListParagraph"/>
+              <w:numPr>
+                <w:ilvl w:val="0"/>
+                <w:numId w:val="13"/>
+              </w:numPr>
+              <w:spacing w:before="30" w:after="30"/>
+              <w:ind w:left="305"/>
+              <w:jc w:val="both"/>
+              <w:rPr>
+                <w:rFonts w:asciiTheme="majorHAnsi" w:hAnsiTheme="majorHAnsi" w:cstheme="majorHAnsi"/>
+                <w:color w:val="000000" w:themeColor="text1"/>
+                <w:sz w:val="26"/>
+                <w:szCs w:val="26"/>
+              </w:rPr>
+            </w:pPr>
+            <w:r>
+              <w:rPr>
+                <w:rFonts w:asciiTheme="majorHAnsi" w:eastAsia="Arial" w:hAnsiTheme="majorHAnsi" w:cstheme="majorHAnsi"/>
+                <w:color w:val="000000" w:themeColor="text1"/>
+                <w:sz w:val="26"/>
+                <w:szCs w:val="26"/>
+              </w:rPr>
+              <w:t>Model ASTER recognizer đã cũ (2018) – thua PARSeq/TrOCR về accuracy</w:t>
+            </w:r>
+          </w:p>
+          <w:p>
+            <w:pPr>
+              <w:pStyle w:val="ListParagraph"/>
+              <w:numPr>
+                <w:ilvl w:val="0"/>
+                <w:numId w:val="13"/>
+              </w:numPr>
+              <w:spacing w:before="30" w:after="30"/>
+              <w:ind w:left="305"/>
+              <w:jc w:val="both"/>
+              <w:rPr>
+                <w:rFonts w:asciiTheme="majorHAnsi" w:hAnsiTheme="majorHAnsi" w:cstheme="majorHAnsi"/>
+                <w:color w:val="000000" w:themeColor="text1"/>
+                <w:sz w:val="26"/>
+                <w:szCs w:val="26"/>
+              </w:rPr>
+            </w:pPr>
+            <w:r>
+              <w:rPr>
+                <w:rFonts w:asciiTheme="majorHAnsi" w:eastAsia="Arial" w:hAnsiTheme="majorHAnsi" w:cstheme="majorHAnsi"/>
+                <w:color w:val="000000" w:themeColor="text1"/>
+                <w:sz w:val="26"/>
+                <w:szCs w:val="26"/>
+              </w:rPr>
+              <w:t>Tốc độ chậm: ~200ms/image GPU do Mask R-CNN nặng</w:t>
+            </w:r>
+          </w:p>
+          <w:p>
+            <w:pPr>
+              <w:pStyle w:val="ListParagraph"/>
+              <w:numPr>
+                <w:ilvl w:val="0"/>
+                <w:numId w:val="13"/>
+              </w:numPr>
+              <w:spacing w:before="30" w:after="30"/>
+              <w:ind w:left="305"/>
+              <w:jc w:val="both"/>
+              <w:rPr>
+                <w:rFonts w:asciiTheme="majorHAnsi" w:hAnsiTheme="majorHAnsi" w:cstheme="majorHAnsi"/>
+                <w:color w:val="000000" w:themeColor="text1"/>
+                <w:sz w:val="26"/>
+                <w:szCs w:val="26"/>
+              </w:rPr>
+            </w:pPr>
+            <w:r>
+              <w:rPr>
+                <w:rFonts w:asciiTheme="majorHAnsi" w:eastAsia="Arial" w:hAnsiTheme="majorHAnsi" w:cstheme="majorHAnsi"/>
+                <w:color w:val="000000" w:themeColor="text1"/>
+                <w:sz w:val="26"/>
+                <w:szCs w:val="26"/>
+              </w:rPr>
+              <w:t>Không tối ưu cho tài liệu hành chính in ấn (chuyên scene text)</w:t>
+            </w:r>
+          </w:p>
+          <w:p>
+            <w:pPr>
+              <w:pStyle w:val="ListParagraph"/>
+              <w:numPr>
+                <w:ilvl w:val="0"/>
+                <w:numId w:val="13"/>
+              </w:numPr>
+              <w:spacing w:before="30" w:after="30"/>
+              <w:ind w:left="305"/>
+              <w:jc w:val="both"/>
+              <w:rPr>
+                <w:rFonts w:asciiTheme="majorHAnsi" w:hAnsiTheme="majorHAnsi" w:cstheme="majorHAnsi"/>
+                <w:color w:val="000000" w:themeColor="text1"/>
+                <w:sz w:val="26"/>
+                <w:szCs w:val="26"/>
+              </w:rPr>
+            </w:pPr>
+            <w:r>
+              <w:rPr>
+                <w:rFonts w:asciiTheme="majorHAnsi" w:eastAsia="Arial" w:hAnsiTheme="majorHAnsi" w:cstheme="majorHAnsi"/>
+                <w:color w:val="000000" w:themeColor="text1"/>
+                <w:sz w:val="26"/>
+                <w:szCs w:val="26"/>
+              </w:rPr>
+              <w:t>Codebase PyTorch cũ, ít maintenance gần đây</w:t>
+            </w:r>
+          </w:p>
+          <w:p>
+            <w:pPr>
+              <w:pStyle w:val="ListParagraph"/>
+              <w:numPr>
+                <w:ilvl w:val="0"/>
+                <w:numId w:val="13"/>
+              </w:numPr>
+              <w:spacing w:before="30" w:after="30"/>
+              <w:ind w:left="305"/>
+              <w:jc w:val="both"/>
+              <w:rPr>
+                <w:rFonts w:asciiTheme="majorHAnsi" w:hAnsiTheme="majorHAnsi" w:cstheme="majorHAnsi"/>
+                <w:color w:val="000000" w:themeColor="text1"/>
+                <w:sz w:val="26"/>
+                <w:szCs w:val="26"/>
+              </w:rPr>
+            </w:pPr>
+            <w:r>
+              <w:rPr>
+                <w:rFonts w:asciiTheme="majorHAnsi" w:eastAsia="Arial" w:hAnsiTheme="majorHAnsi" w:cstheme="majorHAnsi"/>
+                <w:color w:val="000000" w:themeColor="text1"/>
+                <w:sz w:val="26"/>
+                <w:szCs w:val="26"/>
+              </w:rPr>
+              <w:t>License nghiên cứu – cần xác nhận thương mại với VinAI</w:t>
+            </w:r>
+          </w:p>
+        </w:tc>
+      </w:tr>
+    </w:tbl>
+    <w:p>
+      <w:pPr>
+        <w:jc w:val="both"/>
+        <w:rPr>
+          <w:rFonts w:asciiTheme="majorHAnsi" w:hAnsiTheme="majorHAnsi" w:cstheme="majorHAnsi"/>
+          <w:color w:val="000000" w:themeColor="text1"/>
+          <w:sz w:val="26"/>
+          <w:szCs w:val="26"/>
+        </w:rPr>
+      </w:pPr>
+      <w:r>
+        <w:rPr>
+          <w:rFonts w:asciiTheme="majorHAnsi" w:hAnsiTheme="majorHAnsi" w:cstheme="majorHAnsi"/>
+          <w:color w:val="000000" w:themeColor="text1"/>
+          <w:sz w:val="26"/>
+          <w:szCs w:val="26"/>
+        </w:rPr>
+        <w:lastRenderedPageBreak/>
+        <w:t>Nguồn Tham khảo</w:t>
+      </w:r>
+    </w:p>
+    <w:p>
+      <w:pPr>
+        <w:jc w:val="both"/>
+        <w:rPr>
+          <w:rFonts w:asciiTheme="majorHAnsi" w:hAnsiTheme="majorHAnsi" w:cstheme="majorHAnsi"/>
+          <w:color w:val="000000" w:themeColor="text1"/>
+          <w:sz w:val="26"/>
+          <w:szCs w:val="26"/>
+        </w:rPr>
+      </w:pPr>
+      <w:r>
+        <w:rPr>
+          <w:rFonts w:asciiTheme="majorHAnsi" w:hAnsiTheme="majorHAnsi" w:cstheme="majorHAnsi"/>
+          <w:color w:val="000000" w:themeColor="text1"/>
+          <w:sz w:val="26"/>
+          <w:szCs w:val="26"/>
+        </w:rPr>
+        <w:t>•</w:t>
+      </w:r>
+      <w:r>
+        <w:rPr>
+          <w:rFonts w:asciiTheme="majorHAnsi" w:hAnsiTheme="majorHAnsi" w:cstheme="majorHAnsi"/>
+          <w:color w:val="000000" w:themeColor="text1"/>
+          <w:sz w:val="26"/>
+          <w:szCs w:val="26"/>
+        </w:rPr>
+        <w:tab/>
+        <w:t>Paper: arXiv:2012.15805 – Dictionary-guided Scene Text Recognition (Nguyen et al., CVPR 2021)</w:t>
+      </w:r>
+    </w:p>
+    <w:p>
+      <w:pPr>
+        <w:jc w:val="both"/>
+        <w:rPr>
+          <w:rFonts w:asciiTheme="majorHAnsi" w:hAnsiTheme="majorHAnsi" w:cstheme="majorHAnsi"/>
+          <w:color w:val="000000" w:themeColor="text1"/>
+          <w:sz w:val="26"/>
+          <w:szCs w:val="26"/>
+        </w:rPr>
+      </w:pPr>
+      <w:r>
+        <w:rPr>
+          <w:rFonts w:asciiTheme="majorHAnsi" w:hAnsiTheme="majorHAnsi" w:cstheme="majorHAnsi"/>
+          <w:color w:val="000000" w:themeColor="text1"/>
+          <w:sz w:val="26"/>
+          <w:szCs w:val="26"/>
+        </w:rPr>
+        <w:t>•</w:t>
+      </w:r>
+      <w:r>
+        <w:rPr>
+          <w:rFonts w:asciiTheme="majorHAnsi" w:hAnsiTheme="majorHAnsi" w:cstheme="majorHAnsi"/>
+          <w:color w:val="000000" w:themeColor="text1"/>
+          <w:sz w:val="26"/>
+          <w:szCs w:val="26"/>
+        </w:rPr>
+        <w:tab/>
+        <w:t>GitHub: github.com/VinAIResearch/VinText</w:t>
+      </w:r>
+    </w:p>
+    <w:p>
+      <w:pPr>
+        <w:jc w:val="both"/>
+        <w:rPr>
+          <w:rFonts w:asciiTheme="majorHAnsi" w:hAnsiTheme="majorHAnsi" w:cstheme="majorHAnsi"/>
+          <w:color w:val="000000" w:themeColor="text1"/>
+          <w:sz w:val="26"/>
+          <w:szCs w:val="26"/>
+        </w:rPr>
+      </w:pPr>
+      <w:r>
+        <w:rPr>
+          <w:rFonts w:asciiTheme="majorHAnsi" w:hAnsiTheme="majorHAnsi" w:cstheme="majorHAnsi"/>
+          <w:color w:val="000000" w:themeColor="text1"/>
+          <w:sz w:val="26"/>
+          <w:szCs w:val="26"/>
+        </w:rPr>
+        <w:t>•</w:t>
+      </w:r>
+      <w:r>
+        <w:rPr>
+          <w:rFonts w:asciiTheme="majorHAnsi" w:hAnsiTheme="majorHAnsi" w:cstheme="majorHAnsi"/>
+          <w:color w:val="000000" w:themeColor="text1"/>
+          <w:sz w:val="26"/>
+          <w:szCs w:val="26"/>
+        </w:rPr>
+        <w:tab/>
+        <w:t>Dataset download: VinAI Research portal</w:t>
+      </w:r>
+    </w:p>
+    <w:p>
+      <w:pPr>
+        <w:jc w:val="both"/>
+        <w:rPr>
+          <w:rFonts w:asciiTheme="majorHAnsi" w:hAnsiTheme="majorHAnsi" w:cstheme="majorHAnsi"/>
+          <w:color w:val="000000" w:themeColor="text1"/>
+          <w:sz w:val="26"/>
+          <w:szCs w:val="26"/>
+          <w:lang w:val="en-US"/>
+        </w:rPr>
+      </w:pPr>
+      <w:r>
+        <w:rPr>
+          <w:rFonts w:asciiTheme="majorHAnsi" w:hAnsiTheme="majorHAnsi" w:cstheme="majorHAnsi"/>
+          <w:color w:val="000000" w:themeColor="text1"/>
+          <w:sz w:val="26"/>
+          <w:szCs w:val="26"/>
+        </w:rPr>
+        <w:t>•</w:t>
+      </w:r>
+      <w:r>
+        <w:rPr>
+          <w:rFonts w:asciiTheme="majorHAnsi" w:hAnsiTheme="majorHAnsi" w:cstheme="majorHAnsi"/>
+          <w:color w:val="000000" w:themeColor="text1"/>
+          <w:sz w:val="26"/>
+          <w:szCs w:val="26"/>
+        </w:rPr>
+        <w:tab/>
+        <w:t>License: Research use – liên hệ VinAI cho commercial</w:t>
+      </w:r>
+    </w:p>
+    <w:p>
+      <w:pPr>
+        <w:spacing w:after="40"/>
+        <w:jc w:val="both"/>
+        <w:rPr>
+          <w:rFonts w:asciiTheme="majorHAnsi" w:hAnsiTheme="majorHAnsi" w:cstheme="majorHAnsi"/>
+          <w:b/>
+          <w:bCs/>
+          <w:color w:val="000000" w:themeColor="text1"/>
+          <w:sz w:val="44"/>
+          <w:szCs w:val="44"/>
+        </w:rPr>
+      </w:pPr>
+      <w:r>
+        <w:rPr>
+          <w:rFonts w:asciiTheme="majorHAnsi" w:eastAsia="Arial" w:hAnsiTheme="majorHAnsi" w:cstheme="majorHAnsi"/>
+          <w:b/>
+          <w:bCs/>
+          <w:color w:val="000000" w:themeColor="text1"/>
+          <w:sz w:val="44"/>
+          <w:szCs w:val="44"/>
+        </w:rPr>
+        <w:t xml:space="preserve">MÔ HÌNH </w:t>
+      </w:r>
+      <w:r>
+        <w:rPr>
+          <w:rFonts w:asciiTheme="majorHAnsi" w:eastAsia="Arial" w:hAnsiTheme="majorHAnsi" w:cstheme="majorHAnsi"/>
+          <w:b/>
+          <w:bCs/>
+          <w:color w:val="000000" w:themeColor="text1"/>
+          <w:sz w:val="44"/>
+          <w:szCs w:val="44"/>
+          <w:lang w:val="en-US"/>
+        </w:rPr>
+        <w:t>3</w:t>
+      </w:r>
+      <w:r>
+        <w:rPr>
+          <w:rFonts w:asciiTheme="majorHAnsi" w:eastAsia="Arial" w:hAnsiTheme="majorHAnsi" w:cstheme="majorHAnsi"/>
+          <w:b/>
+          <w:bCs/>
+          <w:color w:val="000000" w:themeColor="text1"/>
+          <w:sz w:val="44"/>
+          <w:szCs w:val="44"/>
+        </w:rPr>
+        <w:t>: TrOCR (Transformer-based OCR)</w:t>
+      </w:r>
+    </w:p>
+    <w:p>
+      <w:pPr>
+        <w:jc w:val="both"/>
+        <w:rPr>
+          <w:rFonts w:asciiTheme="majorHAnsi" w:eastAsia="Arial" w:hAnsiTheme="majorHAnsi" w:cstheme="majorHAnsi"/>
+          <w:i/>
+          <w:iCs/>
+          <w:color w:val="000000" w:themeColor="text1"/>
+          <w:sz w:val="26"/>
+          <w:szCs w:val="26"/>
+          <w:lang w:val="en-US"/>
+        </w:rPr>
+      </w:pPr>
+      <w:r>
+        <w:rPr>
+          <w:rFonts w:asciiTheme="majorHAnsi" w:eastAsia="Arial" w:hAnsiTheme="majorHAnsi" w:cstheme="majorHAnsi"/>
+          <w:i/>
+          <w:iCs/>
+          <w:color w:val="000000" w:themeColor="text1"/>
+          <w:sz w:val="26"/>
+          <w:szCs w:val="26"/>
+        </w:rPr>
+        <w:t>SOTA Handwriting Recognition – Microsoft Research (2021–2023)</w:t>
+      </w:r>
+    </w:p>
+    <w:p>
+      <w:pPr>
+        <w:pStyle w:val="Heading3"/>
+        <w:jc w:val="both"/>
+        <w:rPr>
+          <w:rFonts w:asciiTheme="majorHAnsi" w:hAnsiTheme="majorHAnsi" w:cstheme="majorHAnsi"/>
+          <w:color w:val="000000" w:themeColor="text1"/>
+          <w:sz w:val="26"/>
+          <w:szCs w:val="26"/>
+        </w:rPr>
+      </w:pPr>
+      <w:r>
+        <w:rPr>
+          <w:rFonts w:asciiTheme="majorHAnsi" w:eastAsia="Arial" w:hAnsiTheme="majorHAnsi" w:cstheme="majorHAnsi"/>
+          <w:b/>
+          <w:bCs/>
+          <w:color w:val="000000" w:themeColor="text1"/>
+          <w:sz w:val="26"/>
+          <w:szCs w:val="26"/>
+        </w:rPr>
+        <w:t>Kiến trúc Hoạt động</w:t>
+      </w:r>
+    </w:p>
+    <w:p>
+      <w:pPr>
+        <w:spacing w:before="80" w:after="80"/>
+        <w:jc w:val="both"/>
+        <w:rPr>
+          <w:rFonts w:asciiTheme="majorHAnsi" w:hAnsiTheme="majorHAnsi" w:cstheme="majorHAnsi"/>
+          <w:color w:val="000000" w:themeColor="text1"/>
+          <w:sz w:val="26"/>
+          <w:szCs w:val="26"/>
+          <w:lang w:val="en-US"/>
+        </w:rPr>
+      </w:pPr>
+      <w:r>
+        <w:rPr>
+          <w:rFonts w:asciiTheme="majorHAnsi" w:eastAsia="Arial" w:hAnsiTheme="majorHAnsi" w:cstheme="majorHAnsi"/>
+          <w:color w:val="000000" w:themeColor="text1"/>
+          <w:sz w:val="26"/>
+          <w:szCs w:val="26"/>
+        </w:rPr>
+        <w:t>TrOCR (arXiv:2109.10282, Microsoft) là mô hình OCR thuần Transformer đầu tiên, bỏ hoàn toàn CNN. Kiến trúc encoder-decoder sử dụng image patch embedding, được pre-train trên 684 triệu ảnh text (MSRR dataset).</w:t>
+      </w:r>
+    </w:p>
+    <w:tbl>
+      <w:tblPr>
+        <w:tblW w:w="9360" w:type="dxa"/>
+        <w:tblBorders>
+          <w:top w:val="single" w:sz="4" w:space="0" w:color="auto"/>
+          <w:left w:val="single" w:sz="4" w:space="0" w:color="auto"/>
+          <w:bottom w:val="single" w:sz="4" w:space="0" w:color="auto"/>
+          <w:right w:val="single" w:sz="4" w:space="0" w:color="auto"/>
+          <w:insideH w:val="single" w:sz="4" w:space="0" w:color="auto"/>
+          <w:insideV w:val="single" w:sz="4" w:space="0" w:color="auto"/>
+        </w:tblBorders>
+        <w:tblCellMar>
+          <w:left w:w="10" w:type="dxa"/>
+          <w:right w:w="10" w:type="dxa"/>
+        </w:tblCellMar>
+        <w:tblLook w:val="04A0" w:firstRow="1" w:lastRow="0" w:firstColumn="1" w:lastColumn="0" w:noHBand="0" w:noVBand="1"/>
+      </w:tblPr>
+      <w:tblGrid>
+        <w:gridCol w:w="4500"/>
+        <w:gridCol w:w="4860"/>
+      </w:tblGrid>
+      <w:tr>
+        <w:tblPrEx>
+          <w:tblCellMar>
+            <w:top w:w="0" w:type="dxa"/>
+            <w:bottom w:w="0" w:type="dxa"/>
+          </w:tblCellMar>
+        </w:tblPrEx>
+        <w:tc>
+          <w:tcPr>
+            <w:tcW w:w="4500" w:type="dxa"/>
+            <w:tcBorders>
+              <w:top w:val="single" w:sz="1" w:space="0" w:color="D9D9D9"/>
+              <w:left w:val="single" w:sz="1" w:space="0" w:color="D9D9D9"/>
+              <w:bottom w:val="single" w:sz="1" w:space="0" w:color="D9D9D9"/>
+              <w:right w:val="single" w:sz="1" w:space="0" w:color="D9D9D9"/>
+            </w:tcBorders>
+            <w:tcMar>
+              <w:top w:w="100" w:type="dxa"/>
+              <w:left w:w="140" w:type="dxa"/>
+              <w:bottom w:w="100" w:type="dxa"/>
+              <w:right w:w="140" w:type="dxa"/>
+            </w:tcMar>
+          </w:tcPr>
+          <w:p>
+            <w:pPr>
+              <w:spacing w:after="80"/>
+              <w:jc w:val="both"/>
+              <w:rPr>
+                <w:rFonts w:asciiTheme="majorHAnsi" w:hAnsiTheme="majorHAnsi" w:cstheme="majorHAnsi"/>
+                <w:color w:val="000000" w:themeColor="text1"/>
+                <w:sz w:val="26"/>
+                <w:szCs w:val="26"/>
+              </w:rPr>
+            </w:pPr>
+            <w:r>
+              <w:rPr>
+                <w:rFonts w:asciiTheme="majorHAnsi" w:eastAsia="Arial" w:hAnsiTheme="majorHAnsi" w:cstheme="majorHAnsi"/>
+                <w:b/>
+                <w:bCs/>
+                <w:color w:val="000000" w:themeColor="text1"/>
+                <w:sz w:val="26"/>
+                <w:szCs w:val="26"/>
+              </w:rPr>
+              <w:t>Encoder: ViT (Vision Transformer)</w:t>
+            </w:r>
+          </w:p>
+          <w:p>
+            <w:pPr>
+              <w:spacing w:after="40"/>
+              <w:jc w:val="both"/>
+              <w:rPr>
+                <w:rFonts w:asciiTheme="majorHAnsi" w:hAnsiTheme="majorHAnsi" w:cstheme="majorHAnsi"/>
+                <w:color w:val="000000" w:themeColor="text1"/>
+                <w:sz w:val="26"/>
+                <w:szCs w:val="26"/>
+              </w:rPr>
+            </w:pPr>
+            <w:r>
+              <w:rPr>
+                <w:rFonts w:asciiTheme="majorHAnsi" w:eastAsia="Arial" w:hAnsiTheme="majorHAnsi" w:cstheme="majorHAnsi"/>
+                <w:color w:val="000000" w:themeColor="text1"/>
+                <w:sz w:val="26"/>
+                <w:szCs w:val="26"/>
+              </w:rPr>
+              <w:t>• Input image → chia thành 16×16 patches</w:t>
+            </w:r>
+          </w:p>
+          <w:p>
+            <w:pPr>
+              <w:spacing w:after="40"/>
+              <w:jc w:val="both"/>
+              <w:rPr>
+                <w:rFonts w:asciiTheme="majorHAnsi" w:hAnsiTheme="majorHAnsi" w:cstheme="majorHAnsi"/>
+                <w:color w:val="000000" w:themeColor="text1"/>
+                <w:sz w:val="26"/>
+                <w:szCs w:val="26"/>
+              </w:rPr>
+            </w:pPr>
+            <w:r>
+              <w:rPr>
+                <w:rFonts w:asciiTheme="majorHAnsi" w:eastAsia="Arial" w:hAnsiTheme="majorHAnsi" w:cstheme="majorHAnsi"/>
+                <w:color w:val="000000" w:themeColor="text1"/>
+                <w:sz w:val="26"/>
+                <w:szCs w:val="26"/>
+              </w:rPr>
+              <w:t>• Linear projection + Position Embedding</w:t>
+            </w:r>
+          </w:p>
+          <w:p>
+            <w:pPr>
+              <w:spacing w:after="40"/>
+              <w:jc w:val="both"/>
+              <w:rPr>
+                <w:rFonts w:asciiTheme="majorHAnsi" w:hAnsiTheme="majorHAnsi" w:cstheme="majorHAnsi"/>
+                <w:color w:val="000000" w:themeColor="text1"/>
+                <w:sz w:val="26"/>
+                <w:szCs w:val="26"/>
+              </w:rPr>
+            </w:pPr>
+            <w:r>
+              <w:rPr>
+                <w:rFonts w:asciiTheme="majorHAnsi" w:eastAsia="Arial" w:hAnsiTheme="majorHAnsi" w:cstheme="majorHAnsi"/>
+                <w:color w:val="000000" w:themeColor="text1"/>
+                <w:sz w:val="26"/>
+                <w:szCs w:val="26"/>
+              </w:rPr>
+              <w:t>• BEiT pretrained encoder (masked image modeling)</w:t>
+            </w:r>
+          </w:p>
+          <w:p>
+            <w:pPr>
+              <w:spacing w:after="40"/>
+              <w:jc w:val="both"/>
+              <w:rPr>
+                <w:rFonts w:asciiTheme="majorHAnsi" w:hAnsiTheme="majorHAnsi" w:cstheme="majorHAnsi"/>
+                <w:color w:val="000000" w:themeColor="text1"/>
+                <w:sz w:val="26"/>
+                <w:szCs w:val="26"/>
+              </w:rPr>
+            </w:pPr>
+            <w:r>
+              <w:rPr>
+                <w:rFonts w:asciiTheme="majorHAnsi" w:eastAsia="Arial" w:hAnsiTheme="majorHAnsi" w:cstheme="majorHAnsi"/>
+                <w:color w:val="000000" w:themeColor="text1"/>
+                <w:sz w:val="26"/>
+                <w:szCs w:val="26"/>
+              </w:rPr>
+              <w:t>• Không dùng CNN: robust hơn với biến dạng hình học</w:t>
+            </w:r>
+          </w:p>
+        </w:tc>
+        <w:tc>
+          <w:tcPr>
+            <w:tcW w:w="4860" w:type="dxa"/>
+            <w:tcBorders>
+              <w:top w:val="single" w:sz="1" w:space="0" w:color="D9D9D9"/>
+              <w:left w:val="single" w:sz="1" w:space="0" w:color="D9D9D9"/>
+              <w:bottom w:val="single" w:sz="1" w:space="0" w:color="D9D9D9"/>
+              <w:right w:val="single" w:sz="1" w:space="0" w:color="D9D9D9"/>
+            </w:tcBorders>
+            <w:tcMar>
+              <w:top w:w="100" w:type="dxa"/>
+              <w:left w:w="140" w:type="dxa"/>
+              <w:bottom w:w="100" w:type="dxa"/>
+              <w:right w:w="140" w:type="dxa"/>
+            </w:tcMar>
+          </w:tcPr>
+          <w:p>
+            <w:pPr>
+              <w:spacing w:after="80"/>
+              <w:jc w:val="both"/>
+              <w:rPr>
+                <w:rFonts w:asciiTheme="majorHAnsi" w:hAnsiTheme="majorHAnsi" w:cstheme="majorHAnsi"/>
+                <w:color w:val="000000" w:themeColor="text1"/>
+                <w:sz w:val="26"/>
+                <w:szCs w:val="26"/>
+              </w:rPr>
+            </w:pPr>
+            <w:r>
+              <w:rPr>
+                <w:rFonts w:asciiTheme="majorHAnsi" w:eastAsia="Arial" w:hAnsiTheme="majorHAnsi" w:cstheme="majorHAnsi"/>
+                <w:b/>
+                <w:bCs/>
+                <w:color w:val="000000" w:themeColor="text1"/>
+                <w:sz w:val="26"/>
+                <w:szCs w:val="26"/>
+              </w:rPr>
+              <w:t>Decoder: RoBERTa/GPT-2 style</w:t>
+            </w:r>
+          </w:p>
+          <w:p>
+            <w:pPr>
+              <w:spacing w:after="40"/>
+              <w:jc w:val="both"/>
+              <w:rPr>
+                <w:rFonts w:asciiTheme="majorHAnsi" w:hAnsiTheme="majorHAnsi" w:cstheme="majorHAnsi"/>
+                <w:color w:val="000000" w:themeColor="text1"/>
+                <w:sz w:val="26"/>
+                <w:szCs w:val="26"/>
+              </w:rPr>
+            </w:pPr>
+            <w:r>
+              <w:rPr>
+                <w:rFonts w:asciiTheme="majorHAnsi" w:eastAsia="Arial" w:hAnsiTheme="majorHAnsi" w:cstheme="majorHAnsi"/>
+                <w:color w:val="000000" w:themeColor="text1"/>
+                <w:sz w:val="26"/>
+                <w:szCs w:val="26"/>
+              </w:rPr>
+              <w:t>• Cross-attention với encoder features</w:t>
+            </w:r>
+          </w:p>
+          <w:p>
+            <w:pPr>
+              <w:spacing w:after="40"/>
+              <w:jc w:val="both"/>
+              <w:rPr>
+                <w:rFonts w:asciiTheme="majorHAnsi" w:hAnsiTheme="majorHAnsi" w:cstheme="majorHAnsi"/>
+                <w:color w:val="000000" w:themeColor="text1"/>
+                <w:sz w:val="26"/>
+                <w:szCs w:val="26"/>
+              </w:rPr>
+            </w:pPr>
+            <w:r>
+              <w:rPr>
+                <w:rFonts w:asciiTheme="majorHAnsi" w:eastAsia="Arial" w:hAnsiTheme="majorHAnsi" w:cstheme="majorHAnsi"/>
+                <w:color w:val="000000" w:themeColor="text1"/>
+                <w:sz w:val="26"/>
+                <w:szCs w:val="26"/>
+              </w:rPr>
+              <w:t>• Auto-regressive: sinh text từng token</w:t>
+            </w:r>
+          </w:p>
+          <w:p>
+            <w:pPr>
+              <w:spacing w:after="40"/>
+              <w:jc w:val="both"/>
+              <w:rPr>
+                <w:rFonts w:asciiTheme="majorHAnsi" w:hAnsiTheme="majorHAnsi" w:cstheme="majorHAnsi"/>
+                <w:color w:val="000000" w:themeColor="text1"/>
+                <w:sz w:val="26"/>
+                <w:szCs w:val="26"/>
+              </w:rPr>
+            </w:pPr>
+            <w:r>
+              <w:rPr>
+                <w:rFonts w:asciiTheme="majorHAnsi" w:eastAsia="Arial" w:hAnsiTheme="majorHAnsi" w:cstheme="majorHAnsi"/>
+                <w:color w:val="000000" w:themeColor="text1"/>
+                <w:sz w:val="26"/>
+                <w:szCs w:val="26"/>
+              </w:rPr>
+              <w:t>• Language model prior: tự sửa lỗi nhờ context</w:t>
+            </w:r>
+          </w:p>
+          <w:p>
+            <w:pPr>
+              <w:spacing w:after="40"/>
+              <w:jc w:val="both"/>
+              <w:rPr>
+                <w:rFonts w:asciiTheme="majorHAnsi" w:hAnsiTheme="majorHAnsi" w:cstheme="majorHAnsi"/>
+                <w:color w:val="000000" w:themeColor="text1"/>
+                <w:sz w:val="26"/>
+                <w:szCs w:val="26"/>
+              </w:rPr>
+            </w:pPr>
+            <w:r>
+              <w:rPr>
+                <w:rFonts w:asciiTheme="majorHAnsi" w:eastAsia="Arial" w:hAnsiTheme="majorHAnsi" w:cstheme="majorHAnsi"/>
+                <w:color w:val="000000" w:themeColor="text1"/>
+                <w:sz w:val="26"/>
+                <w:szCs w:val="26"/>
+              </w:rPr>
+              <w:t>• Bounding Box: cần kết hợp detector riêng (DBNet++)</w:t>
+            </w:r>
+          </w:p>
+        </w:tc>
+      </w:tr>
+    </w:tbl>
+    <w:p>
+      <w:pPr>
+        <w:spacing w:before="100"/>
+        <w:jc w:val="both"/>
+        <w:rPr>
+          <w:rFonts w:asciiTheme="majorHAnsi" w:hAnsiTheme="majorHAnsi" w:cstheme="majorHAnsi"/>
+          <w:color w:val="000000" w:themeColor="text1"/>
+          <w:sz w:val="26"/>
+          <w:szCs w:val="26"/>
+          <w:lang w:val="en-US"/>
+        </w:rPr>
+      </w:pPr>
+    </w:p>
+    <w:p>
+      <w:pPr>
+        <w:pStyle w:val="Heading3"/>
+        <w:jc w:val="both"/>
+        <w:rPr>
+          <w:rFonts w:asciiTheme="majorHAnsi" w:hAnsiTheme="majorHAnsi" w:cstheme="majorHAnsi"/>
+          <w:color w:val="000000" w:themeColor="text1"/>
+          <w:sz w:val="26"/>
+          <w:szCs w:val="26"/>
+        </w:rPr>
+      </w:pPr>
+      <w:r>
+        <w:rPr>
+          <w:rFonts w:asciiTheme="majorHAnsi" w:eastAsia="Arial" w:hAnsiTheme="majorHAnsi" w:cstheme="majorHAnsi"/>
+          <w:b/>
+          <w:bCs/>
+          <w:color w:val="000000" w:themeColor="text1"/>
+          <w:sz w:val="26"/>
+          <w:szCs w:val="26"/>
+        </w:rPr>
+        <w:t>Tại sao phù hợp với Chữ Viết Tay Tiếng Việt?</w:t>
+      </w:r>
+    </w:p>
+    <w:p>
+      <w:pPr>
+        <w:pStyle w:val="ListParagraph"/>
+        <w:numPr>
+          <w:ilvl w:val="0"/>
+          <w:numId w:val="4"/>
+        </w:numPr>
+        <w:spacing w:before="40" w:after="40" w:line="240" w:lineRule="auto"/>
+        <w:contextualSpacing w:val="0"/>
+        <w:jc w:val="both"/>
+        <w:rPr>
+          <w:rFonts w:asciiTheme="majorHAnsi" w:hAnsiTheme="majorHAnsi" w:cstheme="majorHAnsi"/>
+          <w:color w:val="000000" w:themeColor="text1"/>
+          <w:sz w:val="26"/>
+          <w:szCs w:val="26"/>
+        </w:rPr>
+      </w:pPr>
+      <w:r>
+        <w:rPr>
+          <w:rFonts w:asciiTheme="majorHAnsi" w:eastAsia="Arial" w:hAnsiTheme="majorHAnsi" w:cstheme="majorHAnsi"/>
+          <w:color w:val="000000" w:themeColor="text1"/>
+          <w:sz w:val="26"/>
+          <w:szCs w:val="26"/>
+        </w:rPr>
+        <w:t>BEiT pre-training học visual features cực sâu, nhận dạng được nét chữ mờ, biến dạng, viết nghiêng</w:t>
+      </w:r>
+    </w:p>
+    <w:p>
+      <w:pPr>
+        <w:pStyle w:val="ListParagraph"/>
+        <w:numPr>
+          <w:ilvl w:val="0"/>
+          <w:numId w:val="4"/>
+        </w:numPr>
+        <w:spacing w:before="40" w:after="40" w:line="240" w:lineRule="auto"/>
+        <w:contextualSpacing w:val="0"/>
+        <w:jc w:val="both"/>
+        <w:rPr>
+          <w:rFonts w:asciiTheme="majorHAnsi" w:hAnsiTheme="majorHAnsi" w:cstheme="majorHAnsi"/>
+          <w:color w:val="000000" w:themeColor="text1"/>
+          <w:sz w:val="26"/>
+          <w:szCs w:val="26"/>
+        </w:rPr>
+      </w:pPr>
+      <w:r>
+        <w:rPr>
+          <w:rFonts w:asciiTheme="majorHAnsi" w:eastAsia="Arial" w:hAnsiTheme="majorHAnsi" w:cstheme="majorHAnsi"/>
+          <w:color w:val="000000" w:themeColor="text1"/>
+          <w:sz w:val="26"/>
+          <w:szCs w:val="26"/>
+        </w:rPr>
+        <w:t>Language model decoder hiểu ngữ cảnh tiếng Việt nếu fine-tune với corpus VI – tự sửa lỗi diacritics</w:t>
+      </w:r>
+    </w:p>
+    <w:p>
+      <w:pPr>
+        <w:pStyle w:val="ListParagraph"/>
+        <w:numPr>
+          <w:ilvl w:val="0"/>
+          <w:numId w:val="4"/>
+        </w:numPr>
+        <w:spacing w:before="40" w:after="40" w:line="240" w:lineRule="auto"/>
+        <w:contextualSpacing w:val="0"/>
+        <w:jc w:val="both"/>
+        <w:rPr>
+          <w:rFonts w:asciiTheme="majorHAnsi" w:hAnsiTheme="majorHAnsi" w:cstheme="majorHAnsi"/>
+          <w:color w:val="000000" w:themeColor="text1"/>
+          <w:sz w:val="26"/>
+          <w:szCs w:val="26"/>
+        </w:rPr>
+      </w:pPr>
+      <w:r>
+        <w:rPr>
+          <w:rFonts w:asciiTheme="majorHAnsi" w:eastAsia="Arial" w:hAnsiTheme="majorHAnsi" w:cstheme="majorHAnsi"/>
+          <w:color w:val="000000" w:themeColor="text1"/>
+          <w:sz w:val="26"/>
+          <w:szCs w:val="26"/>
+        </w:rPr>
+        <w:t>Được chứng minh SOTA trên IAM Handwriting Database và VNOnDB (Vietnamese Handwriting)</w:t>
+      </w:r>
+    </w:p>
+    <w:p>
+      <w:pPr>
+        <w:pStyle w:val="ListParagraph"/>
+        <w:numPr>
+          <w:ilvl w:val="0"/>
+          <w:numId w:val="4"/>
+        </w:numPr>
+        <w:spacing w:before="40" w:after="40" w:line="240" w:lineRule="auto"/>
+        <w:contextualSpacing w:val="0"/>
+        <w:jc w:val="both"/>
+        <w:rPr>
+          <w:rFonts w:asciiTheme="majorHAnsi" w:hAnsiTheme="majorHAnsi" w:cstheme="majorHAnsi"/>
+          <w:color w:val="000000" w:themeColor="text1"/>
+          <w:sz w:val="26"/>
+          <w:szCs w:val="26"/>
+        </w:rPr>
+      </w:pPr>
+      <w:r>
+        <w:rPr>
+          <w:rFonts w:asciiTheme="majorHAnsi" w:eastAsia="Arial" w:hAnsiTheme="majorHAnsi" w:cstheme="majorHAnsi"/>
+          <w:color w:val="000000" w:themeColor="text1"/>
+          <w:sz w:val="26"/>
+          <w:szCs w:val="26"/>
+        </w:rPr>
+        <w:t>Pre-trained model Microsoft công khai, fine-tune trên dữ liệu nội bộ chỉ cần ~10k samples</w:t>
+      </w:r>
+    </w:p>
+    <w:p>
+      <w:pPr>
+        <w:pStyle w:val="Heading3"/>
+        <w:jc w:val="both"/>
+        <w:rPr>
+          <w:rFonts w:asciiTheme="majorHAnsi" w:hAnsiTheme="majorHAnsi" w:cstheme="majorHAnsi"/>
+          <w:color w:val="000000" w:themeColor="text1"/>
+          <w:sz w:val="26"/>
+          <w:szCs w:val="26"/>
+          <w:lang w:val="en-US"/>
+        </w:rPr>
+      </w:pPr>
+      <w:r>
+        <w:rPr>
+          <w:rFonts w:asciiTheme="majorHAnsi" w:eastAsia="Arial" w:hAnsiTheme="majorHAnsi" w:cstheme="majorHAnsi"/>
+          <w:b/>
+          <w:bCs/>
+          <w:color w:val="000000" w:themeColor="text1"/>
+          <w:sz w:val="26"/>
+          <w:szCs w:val="26"/>
+        </w:rPr>
+        <w:t>Ưu điểm &amp; Nhược điểm</w:t>
+      </w:r>
+    </w:p>
+    <w:tbl>
+      <w:tblPr>
+        <w:tblW w:w="9360" w:type="dxa"/>
+        <w:tblBorders>
+          <w:top w:val="single" w:sz="4" w:space="0" w:color="auto"/>
+          <w:left w:val="single" w:sz="4" w:space="0" w:color="auto"/>
+          <w:bottom w:val="single" w:sz="4" w:space="0" w:color="auto"/>
+          <w:right w:val="single" w:sz="4" w:space="0" w:color="auto"/>
+          <w:insideH w:val="single" w:sz="4" w:space="0" w:color="auto"/>
+          <w:insideV w:val="single" w:sz="4" w:space="0" w:color="auto"/>
+        </w:tblBorders>
+        <w:tblCellMar>
+          <w:left w:w="10" w:type="dxa"/>
+          <w:right w:w="10" w:type="dxa"/>
+        </w:tblCellMar>
+        <w:tblLook w:val="04A0" w:firstRow="1" w:lastRow="0" w:firstColumn="1" w:lastColumn="0" w:noHBand="0" w:noVBand="1"/>
+      </w:tblPr>
+      <w:tblGrid>
+        <w:gridCol w:w="4500"/>
+        <w:gridCol w:w="4860"/>
+      </w:tblGrid>
+      <w:tr>
+        <w:tblPrEx>
+          <w:tblCellMar>
+            <w:top w:w="0" w:type="dxa"/>
+            <w:bottom w:w="0" w:type="dxa"/>
+          </w:tblCellMar>
+        </w:tblPrEx>
+        <w:tc>
+          <w:tcPr>
+            <w:tcW w:w="4500" w:type="dxa"/>
+            <w:tcBorders>
+              <w:top w:val="single" w:sz="1" w:space="0" w:color="D9D9D9"/>
+              <w:left w:val="single" w:sz="1" w:space="0" w:color="D9D9D9"/>
+              <w:bottom w:val="single" w:sz="1" w:space="0" w:color="D9D9D9"/>
+              <w:right w:val="single" w:sz="1" w:space="0" w:color="D9D9D9"/>
+            </w:tcBorders>
+            <w:tcMar>
+              <w:top w:w="100" w:type="dxa"/>
+              <w:left w:w="140" w:type="dxa"/>
+              <w:bottom w:w="100" w:type="dxa"/>
+              <w:right w:w="140" w:type="dxa"/>
+            </w:tcMar>
+          </w:tcPr>
+          <w:p>
+            <w:pPr>
+              <w:spacing w:before="80" w:after="40"/>
+              <w:jc w:val="both"/>
+              <w:rPr>
+                <w:rFonts w:asciiTheme="majorHAnsi" w:hAnsiTheme="majorHAnsi" w:cstheme="majorHAnsi"/>
+                <w:color w:val="000000" w:themeColor="text1"/>
+                <w:sz w:val="26"/>
+                <w:szCs w:val="26"/>
+              </w:rPr>
+            </w:pPr>
+            <w:r>
+              <w:rPr>
+                <w:rFonts w:asciiTheme="majorHAnsi" w:eastAsia="Arial" w:hAnsiTheme="majorHAnsi" w:cstheme="majorHAnsi"/>
+                <w:b/>
+                <w:bCs/>
+                <w:color w:val="000000" w:themeColor="text1"/>
+                <w:sz w:val="26"/>
+                <w:szCs w:val="26"/>
+              </w:rPr>
+              <w:t>ƯU ĐIỂM</w:t>
+            </w:r>
+          </w:p>
+          <w:p>
+            <w:pPr>
+              <w:spacing w:before="30" w:after="30"/>
+              <w:ind w:left="300"/>
+              <w:jc w:val="both"/>
+              <w:rPr>
+                <w:rFonts w:asciiTheme="majorHAnsi" w:hAnsiTheme="majorHAnsi" w:cstheme="majorHAnsi"/>
+                <w:color w:val="000000" w:themeColor="text1"/>
+                <w:sz w:val="26"/>
+                <w:szCs w:val="26"/>
+              </w:rPr>
+            </w:pPr>
+            <w:r>
+              <w:rPr>
+                <w:rFonts w:asciiTheme="majorHAnsi" w:eastAsia="Arial" w:hAnsiTheme="majorHAnsi" w:cstheme="majorHAnsi"/>
+                <w:color w:val="000000" w:themeColor="text1"/>
+                <w:sz w:val="26"/>
+                <w:szCs w:val="26"/>
+              </w:rPr>
+              <w:lastRenderedPageBreak/>
+              <w:t>SOTA cho handwriting recognition – vượt trội mọi CNN-based model</w:t>
+            </w:r>
+          </w:p>
+          <w:p>
+            <w:pPr>
+              <w:spacing w:before="30" w:after="30"/>
+              <w:ind w:left="300"/>
+              <w:jc w:val="both"/>
+              <w:rPr>
+                <w:rFonts w:asciiTheme="majorHAnsi" w:hAnsiTheme="majorHAnsi" w:cstheme="majorHAnsi"/>
+                <w:color w:val="000000" w:themeColor="text1"/>
+                <w:sz w:val="26"/>
+                <w:szCs w:val="26"/>
+              </w:rPr>
+            </w:pPr>
+            <w:r>
+              <w:rPr>
+                <w:rFonts w:asciiTheme="majorHAnsi" w:eastAsia="Arial" w:hAnsiTheme="majorHAnsi" w:cstheme="majorHAnsi"/>
+                <w:color w:val="000000" w:themeColor="text1"/>
+                <w:sz w:val="26"/>
+                <w:szCs w:val="26"/>
+              </w:rPr>
+              <w:t>Pretrained weight lớn, fine-tune hiệu quả với ít data</w:t>
+            </w:r>
+          </w:p>
+          <w:p>
+            <w:pPr>
+              <w:spacing w:before="30" w:after="30"/>
+              <w:ind w:left="300"/>
+              <w:jc w:val="both"/>
+              <w:rPr>
+                <w:rFonts w:asciiTheme="majorHAnsi" w:hAnsiTheme="majorHAnsi" w:cstheme="majorHAnsi"/>
+                <w:color w:val="000000" w:themeColor="text1"/>
+                <w:sz w:val="26"/>
+                <w:szCs w:val="26"/>
+              </w:rPr>
+            </w:pPr>
+            <w:r>
+              <w:rPr>
+                <w:rFonts w:asciiTheme="majorHAnsi" w:eastAsia="Arial" w:hAnsiTheme="majorHAnsi" w:cstheme="majorHAnsi"/>
+                <w:color w:val="000000" w:themeColor="text1"/>
+                <w:sz w:val="26"/>
+                <w:szCs w:val="26"/>
+              </w:rPr>
+              <w:t>Robust với ảnh nhiễu, mờ, font bất thường nhờ ViT patch</w:t>
+            </w:r>
+          </w:p>
+          <w:p>
+            <w:pPr>
+              <w:spacing w:before="30" w:after="30"/>
+              <w:ind w:left="300"/>
+              <w:jc w:val="both"/>
+              <w:rPr>
+                <w:rFonts w:asciiTheme="majorHAnsi" w:hAnsiTheme="majorHAnsi" w:cstheme="majorHAnsi"/>
+                <w:color w:val="000000" w:themeColor="text1"/>
+                <w:sz w:val="26"/>
+                <w:szCs w:val="26"/>
+              </w:rPr>
+            </w:pPr>
+            <w:r>
+              <w:rPr>
+                <w:rFonts w:asciiTheme="majorHAnsi" w:eastAsia="Arial" w:hAnsiTheme="majorHAnsi" w:cstheme="majorHAnsi"/>
+                <w:color w:val="000000" w:themeColor="text1"/>
+                <w:sz w:val="26"/>
+                <w:szCs w:val="26"/>
+              </w:rPr>
+              <w:t>Hugging Face integration: dễ load, dễ fine-tune</w:t>
+            </w:r>
+          </w:p>
+          <w:p>
+            <w:pPr>
+              <w:spacing w:before="30" w:after="30"/>
+              <w:ind w:left="300"/>
+              <w:jc w:val="both"/>
+              <w:rPr>
+                <w:rFonts w:asciiTheme="majorHAnsi" w:hAnsiTheme="majorHAnsi" w:cstheme="majorHAnsi"/>
+                <w:color w:val="000000" w:themeColor="text1"/>
+                <w:sz w:val="26"/>
+                <w:szCs w:val="26"/>
+              </w:rPr>
+            </w:pPr>
+            <w:r>
+              <w:rPr>
+                <w:rFonts w:asciiTheme="majorHAnsi" w:eastAsia="Arial" w:hAnsiTheme="majorHAnsi" w:cstheme="majorHAnsi"/>
+                <w:color w:val="000000" w:themeColor="text1"/>
+                <w:sz w:val="26"/>
+                <w:szCs w:val="26"/>
+              </w:rPr>
+              <w:t>MIT License – thương mại tự do</w:t>
+            </w:r>
+          </w:p>
+          <w:p>
+            <w:pPr>
+              <w:spacing w:before="30" w:after="30"/>
+              <w:ind w:left="300"/>
+              <w:jc w:val="both"/>
+              <w:rPr>
+                <w:rFonts w:asciiTheme="majorHAnsi" w:hAnsiTheme="majorHAnsi" w:cstheme="majorHAnsi"/>
+                <w:color w:val="000000" w:themeColor="text1"/>
+                <w:sz w:val="26"/>
+                <w:szCs w:val="26"/>
+              </w:rPr>
+            </w:pPr>
+            <w:r>
+              <w:rPr>
+                <w:rFonts w:asciiTheme="majorHAnsi" w:eastAsia="Arial" w:hAnsiTheme="majorHAnsi" w:cstheme="majorHAnsi"/>
+                <w:color w:val="000000" w:themeColor="text1"/>
+                <w:sz w:val="26"/>
+                <w:szCs w:val="26"/>
+              </w:rPr>
+              <w:t>3 kích thước model: Small, Base, Large (linh hoạt CPU/GPU)</w:t>
+            </w:r>
+          </w:p>
+        </w:tc>
+        <w:tc>
+          <w:tcPr>
+            <w:tcW w:w="4860" w:type="dxa"/>
+            <w:tcBorders>
+              <w:top w:val="single" w:sz="1" w:space="0" w:color="D9D9D9"/>
+              <w:left w:val="single" w:sz="1" w:space="0" w:color="D9D9D9"/>
+              <w:bottom w:val="single" w:sz="1" w:space="0" w:color="D9D9D9"/>
+              <w:right w:val="single" w:sz="1" w:space="0" w:color="D9D9D9"/>
+            </w:tcBorders>
+            <w:tcMar>
+              <w:top w:w="100" w:type="dxa"/>
+              <w:left w:w="140" w:type="dxa"/>
+              <w:bottom w:w="100" w:type="dxa"/>
+              <w:right w:w="140" w:type="dxa"/>
+            </w:tcMar>
+          </w:tcPr>
+          <w:p>
+            <w:pPr>
+              <w:spacing w:before="80" w:after="40"/>
+              <w:jc w:val="both"/>
+              <w:rPr>
+                <w:rFonts w:asciiTheme="majorHAnsi" w:hAnsiTheme="majorHAnsi" w:cstheme="majorHAnsi"/>
+                <w:color w:val="000000" w:themeColor="text1"/>
+                <w:sz w:val="26"/>
+                <w:szCs w:val="26"/>
+              </w:rPr>
+            </w:pPr>
+            <w:r>
+              <w:rPr>
+                <w:rFonts w:asciiTheme="majorHAnsi" w:eastAsia="Arial" w:hAnsiTheme="majorHAnsi" w:cstheme="majorHAnsi"/>
+                <w:b/>
+                <w:bCs/>
+                <w:color w:val="000000" w:themeColor="text1"/>
+                <w:sz w:val="26"/>
+                <w:szCs w:val="26"/>
+              </w:rPr>
+              <w:lastRenderedPageBreak/>
+              <w:t>NHƯỢC ĐIỂM</w:t>
+            </w:r>
+          </w:p>
+          <w:p>
+            <w:pPr>
+              <w:spacing w:before="30" w:after="30"/>
+              <w:ind w:left="300"/>
+              <w:jc w:val="both"/>
+              <w:rPr>
+                <w:rFonts w:asciiTheme="majorHAnsi" w:hAnsiTheme="majorHAnsi" w:cstheme="majorHAnsi"/>
+                <w:color w:val="000000" w:themeColor="text1"/>
+                <w:sz w:val="26"/>
+                <w:szCs w:val="26"/>
+              </w:rPr>
+            </w:pPr>
+            <w:r>
+              <w:rPr>
+                <w:rFonts w:asciiTheme="majorHAnsi" w:eastAsia="Arial" w:hAnsiTheme="majorHAnsi" w:cstheme="majorHAnsi"/>
+                <w:color w:val="000000" w:themeColor="text1"/>
+                <w:sz w:val="26"/>
+                <w:szCs w:val="26"/>
+              </w:rPr>
+              <w:lastRenderedPageBreak/>
+              <w:t>Chậm hơn PaddleOCR 3-5x: ~50ms/line GPU (auto-regressive)</w:t>
+            </w:r>
+          </w:p>
+          <w:p>
+            <w:pPr>
+              <w:spacing w:before="30" w:after="30"/>
+              <w:ind w:left="300"/>
+              <w:jc w:val="both"/>
+              <w:rPr>
+                <w:rFonts w:asciiTheme="majorHAnsi" w:hAnsiTheme="majorHAnsi" w:cstheme="majorHAnsi"/>
+                <w:color w:val="000000" w:themeColor="text1"/>
+                <w:sz w:val="26"/>
+                <w:szCs w:val="26"/>
+              </w:rPr>
+            </w:pPr>
+            <w:r>
+              <w:rPr>
+                <w:rFonts w:asciiTheme="majorHAnsi" w:eastAsia="Arial" w:hAnsiTheme="majorHAnsi" w:cstheme="majorHAnsi"/>
+                <w:color w:val="000000" w:themeColor="text1"/>
+                <w:sz w:val="26"/>
+                <w:szCs w:val="26"/>
+              </w:rPr>
+              <w:t>Cần detector riêng (không tích hợp sẵn như PaddleOCR)</w:t>
+            </w:r>
+          </w:p>
+          <w:p>
+            <w:pPr>
+              <w:spacing w:before="30" w:after="30"/>
+              <w:ind w:left="300"/>
+              <w:jc w:val="both"/>
+              <w:rPr>
+                <w:rFonts w:asciiTheme="majorHAnsi" w:hAnsiTheme="majorHAnsi" w:cstheme="majorHAnsi"/>
+                <w:color w:val="000000" w:themeColor="text1"/>
+                <w:sz w:val="26"/>
+                <w:szCs w:val="26"/>
+              </w:rPr>
+            </w:pPr>
+            <w:r>
+              <w:rPr>
+                <w:rFonts w:asciiTheme="majorHAnsi" w:eastAsia="Arial" w:hAnsiTheme="majorHAnsi" w:cstheme="majorHAnsi"/>
+                <w:color w:val="000000" w:themeColor="text1"/>
+                <w:sz w:val="26"/>
+                <w:szCs w:val="26"/>
+              </w:rPr>
+              <w:t>Model Large cần GPU 8GB+ để inference ổn định</w:t>
+            </w:r>
+          </w:p>
+          <w:p>
+            <w:pPr>
+              <w:spacing w:before="30" w:after="30"/>
+              <w:ind w:left="300"/>
+              <w:jc w:val="both"/>
+              <w:rPr>
+                <w:rFonts w:asciiTheme="majorHAnsi" w:hAnsiTheme="majorHAnsi" w:cstheme="majorHAnsi"/>
+                <w:color w:val="000000" w:themeColor="text1"/>
+                <w:sz w:val="26"/>
+                <w:szCs w:val="26"/>
+              </w:rPr>
+            </w:pPr>
+            <w:r>
+              <w:rPr>
+                <w:rFonts w:asciiTheme="majorHAnsi" w:eastAsia="Arial" w:hAnsiTheme="majorHAnsi" w:cstheme="majorHAnsi"/>
+                <w:color w:val="000000" w:themeColor="text1"/>
+                <w:sz w:val="26"/>
+                <w:szCs w:val="26"/>
+              </w:rPr>
+              <w:t>CPU inference rất chậm, không thực tế cho production lớn</w:t>
+            </w:r>
+          </w:p>
+          <w:p>
+            <w:pPr>
+              <w:spacing w:before="30" w:after="30"/>
+              <w:ind w:left="300"/>
+              <w:jc w:val="both"/>
+              <w:rPr>
+                <w:rFonts w:asciiTheme="majorHAnsi" w:hAnsiTheme="majorHAnsi" w:cstheme="majorHAnsi"/>
+                <w:color w:val="000000" w:themeColor="text1"/>
+                <w:sz w:val="26"/>
+                <w:szCs w:val="26"/>
+              </w:rPr>
+            </w:pPr>
+            <w:r>
+              <w:rPr>
+                <w:rFonts w:asciiTheme="majorHAnsi" w:eastAsia="Arial" w:hAnsiTheme="majorHAnsi" w:cstheme="majorHAnsi"/>
+                <w:color w:val="000000" w:themeColor="text1"/>
+                <w:sz w:val="26"/>
+                <w:szCs w:val="26"/>
+              </w:rPr>
+              <w:t>Không có Bounding Box native – phải kết hợp attention rollout</w:t>
+            </w:r>
+          </w:p>
+        </w:tc>
+      </w:tr>
+    </w:tbl>
+    <w:p>
+      <w:pPr>
+        <w:spacing w:before="120"/>
+        <w:jc w:val="both"/>
+        <w:rPr>
+          <w:rFonts w:asciiTheme="majorHAnsi" w:hAnsiTheme="majorHAnsi" w:cstheme="majorHAnsi"/>
+          <w:color w:val="000000" w:themeColor="text1"/>
+          <w:sz w:val="26"/>
+          <w:szCs w:val="26"/>
+          <w:lang w:val="en-US"/>
+        </w:rPr>
+      </w:pPr>
+    </w:p>
+    <w:p>
+      <w:pPr>
+        <w:pStyle w:val="Heading3"/>
+        <w:jc w:val="both"/>
+        <w:rPr>
+          <w:rFonts w:asciiTheme="majorHAnsi" w:hAnsiTheme="majorHAnsi" w:cstheme="majorHAnsi"/>
+          <w:color w:val="000000" w:themeColor="text1"/>
+          <w:sz w:val="26"/>
+          <w:szCs w:val="26"/>
+          <w:lang w:val="en-US"/>
+        </w:rPr>
+      </w:pPr>
+      <w:r>
+        <w:rPr>
+          <w:rFonts w:asciiTheme="majorHAnsi" w:eastAsia="Arial" w:hAnsiTheme="majorHAnsi" w:cstheme="majorHAnsi"/>
+          <w:b/>
+          <w:bCs/>
+          <w:color w:val="000000" w:themeColor="text1"/>
+          <w:sz w:val="26"/>
+          <w:szCs w:val="26"/>
+        </w:rPr>
+        <w:t>2.2.4 Số liệu Hiệu năng Tham khảo</w:t>
+      </w:r>
+    </w:p>
+    <w:tbl>
+      <w:tblPr>
+        <w:tblW w:w="9360" w:type="dxa"/>
+        <w:tblBorders>
+          <w:top w:val="single" w:sz="4" w:space="0" w:color="auto"/>
+          <w:left w:val="single" w:sz="4" w:space="0" w:color="auto"/>
+          <w:bottom w:val="single" w:sz="4" w:space="0" w:color="auto"/>
+          <w:right w:val="single" w:sz="4" w:space="0" w:color="auto"/>
+          <w:insideH w:val="single" w:sz="4" w:space="0" w:color="auto"/>
+          <w:insideV w:val="single" w:sz="4" w:space="0" w:color="auto"/>
+        </w:tblBorders>
+        <w:tblCellMar>
+          <w:left w:w="10" w:type="dxa"/>
+          <w:right w:w="10" w:type="dxa"/>
+        </w:tblCellMar>
+        <w:tblLook w:val="04A0" w:firstRow="1" w:lastRow="0" w:firstColumn="1" w:lastColumn="0" w:noHBand="0" w:noVBand="1"/>
+      </w:tblPr>
+      <w:tblGrid>
+        <w:gridCol w:w="3000"/>
+        <w:gridCol w:w="2000"/>
+        <w:gridCol w:w="2160"/>
+        <w:gridCol w:w="2200"/>
+      </w:tblGrid>
+      <w:tr>
+        <w:tblPrEx>
+          <w:tblCellMar>
+            <w:top w:w="0" w:type="dxa"/>
+            <w:bottom w:w="0" w:type="dxa"/>
+          </w:tblCellMar>
+        </w:tblPrEx>
+        <w:tc>
+          <w:tcPr>
+            <w:tcW w:w="3000" w:type="dxa"/>
+            <w:tcBorders>
+              <w:top w:val="single" w:sz="1" w:space="0" w:color="1B3A6B"/>
+              <w:left w:val="single" w:sz="1" w:space="0" w:color="1B3A6B"/>
+              <w:bottom w:val="single" w:sz="1" w:space="0" w:color="1B3A6B"/>
+              <w:right w:val="single" w:sz="1" w:space="0" w:color="1B3A6B"/>
+            </w:tcBorders>
+            <w:tcMar>
+              <w:top w:w="80" w:type="dxa"/>
+              <w:left w:w="120" w:type="dxa"/>
+              <w:bottom w:w="80" w:type="dxa"/>
+              <w:right w:w="120" w:type="dxa"/>
+            </w:tcMar>
+          </w:tcPr>
+          <w:p>
+            <w:pPr>
+              <w:jc w:val="both"/>
+              <w:rPr>
+                <w:rFonts w:asciiTheme="majorHAnsi" w:hAnsiTheme="majorHAnsi" w:cstheme="majorHAnsi"/>
+                <w:color w:val="000000" w:themeColor="text1"/>
+                <w:sz w:val="26"/>
+                <w:szCs w:val="26"/>
+              </w:rPr>
+            </w:pPr>
+            <w:r>
+              <w:rPr>
+                <w:rFonts w:asciiTheme="majorHAnsi" w:eastAsia="Arial" w:hAnsiTheme="majorHAnsi" w:cstheme="majorHAnsi"/>
+                <w:b/>
+                <w:bCs/>
+                <w:color w:val="000000" w:themeColor="text1"/>
+                <w:sz w:val="26"/>
+                <w:szCs w:val="26"/>
+              </w:rPr>
+              <w:t>Benchmark</w:t>
+            </w:r>
+          </w:p>
+        </w:tc>
+        <w:tc>
+          <w:tcPr>
+            <w:tcW w:w="2000" w:type="dxa"/>
+            <w:tcBorders>
+              <w:top w:val="single" w:sz="1" w:space="0" w:color="1B3A6B"/>
+              <w:left w:val="single" w:sz="1" w:space="0" w:color="1B3A6B"/>
+              <w:bottom w:val="single" w:sz="1" w:space="0" w:color="1B3A6B"/>
+              <w:right w:val="single" w:sz="1" w:space="0" w:color="1B3A6B"/>
+            </w:tcBorders>
+            <w:tcMar>
+              <w:top w:w="80" w:type="dxa"/>
+              <w:left w:w="120" w:type="dxa"/>
+              <w:bottom w:w="80" w:type="dxa"/>
+              <w:right w:w="120" w:type="dxa"/>
+            </w:tcMar>
+          </w:tcPr>
+          <w:p>
+            <w:pPr>
+              <w:jc w:val="both"/>
+              <w:rPr>
+                <w:rFonts w:asciiTheme="majorHAnsi" w:hAnsiTheme="majorHAnsi" w:cstheme="majorHAnsi"/>
+                <w:color w:val="000000" w:themeColor="text1"/>
+                <w:sz w:val="26"/>
+                <w:szCs w:val="26"/>
+              </w:rPr>
+            </w:pPr>
+            <w:r>
+              <w:rPr>
+                <w:rFonts w:asciiTheme="majorHAnsi" w:eastAsia="Arial" w:hAnsiTheme="majorHAnsi" w:cstheme="majorHAnsi"/>
+                <w:b/>
+                <w:bCs/>
+                <w:color w:val="000000" w:themeColor="text1"/>
+                <w:sz w:val="26"/>
+                <w:szCs w:val="26"/>
+              </w:rPr>
+              <w:t>Accuracy</w:t>
+            </w:r>
+          </w:p>
+        </w:tc>
+        <w:tc>
+          <w:tcPr>
+            <w:tcW w:w="2160" w:type="dxa"/>
+            <w:tcBorders>
+              <w:top w:val="single" w:sz="1" w:space="0" w:color="1B3A6B"/>
+              <w:left w:val="single" w:sz="1" w:space="0" w:color="1B3A6B"/>
+              <w:bottom w:val="single" w:sz="1" w:space="0" w:color="1B3A6B"/>
+              <w:right w:val="single" w:sz="1" w:space="0" w:color="1B3A6B"/>
+            </w:tcBorders>
+            <w:tcMar>
+              <w:top w:w="80" w:type="dxa"/>
+              <w:left w:w="120" w:type="dxa"/>
+              <w:bottom w:w="80" w:type="dxa"/>
+              <w:right w:w="120" w:type="dxa"/>
+            </w:tcMar>
+          </w:tcPr>
+          <w:p>
+            <w:pPr>
+              <w:jc w:val="both"/>
+              <w:rPr>
+                <w:rFonts w:asciiTheme="majorHAnsi" w:hAnsiTheme="majorHAnsi" w:cstheme="majorHAnsi"/>
+                <w:color w:val="000000" w:themeColor="text1"/>
+                <w:sz w:val="26"/>
+                <w:szCs w:val="26"/>
+              </w:rPr>
+            </w:pPr>
+            <w:r>
+              <w:rPr>
+                <w:rFonts w:asciiTheme="majorHAnsi" w:eastAsia="Arial" w:hAnsiTheme="majorHAnsi" w:cstheme="majorHAnsi"/>
+                <w:b/>
+                <w:bCs/>
+                <w:color w:val="000000" w:themeColor="text1"/>
+                <w:sz w:val="26"/>
+                <w:szCs w:val="26"/>
+              </w:rPr>
+              <w:t>Model Size</w:t>
+            </w:r>
+          </w:p>
+        </w:tc>
+        <w:tc>
+          <w:tcPr>
+            <w:tcW w:w="2200" w:type="dxa"/>
+            <w:tcBorders>
+              <w:top w:val="single" w:sz="1" w:space="0" w:color="1B3A6B"/>
+              <w:left w:val="single" w:sz="1" w:space="0" w:color="1B3A6B"/>
+              <w:bottom w:val="single" w:sz="1" w:space="0" w:color="1B3A6B"/>
+              <w:right w:val="single" w:sz="1" w:space="0" w:color="1B3A6B"/>
+            </w:tcBorders>
+            <w:tcMar>
+              <w:top w:w="80" w:type="dxa"/>
+              <w:left w:w="120" w:type="dxa"/>
+              <w:bottom w:w="80" w:type="dxa"/>
+              <w:right w:w="120" w:type="dxa"/>
+            </w:tcMar>
+          </w:tcPr>
+          <w:p>
+            <w:pPr>
+              <w:jc w:val="both"/>
+              <w:rPr>
+                <w:rFonts w:asciiTheme="majorHAnsi" w:hAnsiTheme="majorHAnsi" w:cstheme="majorHAnsi"/>
+                <w:color w:val="000000" w:themeColor="text1"/>
+                <w:sz w:val="26"/>
+                <w:szCs w:val="26"/>
+              </w:rPr>
+            </w:pPr>
+            <w:r>
+              <w:rPr>
+                <w:rFonts w:asciiTheme="majorHAnsi" w:eastAsia="Arial" w:hAnsiTheme="majorHAnsi" w:cstheme="majorHAnsi"/>
+                <w:b/>
+                <w:bCs/>
+                <w:color w:val="000000" w:themeColor="text1"/>
+                <w:sz w:val="26"/>
+                <w:szCs w:val="26"/>
+              </w:rPr>
+              <w:t>Inference GPU</w:t>
+            </w:r>
+          </w:p>
+        </w:tc>
+      </w:tr>
+      <w:tr>
+        <w:tblPrEx>
+          <w:tblCellMar>
+            <w:top w:w="0" w:type="dxa"/>
+            <w:bottom w:w="0" w:type="dxa"/>
+          </w:tblCellMar>
+        </w:tblPrEx>
+        <w:tc>
+          <w:tcPr>
+            <w:tcW w:w="3000" w:type="dxa"/>
+            <w:tcBorders>
+              <w:top w:val="single" w:sz="1" w:space="0" w:color="D9D9D9"/>
+              <w:left w:val="single" w:sz="1" w:space="0" w:color="D9D9D9"/>
+              <w:bottom w:val="single" w:sz="1" w:space="0" w:color="D9D9D9"/>
+              <w:right w:val="single" w:sz="1" w:space="0" w:color="D9D9D9"/>
+            </w:tcBorders>
+            <w:tcMar>
+              <w:top w:w="80" w:type="dxa"/>
+              <w:left w:w="120" w:type="dxa"/>
+              <w:bottom w:w="80" w:type="dxa"/>
+              <w:right w:w="120" w:type="dxa"/>
+            </w:tcMar>
+          </w:tcPr>
+          <w:p>
+            <w:pPr>
+              <w:jc w:val="both"/>
+              <w:rPr>
+                <w:rFonts w:asciiTheme="majorHAnsi" w:hAnsiTheme="majorHAnsi" w:cstheme="majorHAnsi"/>
+                <w:color w:val="000000" w:themeColor="text1"/>
+                <w:sz w:val="26"/>
+                <w:szCs w:val="26"/>
+              </w:rPr>
+            </w:pPr>
+            <w:r>
+              <w:rPr>
+                <w:rFonts w:asciiTheme="majorHAnsi" w:eastAsia="Arial" w:hAnsiTheme="majorHAnsi" w:cstheme="majorHAnsi"/>
+                <w:color w:val="000000" w:themeColor="text1"/>
+                <w:sz w:val="26"/>
+                <w:szCs w:val="26"/>
+              </w:rPr>
+              <w:t>IAM Handwriting DB (en)</w:t>
+            </w:r>
+          </w:p>
+        </w:tc>
+        <w:tc>
+          <w:tcPr>
+            <w:tcW w:w="2000" w:type="dxa"/>
+            <w:tcBorders>
+              <w:top w:val="single" w:sz="1" w:space="0" w:color="D9D9D9"/>
+              <w:left w:val="single" w:sz="1" w:space="0" w:color="D9D9D9"/>
+              <w:bottom w:val="single" w:sz="1" w:space="0" w:color="D9D9D9"/>
+              <w:right w:val="single" w:sz="1" w:space="0" w:color="D9D9D9"/>
+            </w:tcBorders>
+            <w:tcMar>
+              <w:top w:w="80" w:type="dxa"/>
+              <w:left w:w="120" w:type="dxa"/>
+              <w:bottom w:w="80" w:type="dxa"/>
+              <w:right w:w="120" w:type="dxa"/>
+            </w:tcMar>
+          </w:tcPr>
+          <w:p>
+            <w:pPr>
+              <w:jc w:val="both"/>
+              <w:rPr>
+                <w:rFonts w:asciiTheme="majorHAnsi" w:hAnsiTheme="majorHAnsi" w:cstheme="majorHAnsi"/>
+                <w:color w:val="000000" w:themeColor="text1"/>
+                <w:sz w:val="26"/>
+                <w:szCs w:val="26"/>
+              </w:rPr>
+            </w:pPr>
+            <w:r>
+              <w:rPr>
+                <w:rFonts w:asciiTheme="majorHAnsi" w:eastAsia="Arial" w:hAnsiTheme="majorHAnsi" w:cstheme="majorHAnsi"/>
+                <w:color w:val="000000" w:themeColor="text1"/>
+                <w:sz w:val="26"/>
+                <w:szCs w:val="26"/>
+              </w:rPr>
+              <w:t>CER 2.89% (SOTA)</w:t>
+            </w:r>
+          </w:p>
+        </w:tc>
+        <w:tc>
+          <w:tcPr>
+            <w:tcW w:w="2160" w:type="dxa"/>
+            <w:tcBorders>
+              <w:top w:val="single" w:sz="1" w:space="0" w:color="D9D9D9"/>
+              <w:left w:val="single" w:sz="1" w:space="0" w:color="D9D9D9"/>
+              <w:bottom w:val="single" w:sz="1" w:space="0" w:color="D9D9D9"/>
+              <w:right w:val="single" w:sz="1" w:space="0" w:color="D9D9D9"/>
+            </w:tcBorders>
+            <w:tcMar>
+              <w:top w:w="80" w:type="dxa"/>
+              <w:left w:w="120" w:type="dxa"/>
+              <w:bottom w:w="80" w:type="dxa"/>
+              <w:right w:w="120" w:type="dxa"/>
+            </w:tcMar>
+          </w:tcPr>
+          <w:p>
+            <w:pPr>
+              <w:jc w:val="both"/>
+              <w:rPr>
+                <w:rFonts w:asciiTheme="majorHAnsi" w:hAnsiTheme="majorHAnsi" w:cstheme="majorHAnsi"/>
+                <w:color w:val="000000" w:themeColor="text1"/>
+                <w:sz w:val="26"/>
+                <w:szCs w:val="26"/>
+              </w:rPr>
+            </w:pPr>
+            <w:r>
+              <w:rPr>
+                <w:rFonts w:asciiTheme="majorHAnsi" w:eastAsia="Arial" w:hAnsiTheme="majorHAnsi" w:cstheme="majorHAnsi"/>
+                <w:color w:val="000000" w:themeColor="text1"/>
+                <w:sz w:val="26"/>
+                <w:szCs w:val="26"/>
+              </w:rPr>
+              <w:t>558M params (Large)</w:t>
+            </w:r>
+          </w:p>
+        </w:tc>
+        <w:tc>
+          <w:tcPr>
+            <w:tcW w:w="2200" w:type="dxa"/>
+            <w:tcBorders>
+              <w:top w:val="single" w:sz="1" w:space="0" w:color="D9D9D9"/>
+              <w:left w:val="single" w:sz="1" w:space="0" w:color="D9D9D9"/>
+              <w:bottom w:val="single" w:sz="1" w:space="0" w:color="D9D9D9"/>
+              <w:right w:val="single" w:sz="1" w:space="0" w:color="D9D9D9"/>
+            </w:tcBorders>
+            <w:tcMar>
+              <w:top w:w="80" w:type="dxa"/>
+              <w:left w:w="120" w:type="dxa"/>
+              <w:bottom w:w="80" w:type="dxa"/>
+              <w:right w:w="120" w:type="dxa"/>
+            </w:tcMar>
+          </w:tcPr>
+          <w:p>
+            <w:pPr>
+              <w:jc w:val="both"/>
+              <w:rPr>
+                <w:rFonts w:asciiTheme="majorHAnsi" w:hAnsiTheme="majorHAnsi" w:cstheme="majorHAnsi"/>
+                <w:color w:val="000000" w:themeColor="text1"/>
+                <w:sz w:val="26"/>
+                <w:szCs w:val="26"/>
+              </w:rPr>
+            </w:pPr>
+            <w:r>
+              <w:rPr>
+                <w:rFonts w:asciiTheme="majorHAnsi" w:eastAsia="Arial" w:hAnsiTheme="majorHAnsi" w:cstheme="majorHAnsi"/>
+                <w:color w:val="000000" w:themeColor="text1"/>
+                <w:sz w:val="26"/>
+                <w:szCs w:val="26"/>
+              </w:rPr>
+              <w:t>~45ms/line T4</w:t>
+            </w:r>
+          </w:p>
+        </w:tc>
+      </w:tr>
+      <w:tr>
+        <w:tblPrEx>
+          <w:tblCellMar>
+            <w:top w:w="0" w:type="dxa"/>
+            <w:bottom w:w="0" w:type="dxa"/>
+          </w:tblCellMar>
+        </w:tblPrEx>
+        <w:tc>
+          <w:tcPr>
+            <w:tcW w:w="3000" w:type="dxa"/>
+            <w:tcBorders>
+              <w:top w:val="single" w:sz="1" w:space="0" w:color="D9D9D9"/>
+              <w:left w:val="single" w:sz="1" w:space="0" w:color="D9D9D9"/>
+              <w:bottom w:val="single" w:sz="1" w:space="0" w:color="D9D9D9"/>
+              <w:right w:val="single" w:sz="1" w:space="0" w:color="D9D9D9"/>
+            </w:tcBorders>
+            <w:tcMar>
+              <w:top w:w="80" w:type="dxa"/>
+              <w:left w:w="120" w:type="dxa"/>
+              <w:bottom w:w="80" w:type="dxa"/>
+              <w:right w:w="120" w:type="dxa"/>
+            </w:tcMar>
+          </w:tcPr>
+          <w:p>
+            <w:pPr>
+              <w:jc w:val="both"/>
+              <w:rPr>
+                <w:rFonts w:asciiTheme="majorHAnsi" w:hAnsiTheme="majorHAnsi" w:cstheme="majorHAnsi"/>
+                <w:color w:val="000000" w:themeColor="text1"/>
+                <w:sz w:val="26"/>
+                <w:szCs w:val="26"/>
+              </w:rPr>
+            </w:pPr>
+            <w:r>
+              <w:rPr>
+                <w:rFonts w:asciiTheme="majorHAnsi" w:eastAsia="Arial" w:hAnsiTheme="majorHAnsi" w:cstheme="majorHAnsi"/>
+                <w:color w:val="000000" w:themeColor="text1"/>
+                <w:sz w:val="26"/>
+                <w:szCs w:val="26"/>
+              </w:rPr>
+              <w:t>VNOnDB (Vietnamese HW, fine-tuned)</w:t>
+            </w:r>
+          </w:p>
+        </w:tc>
+        <w:tc>
+          <w:tcPr>
+            <w:tcW w:w="2000" w:type="dxa"/>
+            <w:tcBorders>
+              <w:top w:val="single" w:sz="1" w:space="0" w:color="D9D9D9"/>
+              <w:left w:val="single" w:sz="1" w:space="0" w:color="D9D9D9"/>
+              <w:bottom w:val="single" w:sz="1" w:space="0" w:color="D9D9D9"/>
+              <w:right w:val="single" w:sz="1" w:space="0" w:color="D9D9D9"/>
+            </w:tcBorders>
+            <w:tcMar>
+              <w:top w:w="80" w:type="dxa"/>
+              <w:left w:w="120" w:type="dxa"/>
+              <w:bottom w:w="80" w:type="dxa"/>
+              <w:right w:w="120" w:type="dxa"/>
+            </w:tcMar>
+          </w:tcPr>
+          <w:p>
+            <w:pPr>
+              <w:jc w:val="both"/>
+              <w:rPr>
+                <w:rFonts w:asciiTheme="majorHAnsi" w:hAnsiTheme="majorHAnsi" w:cstheme="majorHAnsi"/>
+                <w:color w:val="000000" w:themeColor="text1"/>
+                <w:sz w:val="26"/>
+                <w:szCs w:val="26"/>
+              </w:rPr>
+            </w:pPr>
+            <w:r>
+              <w:rPr>
+                <w:rFonts w:asciiTheme="majorHAnsi" w:eastAsia="Arial" w:hAnsiTheme="majorHAnsi" w:cstheme="majorHAnsi"/>
+                <w:color w:val="000000" w:themeColor="text1"/>
+                <w:sz w:val="26"/>
+                <w:szCs w:val="26"/>
+              </w:rPr>
+              <w:t>~97.2% WRA</w:t>
+            </w:r>
+          </w:p>
+        </w:tc>
+        <w:tc>
+          <w:tcPr>
+            <w:tcW w:w="2160" w:type="dxa"/>
+            <w:tcBorders>
+              <w:top w:val="single" w:sz="1" w:space="0" w:color="D9D9D9"/>
+              <w:left w:val="single" w:sz="1" w:space="0" w:color="D9D9D9"/>
+              <w:bottom w:val="single" w:sz="1" w:space="0" w:color="D9D9D9"/>
+              <w:right w:val="single" w:sz="1" w:space="0" w:color="D9D9D9"/>
+            </w:tcBorders>
+            <w:tcMar>
+              <w:top w:w="80" w:type="dxa"/>
+              <w:left w:w="120" w:type="dxa"/>
+              <w:bottom w:w="80" w:type="dxa"/>
+              <w:right w:w="120" w:type="dxa"/>
+            </w:tcMar>
+          </w:tcPr>
+          <w:p>
+            <w:pPr>
+              <w:jc w:val="both"/>
+              <w:rPr>
+                <w:rFonts w:asciiTheme="majorHAnsi" w:hAnsiTheme="majorHAnsi" w:cstheme="majorHAnsi"/>
+                <w:color w:val="000000" w:themeColor="text1"/>
+                <w:sz w:val="26"/>
+                <w:szCs w:val="26"/>
+              </w:rPr>
+            </w:pPr>
+            <w:r>
+              <w:rPr>
+                <w:rFonts w:asciiTheme="majorHAnsi" w:eastAsia="Arial" w:hAnsiTheme="majorHAnsi" w:cstheme="majorHAnsi"/>
+                <w:color w:val="000000" w:themeColor="text1"/>
+                <w:sz w:val="26"/>
+                <w:szCs w:val="26"/>
+              </w:rPr>
+              <w:t>355M params (Base)</w:t>
+            </w:r>
+          </w:p>
+        </w:tc>
+        <w:tc>
+          <w:tcPr>
+            <w:tcW w:w="2200" w:type="dxa"/>
+            <w:tcBorders>
+              <w:top w:val="single" w:sz="1" w:space="0" w:color="D9D9D9"/>
+              <w:left w:val="single" w:sz="1" w:space="0" w:color="D9D9D9"/>
+              <w:bottom w:val="single" w:sz="1" w:space="0" w:color="D9D9D9"/>
+              <w:right w:val="single" w:sz="1" w:space="0" w:color="D9D9D9"/>
+            </w:tcBorders>
+            <w:tcMar>
+              <w:top w:w="80" w:type="dxa"/>
+              <w:left w:w="120" w:type="dxa"/>
+              <w:bottom w:w="80" w:type="dxa"/>
+              <w:right w:w="120" w:type="dxa"/>
+            </w:tcMar>
+          </w:tcPr>
+          <w:p>
+            <w:pPr>
+              <w:jc w:val="both"/>
+              <w:rPr>
+                <w:rFonts w:asciiTheme="majorHAnsi" w:hAnsiTheme="majorHAnsi" w:cstheme="majorHAnsi"/>
+                <w:color w:val="000000" w:themeColor="text1"/>
+                <w:sz w:val="26"/>
+                <w:szCs w:val="26"/>
+              </w:rPr>
+            </w:pPr>
+            <w:r>
+              <w:rPr>
+                <w:rFonts w:asciiTheme="majorHAnsi" w:eastAsia="Arial" w:hAnsiTheme="majorHAnsi" w:cstheme="majorHAnsi"/>
+                <w:color w:val="000000" w:themeColor="text1"/>
+                <w:sz w:val="26"/>
+                <w:szCs w:val="26"/>
+              </w:rPr>
+              <w:t>~50ms/line T4</w:t>
+            </w:r>
+          </w:p>
+        </w:tc>
+      </w:tr>
+      <w:tr>
+        <w:tblPrEx>
+          <w:tblCellMar>
+            <w:top w:w="0" w:type="dxa"/>
+            <w:bottom w:w="0" w:type="dxa"/>
+          </w:tblCellMar>
+        </w:tblPrEx>
+        <w:tc>
+          <w:tcPr>
+            <w:tcW w:w="3000" w:type="dxa"/>
+            <w:tcBorders>
+              <w:top w:val="single" w:sz="1" w:space="0" w:color="D9D9D9"/>
+              <w:left w:val="single" w:sz="1" w:space="0" w:color="D9D9D9"/>
+              <w:bottom w:val="single" w:sz="1" w:space="0" w:color="D9D9D9"/>
+              <w:right w:val="single" w:sz="1" w:space="0" w:color="D9D9D9"/>
+            </w:tcBorders>
+            <w:tcMar>
+              <w:top w:w="80" w:type="dxa"/>
+              <w:left w:w="120" w:type="dxa"/>
+              <w:bottom w:w="80" w:type="dxa"/>
+              <w:right w:w="120" w:type="dxa"/>
+            </w:tcMar>
+          </w:tcPr>
+          <w:p>
+            <w:pPr>
+              <w:jc w:val="both"/>
+              <w:rPr>
+                <w:rFonts w:asciiTheme="majorHAnsi" w:hAnsiTheme="majorHAnsi" w:cstheme="majorHAnsi"/>
+                <w:color w:val="000000" w:themeColor="text1"/>
+                <w:sz w:val="26"/>
+                <w:szCs w:val="26"/>
+              </w:rPr>
+            </w:pPr>
+            <w:r>
+              <w:rPr>
+                <w:rFonts w:asciiTheme="majorHAnsi" w:eastAsia="Arial" w:hAnsiTheme="majorHAnsi" w:cstheme="majorHAnsi"/>
+                <w:color w:val="000000" w:themeColor="text1"/>
+                <w:sz w:val="26"/>
+                <w:szCs w:val="26"/>
+              </w:rPr>
+              <w:t>SROIE (print receipts)</w:t>
+            </w:r>
+          </w:p>
+        </w:tc>
+        <w:tc>
+          <w:tcPr>
+            <w:tcW w:w="2000" w:type="dxa"/>
+            <w:tcBorders>
+              <w:top w:val="single" w:sz="1" w:space="0" w:color="D9D9D9"/>
+              <w:left w:val="single" w:sz="1" w:space="0" w:color="D9D9D9"/>
+              <w:bottom w:val="single" w:sz="1" w:space="0" w:color="D9D9D9"/>
+              <w:right w:val="single" w:sz="1" w:space="0" w:color="D9D9D9"/>
+            </w:tcBorders>
+            <w:tcMar>
+              <w:top w:w="80" w:type="dxa"/>
+              <w:left w:w="120" w:type="dxa"/>
+              <w:bottom w:w="80" w:type="dxa"/>
+              <w:right w:w="120" w:type="dxa"/>
+            </w:tcMar>
+          </w:tcPr>
+          <w:p>
+            <w:pPr>
+              <w:jc w:val="both"/>
+              <w:rPr>
+                <w:rFonts w:asciiTheme="majorHAnsi" w:hAnsiTheme="majorHAnsi" w:cstheme="majorHAnsi"/>
+                <w:color w:val="000000" w:themeColor="text1"/>
+                <w:sz w:val="26"/>
+                <w:szCs w:val="26"/>
+              </w:rPr>
+            </w:pPr>
+            <w:r>
+              <w:rPr>
+                <w:rFonts w:asciiTheme="majorHAnsi" w:eastAsia="Arial" w:hAnsiTheme="majorHAnsi" w:cstheme="majorHAnsi"/>
+                <w:color w:val="000000" w:themeColor="text1"/>
+                <w:sz w:val="26"/>
+                <w:szCs w:val="26"/>
+              </w:rPr>
+              <w:t>98.0% F1</w:t>
+            </w:r>
+          </w:p>
+        </w:tc>
+        <w:tc>
+          <w:tcPr>
+            <w:tcW w:w="2160" w:type="dxa"/>
+            <w:tcBorders>
+              <w:top w:val="single" w:sz="1" w:space="0" w:color="D9D9D9"/>
+              <w:left w:val="single" w:sz="1" w:space="0" w:color="D9D9D9"/>
+              <w:bottom w:val="single" w:sz="1" w:space="0" w:color="D9D9D9"/>
+              <w:right w:val="single" w:sz="1" w:space="0" w:color="D9D9D9"/>
+            </w:tcBorders>
+            <w:tcMar>
+              <w:top w:w="80" w:type="dxa"/>
+              <w:left w:w="120" w:type="dxa"/>
+              <w:bottom w:w="80" w:type="dxa"/>
+              <w:right w:w="120" w:type="dxa"/>
+            </w:tcMar>
+          </w:tcPr>
+          <w:p>
+            <w:pPr>
+              <w:jc w:val="both"/>
+              <w:rPr>
+                <w:rFonts w:asciiTheme="majorHAnsi" w:hAnsiTheme="majorHAnsi" w:cstheme="majorHAnsi"/>
+                <w:color w:val="000000" w:themeColor="text1"/>
+                <w:sz w:val="26"/>
+                <w:szCs w:val="26"/>
+              </w:rPr>
+            </w:pPr>
+            <w:r>
+              <w:rPr>
+                <w:rFonts w:asciiTheme="majorHAnsi" w:eastAsia="Arial" w:hAnsiTheme="majorHAnsi" w:cstheme="majorHAnsi"/>
+                <w:color w:val="000000" w:themeColor="text1"/>
+                <w:sz w:val="26"/>
+                <w:szCs w:val="26"/>
+              </w:rPr>
+              <w:t>62M params (Small)</w:t>
+            </w:r>
+          </w:p>
+        </w:tc>
+        <w:tc>
+          <w:tcPr>
+            <w:tcW w:w="2200" w:type="dxa"/>
+            <w:tcBorders>
+              <w:top w:val="single" w:sz="1" w:space="0" w:color="D9D9D9"/>
+              <w:left w:val="single" w:sz="1" w:space="0" w:color="D9D9D9"/>
+              <w:bottom w:val="single" w:sz="1" w:space="0" w:color="D9D9D9"/>
+              <w:right w:val="single" w:sz="1" w:space="0" w:color="D9D9D9"/>
+            </w:tcBorders>
+            <w:tcMar>
+              <w:top w:w="80" w:type="dxa"/>
+              <w:left w:w="120" w:type="dxa"/>
+              <w:bottom w:w="80" w:type="dxa"/>
+              <w:right w:w="120" w:type="dxa"/>
+            </w:tcMar>
+          </w:tcPr>
+          <w:p>
+            <w:pPr>
+              <w:jc w:val="both"/>
+              <w:rPr>
+                <w:rFonts w:asciiTheme="majorHAnsi" w:hAnsiTheme="majorHAnsi" w:cstheme="majorHAnsi"/>
+                <w:color w:val="000000" w:themeColor="text1"/>
+                <w:sz w:val="26"/>
+                <w:szCs w:val="26"/>
+              </w:rPr>
+            </w:pPr>
+            <w:r>
+              <w:rPr>
+                <w:rFonts w:asciiTheme="majorHAnsi" w:eastAsia="Arial" w:hAnsiTheme="majorHAnsi" w:cstheme="majorHAnsi"/>
+                <w:color w:val="000000" w:themeColor="text1"/>
+                <w:sz w:val="26"/>
+                <w:szCs w:val="26"/>
+              </w:rPr>
+              <w:t>~12ms/line T4</w:t>
+            </w:r>
+          </w:p>
+        </w:tc>
+      </w:tr>
+    </w:tbl>
+    <w:p>
+      <w:pPr>
+        <w:spacing w:before="100"/>
+        <w:jc w:val="both"/>
+        <w:rPr>
+          <w:rFonts w:asciiTheme="majorHAnsi" w:hAnsiTheme="majorHAnsi" w:cstheme="majorHAnsi"/>
+          <w:color w:val="000000" w:themeColor="text1"/>
+          <w:sz w:val="26"/>
+          <w:szCs w:val="26"/>
+          <w:lang w:val="en-US"/>
+        </w:rPr>
+      </w:pPr>
+    </w:p>
+    <w:p>
+      <w:pPr>
+        <w:pStyle w:val="Heading3"/>
+        <w:jc w:val="both"/>
+        <w:rPr>
+          <w:rFonts w:asciiTheme="majorHAnsi" w:hAnsiTheme="majorHAnsi" w:cstheme="majorHAnsi"/>
+          <w:color w:val="000000" w:themeColor="text1"/>
+          <w:sz w:val="26"/>
+          <w:szCs w:val="26"/>
+        </w:rPr>
+      </w:pPr>
+      <w:r>
+        <w:rPr>
+          <w:rFonts w:asciiTheme="majorHAnsi" w:eastAsia="Arial" w:hAnsiTheme="majorHAnsi" w:cstheme="majorHAnsi"/>
+          <w:b/>
+          <w:bCs/>
+          <w:color w:val="000000" w:themeColor="text1"/>
+          <w:sz w:val="26"/>
+          <w:szCs w:val="26"/>
+        </w:rPr>
+        <w:t>2.2.5 Nguồn Tham khảo</w:t>
+      </w:r>
+    </w:p>
+    <w:p>
+      <w:pPr>
+        <w:pStyle w:val="ListParagraph"/>
+        <w:numPr>
+          <w:ilvl w:val="0"/>
+          <w:numId w:val="4"/>
+        </w:numPr>
+        <w:spacing w:before="40" w:after="40" w:line="240" w:lineRule="auto"/>
+        <w:contextualSpacing w:val="0"/>
+        <w:jc w:val="both"/>
+        <w:rPr>
+          <w:rFonts w:asciiTheme="majorHAnsi" w:hAnsiTheme="majorHAnsi" w:cstheme="majorHAnsi"/>
+          <w:color w:val="000000" w:themeColor="text1"/>
+          <w:sz w:val="26"/>
+          <w:szCs w:val="26"/>
+        </w:rPr>
+      </w:pPr>
+      <w:r>
+        <w:rPr>
+          <w:rFonts w:asciiTheme="majorHAnsi" w:eastAsia="Arial" w:hAnsiTheme="majorHAnsi" w:cstheme="majorHAnsi"/>
+          <w:color w:val="000000" w:themeColor="text1"/>
+          <w:sz w:val="26"/>
+          <w:szCs w:val="26"/>
+        </w:rPr>
+        <w:t>Paper: arXiv:2109.10282 – TrOCR: Transformer-based OCR with Pre-trained Models (Li et al., 2021)</w:t>
+      </w:r>
+    </w:p>
+    <w:p>
+      <w:pPr>
+        <w:pStyle w:val="ListParagraph"/>
+        <w:numPr>
+          <w:ilvl w:val="0"/>
+          <w:numId w:val="4"/>
+        </w:numPr>
+        <w:spacing w:before="40" w:after="40" w:line="240" w:lineRule="auto"/>
+        <w:contextualSpacing w:val="0"/>
+        <w:jc w:val="both"/>
+        <w:rPr>
+          <w:rFonts w:asciiTheme="majorHAnsi" w:hAnsiTheme="majorHAnsi" w:cstheme="majorHAnsi"/>
+          <w:color w:val="000000" w:themeColor="text1"/>
+          <w:sz w:val="26"/>
+          <w:szCs w:val="26"/>
+        </w:rPr>
+      </w:pPr>
+      <w:r>
+        <w:rPr>
+          <w:rFonts w:asciiTheme="majorHAnsi" w:eastAsia="Arial" w:hAnsiTheme="majorHAnsi" w:cstheme="majorHAnsi"/>
+          <w:color w:val="000000" w:themeColor="text1"/>
+          <w:sz w:val="26"/>
+          <w:szCs w:val="26"/>
+        </w:rPr>
+        <w:t>GitHub: github.com/microsoft/unilm/tree/master/trocr</w:t>
+      </w:r>
+    </w:p>
+    <w:p>
+      <w:pPr>
+        <w:pStyle w:val="ListParagraph"/>
+        <w:numPr>
+          <w:ilvl w:val="0"/>
+          <w:numId w:val="4"/>
+        </w:numPr>
+        <w:spacing w:before="40" w:after="40" w:line="240" w:lineRule="auto"/>
+        <w:contextualSpacing w:val="0"/>
+        <w:jc w:val="both"/>
+        <w:rPr>
+          <w:rFonts w:asciiTheme="majorHAnsi" w:hAnsiTheme="majorHAnsi" w:cstheme="majorHAnsi"/>
+          <w:color w:val="000000" w:themeColor="text1"/>
+          <w:sz w:val="26"/>
+          <w:szCs w:val="26"/>
+        </w:rPr>
+      </w:pPr>
+      <w:r>
+        <w:rPr>
+          <w:rFonts w:asciiTheme="majorHAnsi" w:eastAsia="Arial" w:hAnsiTheme="majorHAnsi" w:cstheme="majorHAnsi"/>
+          <w:color w:val="000000" w:themeColor="text1"/>
+          <w:sz w:val="26"/>
+          <w:szCs w:val="26"/>
+        </w:rPr>
+        <w:t>Hugging Face: huggingface.co/microsoft/trocr-large-handwritten</w:t>
+      </w:r>
+    </w:p>
+    <w:p>
+      <w:pPr>
+        <w:pStyle w:val="ListParagraph"/>
+        <w:numPr>
+          <w:ilvl w:val="0"/>
+          <w:numId w:val="4"/>
+        </w:numPr>
+        <w:spacing w:before="40" w:after="40" w:line="240" w:lineRule="auto"/>
+        <w:contextualSpacing w:val="0"/>
+        <w:jc w:val="both"/>
+        <w:rPr>
+          <w:rFonts w:asciiTheme="majorHAnsi" w:hAnsiTheme="majorHAnsi" w:cstheme="majorHAnsi"/>
+          <w:color w:val="000000" w:themeColor="text1"/>
+          <w:sz w:val="26"/>
+          <w:szCs w:val="26"/>
+        </w:rPr>
+      </w:pPr>
+      <w:r>
+        <w:rPr>
+          <w:rFonts w:asciiTheme="majorHAnsi" w:eastAsia="Arial" w:hAnsiTheme="majorHAnsi" w:cstheme="majorHAnsi"/>
+          <w:color w:val="000000" w:themeColor="text1"/>
+          <w:sz w:val="26"/>
+          <w:szCs w:val="26"/>
+        </w:rPr>
+        <w:t>VNOnDB Dataset: tc11.cvc.uab.es/datasets/VNOnDB_1</w:t>
+      </w:r>
+    </w:p>
+    <w:p>
+      <w:pPr>
+        <w:pStyle w:val="ListParagraph"/>
+        <w:numPr>
+          <w:ilvl w:val="0"/>
+          <w:numId w:val="4"/>
+        </w:numPr>
+        <w:spacing w:before="40" w:after="40" w:line="240" w:lineRule="auto"/>
+        <w:contextualSpacing w:val="0"/>
+        <w:jc w:val="both"/>
+        <w:rPr>
+          <w:rFonts w:asciiTheme="majorHAnsi" w:hAnsiTheme="majorHAnsi" w:cstheme="majorHAnsi"/>
+          <w:color w:val="000000" w:themeColor="text1"/>
+          <w:sz w:val="26"/>
+          <w:szCs w:val="26"/>
+        </w:rPr>
+      </w:pPr>
+      <w:r>
+        <w:rPr>
+          <w:rFonts w:asciiTheme="majorHAnsi" w:eastAsia="Arial" w:hAnsiTheme="majorHAnsi" w:cstheme="majorHAnsi"/>
+          <w:color w:val="000000" w:themeColor="text1"/>
+          <w:sz w:val="26"/>
+          <w:szCs w:val="26"/>
+        </w:rPr>
+        <w:t>License: MIT – thương mại tự do</w:t>
+      </w:r>
     </w:p>
     <w:sectPr>
       <w:pgSz w:w="11906" w:h="16838"/>
@@ -2212,6 +6856,914 @@
     </w:lvl>
   </w:abstractNum>
   <w:abstractNum w:abstractNumId="2" w15:restartNumberingAfterBreak="0">
+    <w:nsid w:val="18B50176"/>
+    <w:multiLevelType w:val="hybridMultilevel"/>
+    <w:tmpl w:val="8F121BC4"/>
+    <w:lvl w:ilvl="0" w:tplc="042A000F">
+      <w:start w:val="1"/>
+      <w:numFmt w:val="decimal"/>
+      <w:lvlText w:val="%1."/>
+      <w:lvlJc w:val="left"/>
+      <w:pPr>
+        <w:ind w:left="1080" w:hanging="360"/>
+      </w:pPr>
+    </w:lvl>
+    <w:lvl w:ilvl="1" w:tplc="042A0019" w:tentative="1">
+      <w:start w:val="1"/>
+      <w:numFmt w:val="lowerLetter"/>
+      <w:lvlText w:val="%2."/>
+      <w:lvlJc w:val="left"/>
+      <w:pPr>
+        <w:ind w:left="1800" w:hanging="360"/>
+      </w:pPr>
+    </w:lvl>
+    <w:lvl w:ilvl="2" w:tplc="042A001B" w:tentative="1">
+      <w:start w:val="1"/>
+      <w:numFmt w:val="lowerRoman"/>
+      <w:lvlText w:val="%3."/>
+      <w:lvlJc w:val="right"/>
+      <w:pPr>
+        <w:ind w:left="2520" w:hanging="180"/>
+      </w:pPr>
+    </w:lvl>
+    <w:lvl w:ilvl="3" w:tplc="042A000F" w:tentative="1">
+      <w:start w:val="1"/>
+      <w:numFmt w:val="decimal"/>
+      <w:lvlText w:val="%4."/>
+      <w:lvlJc w:val="left"/>
+      <w:pPr>
+        <w:ind w:left="3240" w:hanging="360"/>
+      </w:pPr>
+    </w:lvl>
+    <w:lvl w:ilvl="4" w:tplc="042A0019" w:tentative="1">
+      <w:start w:val="1"/>
+      <w:numFmt w:val="lowerLetter"/>
+      <w:lvlText w:val="%5."/>
+      <w:lvlJc w:val="left"/>
+      <w:pPr>
+        <w:ind w:left="3960" w:hanging="360"/>
+      </w:pPr>
+    </w:lvl>
+    <w:lvl w:ilvl="5" w:tplc="042A001B" w:tentative="1">
+      <w:start w:val="1"/>
+      <w:numFmt w:val="lowerRoman"/>
+      <w:lvlText w:val="%6."/>
+      <w:lvlJc w:val="right"/>
+      <w:pPr>
+        <w:ind w:left="4680" w:hanging="180"/>
+      </w:pPr>
+    </w:lvl>
+    <w:lvl w:ilvl="6" w:tplc="042A000F" w:tentative="1">
+      <w:start w:val="1"/>
+      <w:numFmt w:val="decimal"/>
+      <w:lvlText w:val="%7."/>
+      <w:lvlJc w:val="left"/>
+      <w:pPr>
+        <w:ind w:left="5400" w:hanging="360"/>
+      </w:pPr>
+    </w:lvl>
+    <w:lvl w:ilvl="7" w:tplc="042A0019" w:tentative="1">
+      <w:start w:val="1"/>
+      <w:numFmt w:val="lowerLetter"/>
+      <w:lvlText w:val="%8."/>
+      <w:lvlJc w:val="left"/>
+      <w:pPr>
+        <w:ind w:left="6120" w:hanging="360"/>
+      </w:pPr>
+    </w:lvl>
+    <w:lvl w:ilvl="8" w:tplc="042A001B" w:tentative="1">
+      <w:start w:val="1"/>
+      <w:numFmt w:val="lowerRoman"/>
+      <w:lvlText w:val="%9."/>
+      <w:lvlJc w:val="right"/>
+      <w:pPr>
+        <w:ind w:left="6840" w:hanging="180"/>
+      </w:pPr>
+    </w:lvl>
+  </w:abstractNum>
+  <w:abstractNum w:abstractNumId="3" w15:restartNumberingAfterBreak="0">
+    <w:nsid w:val="1ECC38E8"/>
+    <w:multiLevelType w:val="hybridMultilevel"/>
+    <w:tmpl w:val="B4548724"/>
+    <w:lvl w:ilvl="0" w:tplc="042A000B">
+      <w:start w:val="1"/>
+      <w:numFmt w:val="bullet"/>
+      <w:lvlText w:val=""/>
+      <w:lvlJc w:val="left"/>
+      <w:pPr>
+        <w:ind w:left="1020" w:hanging="360"/>
+      </w:pPr>
+      <w:rPr>
+        <w:rFonts w:ascii="Wingdings" w:hAnsi="Wingdings" w:hint="default"/>
+      </w:rPr>
+    </w:lvl>
+    <w:lvl w:ilvl="1" w:tplc="042A0003" w:tentative="1">
+      <w:start w:val="1"/>
+      <w:numFmt w:val="bullet"/>
+      <w:lvlText w:val="o"/>
+      <w:lvlJc w:val="left"/>
+      <w:pPr>
+        <w:ind w:left="1740" w:hanging="360"/>
+      </w:pPr>
+      <w:rPr>
+        <w:rFonts w:ascii="Courier New" w:hAnsi="Courier New" w:cs="Courier New" w:hint="default"/>
+      </w:rPr>
+    </w:lvl>
+    <w:lvl w:ilvl="2" w:tplc="042A0005" w:tentative="1">
+      <w:start w:val="1"/>
+      <w:numFmt w:val="bullet"/>
+      <w:lvlText w:val=""/>
+      <w:lvlJc w:val="left"/>
+      <w:pPr>
+        <w:ind w:left="2460" w:hanging="360"/>
+      </w:pPr>
+      <w:rPr>
+        <w:rFonts w:ascii="Wingdings" w:hAnsi="Wingdings" w:hint="default"/>
+      </w:rPr>
+    </w:lvl>
+    <w:lvl w:ilvl="3" w:tplc="042A0001" w:tentative="1">
+      <w:start w:val="1"/>
+      <w:numFmt w:val="bullet"/>
+      <w:lvlText w:val=""/>
+      <w:lvlJc w:val="left"/>
+      <w:pPr>
+        <w:ind w:left="3180" w:hanging="360"/>
+      </w:pPr>
+      <w:rPr>
+        <w:rFonts w:ascii="Symbol" w:hAnsi="Symbol" w:hint="default"/>
+      </w:rPr>
+    </w:lvl>
+    <w:lvl w:ilvl="4" w:tplc="042A0003" w:tentative="1">
+      <w:start w:val="1"/>
+      <w:numFmt w:val="bullet"/>
+      <w:lvlText w:val="o"/>
+      <w:lvlJc w:val="left"/>
+      <w:pPr>
+        <w:ind w:left="3900" w:hanging="360"/>
+      </w:pPr>
+      <w:rPr>
+        <w:rFonts w:ascii="Courier New" w:hAnsi="Courier New" w:cs="Courier New" w:hint="default"/>
+      </w:rPr>
+    </w:lvl>
+    <w:lvl w:ilvl="5" w:tplc="042A0005" w:tentative="1">
+      <w:start w:val="1"/>
+      <w:numFmt w:val="bullet"/>
+      <w:lvlText w:val=""/>
+      <w:lvlJc w:val="left"/>
+      <w:pPr>
+        <w:ind w:left="4620" w:hanging="360"/>
+      </w:pPr>
+      <w:rPr>
+        <w:rFonts w:ascii="Wingdings" w:hAnsi="Wingdings" w:hint="default"/>
+      </w:rPr>
+    </w:lvl>
+    <w:lvl w:ilvl="6" w:tplc="042A0001" w:tentative="1">
+      <w:start w:val="1"/>
+      <w:numFmt w:val="bullet"/>
+      <w:lvlText w:val=""/>
+      <w:lvlJc w:val="left"/>
+      <w:pPr>
+        <w:ind w:left="5340" w:hanging="360"/>
+      </w:pPr>
+      <w:rPr>
+        <w:rFonts w:ascii="Symbol" w:hAnsi="Symbol" w:hint="default"/>
+      </w:rPr>
+    </w:lvl>
+    <w:lvl w:ilvl="7" w:tplc="042A0003" w:tentative="1">
+      <w:start w:val="1"/>
+      <w:numFmt w:val="bullet"/>
+      <w:lvlText w:val="o"/>
+      <w:lvlJc w:val="left"/>
+      <w:pPr>
+        <w:ind w:left="6060" w:hanging="360"/>
+      </w:pPr>
+      <w:rPr>
+        <w:rFonts w:ascii="Courier New" w:hAnsi="Courier New" w:cs="Courier New" w:hint="default"/>
+      </w:rPr>
+    </w:lvl>
+    <w:lvl w:ilvl="8" w:tplc="042A0005" w:tentative="1">
+      <w:start w:val="1"/>
+      <w:numFmt w:val="bullet"/>
+      <w:lvlText w:val=""/>
+      <w:lvlJc w:val="left"/>
+      <w:pPr>
+        <w:ind w:left="6780" w:hanging="360"/>
+      </w:pPr>
+      <w:rPr>
+        <w:rFonts w:ascii="Wingdings" w:hAnsi="Wingdings" w:hint="default"/>
+      </w:rPr>
+    </w:lvl>
+  </w:abstractNum>
+  <w:abstractNum w:abstractNumId="4" w15:restartNumberingAfterBreak="0">
+    <w:nsid w:val="3047570C"/>
+    <w:multiLevelType w:val="hybridMultilevel"/>
+    <w:tmpl w:val="77906C0C"/>
+    <w:lvl w:ilvl="0" w:tplc="042A0001">
+      <w:start w:val="1"/>
+      <w:numFmt w:val="bullet"/>
+      <w:lvlText w:val=""/>
+      <w:lvlJc w:val="left"/>
+      <w:pPr>
+        <w:ind w:left="720" w:hanging="360"/>
+      </w:pPr>
+      <w:rPr>
+        <w:rFonts w:ascii="Symbol" w:hAnsi="Symbol" w:hint="default"/>
+      </w:rPr>
+    </w:lvl>
+    <w:lvl w:ilvl="1" w:tplc="042A0003" w:tentative="1">
+      <w:start w:val="1"/>
+      <w:numFmt w:val="bullet"/>
+      <w:lvlText w:val="o"/>
+      <w:lvlJc w:val="left"/>
+      <w:pPr>
+        <w:ind w:left="1440" w:hanging="360"/>
+      </w:pPr>
+      <w:rPr>
+        <w:rFonts w:ascii="Courier New" w:hAnsi="Courier New" w:cs="Courier New" w:hint="default"/>
+      </w:rPr>
+    </w:lvl>
+    <w:lvl w:ilvl="2" w:tplc="042A0005" w:tentative="1">
+      <w:start w:val="1"/>
+      <w:numFmt w:val="bullet"/>
+      <w:lvlText w:val=""/>
+      <w:lvlJc w:val="left"/>
+      <w:pPr>
+        <w:ind w:left="2160" w:hanging="360"/>
+      </w:pPr>
+      <w:rPr>
+        <w:rFonts w:ascii="Wingdings" w:hAnsi="Wingdings" w:hint="default"/>
+      </w:rPr>
+    </w:lvl>
+    <w:lvl w:ilvl="3" w:tplc="042A0001" w:tentative="1">
+      <w:start w:val="1"/>
+      <w:numFmt w:val="bullet"/>
+      <w:lvlText w:val=""/>
+      <w:lvlJc w:val="left"/>
+      <w:pPr>
+        <w:ind w:left="2880" w:hanging="360"/>
+      </w:pPr>
+      <w:rPr>
+        <w:rFonts w:ascii="Symbol" w:hAnsi="Symbol" w:hint="default"/>
+      </w:rPr>
+    </w:lvl>
+    <w:lvl w:ilvl="4" w:tplc="042A0003" w:tentative="1">
+      <w:start w:val="1"/>
+      <w:numFmt w:val="bullet"/>
+      <w:lvlText w:val="o"/>
+      <w:lvlJc w:val="left"/>
+      <w:pPr>
+        <w:ind w:left="3600" w:hanging="360"/>
+      </w:pPr>
+      <w:rPr>
+        <w:rFonts w:ascii="Courier New" w:hAnsi="Courier New" w:cs="Courier New" w:hint="default"/>
+      </w:rPr>
+    </w:lvl>
+    <w:lvl w:ilvl="5" w:tplc="042A0005" w:tentative="1">
+      <w:start w:val="1"/>
+      <w:numFmt w:val="bullet"/>
+      <w:lvlText w:val=""/>
+      <w:lvlJc w:val="left"/>
+      <w:pPr>
+        <w:ind w:left="4320" w:hanging="360"/>
+      </w:pPr>
+      <w:rPr>
+        <w:rFonts w:ascii="Wingdings" w:hAnsi="Wingdings" w:hint="default"/>
+      </w:rPr>
+    </w:lvl>
+    <w:lvl w:ilvl="6" w:tplc="042A0001" w:tentative="1">
+      <w:start w:val="1"/>
+      <w:numFmt w:val="bullet"/>
+      <w:lvlText w:val=""/>
+      <w:lvlJc w:val="left"/>
+      <w:pPr>
+        <w:ind w:left="5040" w:hanging="360"/>
+      </w:pPr>
+      <w:rPr>
+        <w:rFonts w:ascii="Symbol" w:hAnsi="Symbol" w:hint="default"/>
+      </w:rPr>
+    </w:lvl>
+    <w:lvl w:ilvl="7" w:tplc="042A0003" w:tentative="1">
+      <w:start w:val="1"/>
+      <w:numFmt w:val="bullet"/>
+      <w:lvlText w:val="o"/>
+      <w:lvlJc w:val="left"/>
+      <w:pPr>
+        <w:ind w:left="5760" w:hanging="360"/>
+      </w:pPr>
+      <w:rPr>
+        <w:rFonts w:ascii="Courier New" w:hAnsi="Courier New" w:cs="Courier New" w:hint="default"/>
+      </w:rPr>
+    </w:lvl>
+    <w:lvl w:ilvl="8" w:tplc="042A0005" w:tentative="1">
+      <w:start w:val="1"/>
+      <w:numFmt w:val="bullet"/>
+      <w:lvlText w:val=""/>
+      <w:lvlJc w:val="left"/>
+      <w:pPr>
+        <w:ind w:left="6480" w:hanging="360"/>
+      </w:pPr>
+      <w:rPr>
+        <w:rFonts w:ascii="Wingdings" w:hAnsi="Wingdings" w:hint="default"/>
+      </w:rPr>
+    </w:lvl>
+  </w:abstractNum>
+  <w:abstractNum w:abstractNumId="5" w15:restartNumberingAfterBreak="0">
+    <w:nsid w:val="3226203F"/>
+    <w:multiLevelType w:val="hybridMultilevel"/>
+    <w:tmpl w:val="782C9542"/>
+    <w:lvl w:ilvl="0" w:tplc="77741224">
+      <w:start w:val="1"/>
+      <w:numFmt w:val="bullet"/>
+      <w:lvlText w:val="•"/>
+      <w:lvlJc w:val="left"/>
+      <w:pPr>
+        <w:ind w:left="560" w:hanging="280"/>
+      </w:pPr>
+    </w:lvl>
+    <w:lvl w:ilvl="1" w:tplc="6E8681F4">
+      <w:start w:val="1"/>
+      <w:numFmt w:val="bullet"/>
+      <w:lvlText w:val="◦"/>
+      <w:lvlJc w:val="left"/>
+      <w:pPr>
+        <w:ind w:left="900" w:hanging="280"/>
+      </w:pPr>
+    </w:lvl>
+    <w:lvl w:ilvl="2" w:tplc="17069552">
+      <w:numFmt w:val="decimal"/>
+      <w:lvlText w:val=""/>
+      <w:lvlJc w:val="left"/>
+    </w:lvl>
+    <w:lvl w:ilvl="3" w:tplc="E5F2F660">
+      <w:numFmt w:val="decimal"/>
+      <w:lvlText w:val=""/>
+      <w:lvlJc w:val="left"/>
+    </w:lvl>
+    <w:lvl w:ilvl="4" w:tplc="5E287E6C">
+      <w:numFmt w:val="decimal"/>
+      <w:lvlText w:val=""/>
+      <w:lvlJc w:val="left"/>
+    </w:lvl>
+    <w:lvl w:ilvl="5" w:tplc="586E0EDA">
+      <w:numFmt w:val="decimal"/>
+      <w:lvlText w:val=""/>
+      <w:lvlJc w:val="left"/>
+    </w:lvl>
+    <w:lvl w:ilvl="6" w:tplc="45F8C004">
+      <w:numFmt w:val="decimal"/>
+      <w:lvlText w:val=""/>
+      <w:lvlJc w:val="left"/>
+    </w:lvl>
+    <w:lvl w:ilvl="7" w:tplc="D7CE9CEE">
+      <w:numFmt w:val="decimal"/>
+      <w:lvlText w:val=""/>
+      <w:lvlJc w:val="left"/>
+    </w:lvl>
+    <w:lvl w:ilvl="8" w:tplc="C87E3EC8">
+      <w:numFmt w:val="decimal"/>
+      <w:lvlText w:val=""/>
+      <w:lvlJc w:val="left"/>
+    </w:lvl>
+  </w:abstractNum>
+  <w:abstractNum w:abstractNumId="6" w15:restartNumberingAfterBreak="0">
+    <w:nsid w:val="40E60990"/>
+    <w:multiLevelType w:val="hybridMultilevel"/>
+    <w:tmpl w:val="EFF41A04"/>
+    <w:lvl w:ilvl="0" w:tplc="042A0001">
+      <w:start w:val="1"/>
+      <w:numFmt w:val="bullet"/>
+      <w:lvlText w:val=""/>
+      <w:lvlJc w:val="left"/>
+      <w:pPr>
+        <w:ind w:left="1020" w:hanging="360"/>
+      </w:pPr>
+      <w:rPr>
+        <w:rFonts w:ascii="Symbol" w:hAnsi="Symbol" w:hint="default"/>
+      </w:rPr>
+    </w:lvl>
+    <w:lvl w:ilvl="1" w:tplc="042A0003" w:tentative="1">
+      <w:start w:val="1"/>
+      <w:numFmt w:val="bullet"/>
+      <w:lvlText w:val="o"/>
+      <w:lvlJc w:val="left"/>
+      <w:pPr>
+        <w:ind w:left="1740" w:hanging="360"/>
+      </w:pPr>
+      <w:rPr>
+        <w:rFonts w:ascii="Courier New" w:hAnsi="Courier New" w:cs="Courier New" w:hint="default"/>
+      </w:rPr>
+    </w:lvl>
+    <w:lvl w:ilvl="2" w:tplc="042A0005" w:tentative="1">
+      <w:start w:val="1"/>
+      <w:numFmt w:val="bullet"/>
+      <w:lvlText w:val=""/>
+      <w:lvlJc w:val="left"/>
+      <w:pPr>
+        <w:ind w:left="2460" w:hanging="360"/>
+      </w:pPr>
+      <w:rPr>
+        <w:rFonts w:ascii="Wingdings" w:hAnsi="Wingdings" w:hint="default"/>
+      </w:rPr>
+    </w:lvl>
+    <w:lvl w:ilvl="3" w:tplc="042A0001" w:tentative="1">
+      <w:start w:val="1"/>
+      <w:numFmt w:val="bullet"/>
+      <w:lvlText w:val=""/>
+      <w:lvlJc w:val="left"/>
+      <w:pPr>
+        <w:ind w:left="3180" w:hanging="360"/>
+      </w:pPr>
+      <w:rPr>
+        <w:rFonts w:ascii="Symbol" w:hAnsi="Symbol" w:hint="default"/>
+      </w:rPr>
+    </w:lvl>
+    <w:lvl w:ilvl="4" w:tplc="042A0003" w:tentative="1">
+      <w:start w:val="1"/>
+      <w:numFmt w:val="bullet"/>
+      <w:lvlText w:val="o"/>
+      <w:lvlJc w:val="left"/>
+      <w:pPr>
+        <w:ind w:left="3900" w:hanging="360"/>
+      </w:pPr>
+      <w:rPr>
+        <w:rFonts w:ascii="Courier New" w:hAnsi="Courier New" w:cs="Courier New" w:hint="default"/>
+      </w:rPr>
+    </w:lvl>
+    <w:lvl w:ilvl="5" w:tplc="042A0005" w:tentative="1">
+      <w:start w:val="1"/>
+      <w:numFmt w:val="bullet"/>
+      <w:lvlText w:val=""/>
+      <w:lvlJc w:val="left"/>
+      <w:pPr>
+        <w:ind w:left="4620" w:hanging="360"/>
+      </w:pPr>
+      <w:rPr>
+        <w:rFonts w:ascii="Wingdings" w:hAnsi="Wingdings" w:hint="default"/>
+      </w:rPr>
+    </w:lvl>
+    <w:lvl w:ilvl="6" w:tplc="042A0001" w:tentative="1">
+      <w:start w:val="1"/>
+      <w:numFmt w:val="bullet"/>
+      <w:lvlText w:val=""/>
+      <w:lvlJc w:val="left"/>
+      <w:pPr>
+        <w:ind w:left="5340" w:hanging="360"/>
+      </w:pPr>
+      <w:rPr>
+        <w:rFonts w:ascii="Symbol" w:hAnsi="Symbol" w:hint="default"/>
+      </w:rPr>
+    </w:lvl>
+    <w:lvl w:ilvl="7" w:tplc="042A0003" w:tentative="1">
+      <w:start w:val="1"/>
+      <w:numFmt w:val="bullet"/>
+      <w:lvlText w:val="o"/>
+      <w:lvlJc w:val="left"/>
+      <w:pPr>
+        <w:ind w:left="6060" w:hanging="360"/>
+      </w:pPr>
+      <w:rPr>
+        <w:rFonts w:ascii="Courier New" w:hAnsi="Courier New" w:cs="Courier New" w:hint="default"/>
+      </w:rPr>
+    </w:lvl>
+    <w:lvl w:ilvl="8" w:tplc="042A0005" w:tentative="1">
+      <w:start w:val="1"/>
+      <w:numFmt w:val="bullet"/>
+      <w:lvlText w:val=""/>
+      <w:lvlJc w:val="left"/>
+      <w:pPr>
+        <w:ind w:left="6780" w:hanging="360"/>
+      </w:pPr>
+      <w:rPr>
+        <w:rFonts w:ascii="Wingdings" w:hAnsi="Wingdings" w:hint="default"/>
+      </w:rPr>
+    </w:lvl>
+  </w:abstractNum>
+  <w:abstractNum w:abstractNumId="7" w15:restartNumberingAfterBreak="0">
+    <w:nsid w:val="4A723AEF"/>
+    <w:multiLevelType w:val="hybridMultilevel"/>
+    <w:tmpl w:val="5B30B254"/>
+    <w:lvl w:ilvl="0" w:tplc="042A000B">
+      <w:start w:val="1"/>
+      <w:numFmt w:val="bullet"/>
+      <w:lvlText w:val=""/>
+      <w:lvlJc w:val="left"/>
+      <w:pPr>
+        <w:ind w:left="1080" w:hanging="360"/>
+      </w:pPr>
+      <w:rPr>
+        <w:rFonts w:ascii="Wingdings" w:hAnsi="Wingdings" w:hint="default"/>
+      </w:rPr>
+    </w:lvl>
+    <w:lvl w:ilvl="1" w:tplc="042A0003" w:tentative="1">
+      <w:start w:val="1"/>
+      <w:numFmt w:val="bullet"/>
+      <w:lvlText w:val="o"/>
+      <w:lvlJc w:val="left"/>
+      <w:pPr>
+        <w:ind w:left="1800" w:hanging="360"/>
+      </w:pPr>
+      <w:rPr>
+        <w:rFonts w:ascii="Courier New" w:hAnsi="Courier New" w:cs="Courier New" w:hint="default"/>
+      </w:rPr>
+    </w:lvl>
+    <w:lvl w:ilvl="2" w:tplc="042A0005" w:tentative="1">
+      <w:start w:val="1"/>
+      <w:numFmt w:val="bullet"/>
+      <w:lvlText w:val=""/>
+      <w:lvlJc w:val="left"/>
+      <w:pPr>
+        <w:ind w:left="2520" w:hanging="360"/>
+      </w:pPr>
+      <w:rPr>
+        <w:rFonts w:ascii="Wingdings" w:hAnsi="Wingdings" w:hint="default"/>
+      </w:rPr>
+    </w:lvl>
+    <w:lvl w:ilvl="3" w:tplc="042A0001" w:tentative="1">
+      <w:start w:val="1"/>
+      <w:numFmt w:val="bullet"/>
+      <w:lvlText w:val=""/>
+      <w:lvlJc w:val="left"/>
+      <w:pPr>
+        <w:ind w:left="3240" w:hanging="360"/>
+      </w:pPr>
+      <w:rPr>
+        <w:rFonts w:ascii="Symbol" w:hAnsi="Symbol" w:hint="default"/>
+      </w:rPr>
+    </w:lvl>
+    <w:lvl w:ilvl="4" w:tplc="042A0003" w:tentative="1">
+      <w:start w:val="1"/>
+      <w:numFmt w:val="bullet"/>
+      <w:lvlText w:val="o"/>
+      <w:lvlJc w:val="left"/>
+      <w:pPr>
+        <w:ind w:left="3960" w:hanging="360"/>
+      </w:pPr>
+      <w:rPr>
+        <w:rFonts w:ascii="Courier New" w:hAnsi="Courier New" w:cs="Courier New" w:hint="default"/>
+      </w:rPr>
+    </w:lvl>
+    <w:lvl w:ilvl="5" w:tplc="042A0005" w:tentative="1">
+      <w:start w:val="1"/>
+      <w:numFmt w:val="bullet"/>
+      <w:lvlText w:val=""/>
+      <w:lvlJc w:val="left"/>
+      <w:pPr>
+        <w:ind w:left="4680" w:hanging="360"/>
+      </w:pPr>
+      <w:rPr>
+        <w:rFonts w:ascii="Wingdings" w:hAnsi="Wingdings" w:hint="default"/>
+      </w:rPr>
+    </w:lvl>
+    <w:lvl w:ilvl="6" w:tplc="042A0001" w:tentative="1">
+      <w:start w:val="1"/>
+      <w:numFmt w:val="bullet"/>
+      <w:lvlText w:val=""/>
+      <w:lvlJc w:val="left"/>
+      <w:pPr>
+        <w:ind w:left="5400" w:hanging="360"/>
+      </w:pPr>
+      <w:rPr>
+        <w:rFonts w:ascii="Symbol" w:hAnsi="Symbol" w:hint="default"/>
+      </w:rPr>
+    </w:lvl>
+    <w:lvl w:ilvl="7" w:tplc="042A0003" w:tentative="1">
+      <w:start w:val="1"/>
+      <w:numFmt w:val="bullet"/>
+      <w:lvlText w:val="o"/>
+      <w:lvlJc w:val="left"/>
+      <w:pPr>
+        <w:ind w:left="6120" w:hanging="360"/>
+      </w:pPr>
+      <w:rPr>
+        <w:rFonts w:ascii="Courier New" w:hAnsi="Courier New" w:cs="Courier New" w:hint="default"/>
+      </w:rPr>
+    </w:lvl>
+    <w:lvl w:ilvl="8" w:tplc="042A0005" w:tentative="1">
+      <w:start w:val="1"/>
+      <w:numFmt w:val="bullet"/>
+      <w:lvlText w:val=""/>
+      <w:lvlJc w:val="left"/>
+      <w:pPr>
+        <w:ind w:left="6840" w:hanging="360"/>
+      </w:pPr>
+      <w:rPr>
+        <w:rFonts w:ascii="Wingdings" w:hAnsi="Wingdings" w:hint="default"/>
+      </w:rPr>
+    </w:lvl>
+  </w:abstractNum>
+  <w:abstractNum w:abstractNumId="8" w15:restartNumberingAfterBreak="0">
+    <w:nsid w:val="4FE07844"/>
+    <w:multiLevelType w:val="hybridMultilevel"/>
+    <w:tmpl w:val="298893CA"/>
+    <w:lvl w:ilvl="0" w:tplc="042A000F">
+      <w:start w:val="1"/>
+      <w:numFmt w:val="decimal"/>
+      <w:lvlText w:val="%1."/>
+      <w:lvlJc w:val="left"/>
+      <w:pPr>
+        <w:ind w:left="1080" w:hanging="360"/>
+      </w:pPr>
+    </w:lvl>
+    <w:lvl w:ilvl="1" w:tplc="042A0019" w:tentative="1">
+      <w:start w:val="1"/>
+      <w:numFmt w:val="lowerLetter"/>
+      <w:lvlText w:val="%2."/>
+      <w:lvlJc w:val="left"/>
+      <w:pPr>
+        <w:ind w:left="1800" w:hanging="360"/>
+      </w:pPr>
+    </w:lvl>
+    <w:lvl w:ilvl="2" w:tplc="042A001B" w:tentative="1">
+      <w:start w:val="1"/>
+      <w:numFmt w:val="lowerRoman"/>
+      <w:lvlText w:val="%3."/>
+      <w:lvlJc w:val="right"/>
+      <w:pPr>
+        <w:ind w:left="2520" w:hanging="180"/>
+      </w:pPr>
+    </w:lvl>
+    <w:lvl w:ilvl="3" w:tplc="042A000F" w:tentative="1">
+      <w:start w:val="1"/>
+      <w:numFmt w:val="decimal"/>
+      <w:lvlText w:val="%4."/>
+      <w:lvlJc w:val="left"/>
+      <w:pPr>
+        <w:ind w:left="3240" w:hanging="360"/>
+      </w:pPr>
+    </w:lvl>
+    <w:lvl w:ilvl="4" w:tplc="042A0019" w:tentative="1">
+      <w:start w:val="1"/>
+      <w:numFmt w:val="lowerLetter"/>
+      <w:lvlText w:val="%5."/>
+      <w:lvlJc w:val="left"/>
+      <w:pPr>
+        <w:ind w:left="3960" w:hanging="360"/>
+      </w:pPr>
+    </w:lvl>
+    <w:lvl w:ilvl="5" w:tplc="042A001B" w:tentative="1">
+      <w:start w:val="1"/>
+      <w:numFmt w:val="lowerRoman"/>
+      <w:lvlText w:val="%6."/>
+      <w:lvlJc w:val="right"/>
+      <w:pPr>
+        <w:ind w:left="4680" w:hanging="180"/>
+      </w:pPr>
+    </w:lvl>
+    <w:lvl w:ilvl="6" w:tplc="042A000F" w:tentative="1">
+      <w:start w:val="1"/>
+      <w:numFmt w:val="decimal"/>
+      <w:lvlText w:val="%7."/>
+      <w:lvlJc w:val="left"/>
+      <w:pPr>
+        <w:ind w:left="5400" w:hanging="360"/>
+      </w:pPr>
+    </w:lvl>
+    <w:lvl w:ilvl="7" w:tplc="042A0019" w:tentative="1">
+      <w:start w:val="1"/>
+      <w:numFmt w:val="lowerLetter"/>
+      <w:lvlText w:val="%8."/>
+      <w:lvlJc w:val="left"/>
+      <w:pPr>
+        <w:ind w:left="6120" w:hanging="360"/>
+      </w:pPr>
+    </w:lvl>
+    <w:lvl w:ilvl="8" w:tplc="042A001B" w:tentative="1">
+      <w:start w:val="1"/>
+      <w:numFmt w:val="lowerRoman"/>
+      <w:lvlText w:val="%9."/>
+      <w:lvlJc w:val="right"/>
+      <w:pPr>
+        <w:ind w:left="6840" w:hanging="180"/>
+      </w:pPr>
+    </w:lvl>
+  </w:abstractNum>
+  <w:abstractNum w:abstractNumId="9" w15:restartNumberingAfterBreak="0">
+    <w:nsid w:val="601011EB"/>
+    <w:multiLevelType w:val="hybridMultilevel"/>
+    <w:tmpl w:val="4814B6D4"/>
+    <w:lvl w:ilvl="0" w:tplc="042A000B">
+      <w:start w:val="1"/>
+      <w:numFmt w:val="bullet"/>
+      <w:lvlText w:val=""/>
+      <w:lvlJc w:val="left"/>
+      <w:pPr>
+        <w:ind w:left="1020" w:hanging="360"/>
+      </w:pPr>
+      <w:rPr>
+        <w:rFonts w:ascii="Wingdings" w:hAnsi="Wingdings" w:hint="default"/>
+      </w:rPr>
+    </w:lvl>
+    <w:lvl w:ilvl="1" w:tplc="042A0003" w:tentative="1">
+      <w:start w:val="1"/>
+      <w:numFmt w:val="bullet"/>
+      <w:lvlText w:val="o"/>
+      <w:lvlJc w:val="left"/>
+      <w:pPr>
+        <w:ind w:left="1740" w:hanging="360"/>
+      </w:pPr>
+      <w:rPr>
+        <w:rFonts w:ascii="Courier New" w:hAnsi="Courier New" w:cs="Courier New" w:hint="default"/>
+      </w:rPr>
+    </w:lvl>
+    <w:lvl w:ilvl="2" w:tplc="042A0005" w:tentative="1">
+      <w:start w:val="1"/>
+      <w:numFmt w:val="bullet"/>
+      <w:lvlText w:val=""/>
+      <w:lvlJc w:val="left"/>
+      <w:pPr>
+        <w:ind w:left="2460" w:hanging="360"/>
+      </w:pPr>
+      <w:rPr>
+        <w:rFonts w:ascii="Wingdings" w:hAnsi="Wingdings" w:hint="default"/>
+      </w:rPr>
+    </w:lvl>
+    <w:lvl w:ilvl="3" w:tplc="042A0001" w:tentative="1">
+      <w:start w:val="1"/>
+      <w:numFmt w:val="bullet"/>
+      <w:lvlText w:val=""/>
+      <w:lvlJc w:val="left"/>
+      <w:pPr>
+        <w:ind w:left="3180" w:hanging="360"/>
+      </w:pPr>
+      <w:rPr>
+        <w:rFonts w:ascii="Symbol" w:hAnsi="Symbol" w:hint="default"/>
+      </w:rPr>
+    </w:lvl>
+    <w:lvl w:ilvl="4" w:tplc="042A0003" w:tentative="1">
+      <w:start w:val="1"/>
+      <w:numFmt w:val="bullet"/>
+      <w:lvlText w:val="o"/>
+      <w:lvlJc w:val="left"/>
+      <w:pPr>
+        <w:ind w:left="3900" w:hanging="360"/>
+      </w:pPr>
+      <w:rPr>
+        <w:rFonts w:ascii="Courier New" w:hAnsi="Courier New" w:cs="Courier New" w:hint="default"/>
+      </w:rPr>
+    </w:lvl>
+    <w:lvl w:ilvl="5" w:tplc="042A0005" w:tentative="1">
+      <w:start w:val="1"/>
+      <w:numFmt w:val="bullet"/>
+      <w:lvlText w:val=""/>
+      <w:lvlJc w:val="left"/>
+      <w:pPr>
+        <w:ind w:left="4620" w:hanging="360"/>
+      </w:pPr>
+      <w:rPr>
+        <w:rFonts w:ascii="Wingdings" w:hAnsi="Wingdings" w:hint="default"/>
+      </w:rPr>
+    </w:lvl>
+    <w:lvl w:ilvl="6" w:tplc="042A0001" w:tentative="1">
+      <w:start w:val="1"/>
+      <w:numFmt w:val="bullet"/>
+      <w:lvlText w:val=""/>
+      <w:lvlJc w:val="left"/>
+      <w:pPr>
+        <w:ind w:left="5340" w:hanging="360"/>
+      </w:pPr>
+      <w:rPr>
+        <w:rFonts w:ascii="Symbol" w:hAnsi="Symbol" w:hint="default"/>
+      </w:rPr>
+    </w:lvl>
+    <w:lvl w:ilvl="7" w:tplc="042A0003" w:tentative="1">
+      <w:start w:val="1"/>
+      <w:numFmt w:val="bullet"/>
+      <w:lvlText w:val="o"/>
+      <w:lvlJc w:val="left"/>
+      <w:pPr>
+        <w:ind w:left="6060" w:hanging="360"/>
+      </w:pPr>
+      <w:rPr>
+        <w:rFonts w:ascii="Courier New" w:hAnsi="Courier New" w:cs="Courier New" w:hint="default"/>
+      </w:rPr>
+    </w:lvl>
+    <w:lvl w:ilvl="8" w:tplc="042A0005" w:tentative="1">
+      <w:start w:val="1"/>
+      <w:numFmt w:val="bullet"/>
+      <w:lvlText w:val=""/>
+      <w:lvlJc w:val="left"/>
+      <w:pPr>
+        <w:ind w:left="6780" w:hanging="360"/>
+      </w:pPr>
+      <w:rPr>
+        <w:rFonts w:ascii="Wingdings" w:hAnsi="Wingdings" w:hint="default"/>
+      </w:rPr>
+    </w:lvl>
+  </w:abstractNum>
+  <w:abstractNum w:abstractNumId="10" w15:restartNumberingAfterBreak="0">
+    <w:nsid w:val="66EB0EB0"/>
+    <w:multiLevelType w:val="hybridMultilevel"/>
+    <w:tmpl w:val="33F6DF1A"/>
+    <w:lvl w:ilvl="0" w:tplc="042A000B">
+      <w:start w:val="1"/>
+      <w:numFmt w:val="bullet"/>
+      <w:lvlText w:val=""/>
+      <w:lvlJc w:val="left"/>
+      <w:pPr>
+        <w:ind w:left="1020" w:hanging="360"/>
+      </w:pPr>
+      <w:rPr>
+        <w:rFonts w:ascii="Wingdings" w:hAnsi="Wingdings" w:hint="default"/>
+      </w:rPr>
+    </w:lvl>
+    <w:lvl w:ilvl="1" w:tplc="042A0003" w:tentative="1">
+      <w:start w:val="1"/>
+      <w:numFmt w:val="bullet"/>
+      <w:lvlText w:val="o"/>
+      <w:lvlJc w:val="left"/>
+      <w:pPr>
+        <w:ind w:left="1740" w:hanging="360"/>
+      </w:pPr>
+      <w:rPr>
+        <w:rFonts w:ascii="Courier New" w:hAnsi="Courier New" w:cs="Courier New" w:hint="default"/>
+      </w:rPr>
+    </w:lvl>
+    <w:lvl w:ilvl="2" w:tplc="042A0005" w:tentative="1">
+      <w:start w:val="1"/>
+      <w:numFmt w:val="bullet"/>
+      <w:lvlText w:val=""/>
+      <w:lvlJc w:val="left"/>
+      <w:pPr>
+        <w:ind w:left="2460" w:hanging="360"/>
+      </w:pPr>
+      <w:rPr>
+        <w:rFonts w:ascii="Wingdings" w:hAnsi="Wingdings" w:hint="default"/>
+      </w:rPr>
+    </w:lvl>
+    <w:lvl w:ilvl="3" w:tplc="042A0001" w:tentative="1">
+      <w:start w:val="1"/>
+      <w:numFmt w:val="bullet"/>
+      <w:lvlText w:val=""/>
+      <w:lvlJc w:val="left"/>
+      <w:pPr>
+        <w:ind w:left="3180" w:hanging="360"/>
+      </w:pPr>
+      <w:rPr>
+        <w:rFonts w:ascii="Symbol" w:hAnsi="Symbol" w:hint="default"/>
+      </w:rPr>
+    </w:lvl>
+    <w:lvl w:ilvl="4" w:tplc="042A0003" w:tentative="1">
+      <w:start w:val="1"/>
+      <w:numFmt w:val="bullet"/>
+      <w:lvlText w:val="o"/>
+      <w:lvlJc w:val="left"/>
+      <w:pPr>
+        <w:ind w:left="3900" w:hanging="360"/>
+      </w:pPr>
+      <w:rPr>
+        <w:rFonts w:ascii="Courier New" w:hAnsi="Courier New" w:cs="Courier New" w:hint="default"/>
+      </w:rPr>
+    </w:lvl>
+    <w:lvl w:ilvl="5" w:tplc="042A0005" w:tentative="1">
+      <w:start w:val="1"/>
+      <w:numFmt w:val="bullet"/>
+      <w:lvlText w:val=""/>
+      <w:lvlJc w:val="left"/>
+      <w:pPr>
+        <w:ind w:left="4620" w:hanging="360"/>
+      </w:pPr>
+      <w:rPr>
+        <w:rFonts w:ascii="Wingdings" w:hAnsi="Wingdings" w:hint="default"/>
+      </w:rPr>
+    </w:lvl>
+    <w:lvl w:ilvl="6" w:tplc="042A0001" w:tentative="1">
+      <w:start w:val="1"/>
+      <w:numFmt w:val="bullet"/>
+      <w:lvlText w:val=""/>
+      <w:lvlJc w:val="left"/>
+      <w:pPr>
+        <w:ind w:left="5340" w:hanging="360"/>
+      </w:pPr>
+      <w:rPr>
+        <w:rFonts w:ascii="Symbol" w:hAnsi="Symbol" w:hint="default"/>
+      </w:rPr>
+    </w:lvl>
+    <w:lvl w:ilvl="7" w:tplc="042A0003" w:tentative="1">
+      <w:start w:val="1"/>
+      <w:numFmt w:val="bullet"/>
+      <w:lvlText w:val="o"/>
+      <w:lvlJc w:val="left"/>
+      <w:pPr>
+        <w:ind w:left="6060" w:hanging="360"/>
+      </w:pPr>
+      <w:rPr>
+        <w:rFonts w:ascii="Courier New" w:hAnsi="Courier New" w:cs="Courier New" w:hint="default"/>
+      </w:rPr>
+    </w:lvl>
+    <w:lvl w:ilvl="8" w:tplc="042A0005" w:tentative="1">
+      <w:start w:val="1"/>
+      <w:numFmt w:val="bullet"/>
+      <w:lvlText w:val=""/>
+      <w:lvlJc w:val="left"/>
+      <w:pPr>
+        <w:ind w:left="6780" w:hanging="360"/>
+      </w:pPr>
+      <w:rPr>
+        <w:rFonts w:ascii="Wingdings" w:hAnsi="Wingdings" w:hint="default"/>
+      </w:rPr>
+    </w:lvl>
+  </w:abstractNum>
+  <w:abstractNum w:abstractNumId="11" w15:restartNumberingAfterBreak="0">
     <w:nsid w:val="73C52850"/>
     <w:multiLevelType w:val="multilevel"/>
     <w:tmpl w:val="71AAFB7E"/>
@@ -2357,6 +7909,119 @@
       <w:rPr>
         <w:rFonts w:ascii="Wingdings" w:hAnsi="Wingdings" w:hint="default"/>
         <w:sz w:val="20"/>
+      </w:rPr>
+    </w:lvl>
+  </w:abstractNum>
+  <w:abstractNum w:abstractNumId="12" w15:restartNumberingAfterBreak="0">
+    <w:nsid w:val="79190623"/>
+    <w:multiLevelType w:val="hybridMultilevel"/>
+    <w:tmpl w:val="32624680"/>
+    <w:lvl w:ilvl="0" w:tplc="042A0001">
+      <w:start w:val="1"/>
+      <w:numFmt w:val="bullet"/>
+      <w:lvlText w:val=""/>
+      <w:lvlJc w:val="left"/>
+      <w:pPr>
+        <w:ind w:left="1020" w:hanging="360"/>
+      </w:pPr>
+      <w:rPr>
+        <w:rFonts w:ascii="Symbol" w:hAnsi="Symbol" w:hint="default"/>
+      </w:rPr>
+    </w:lvl>
+    <w:lvl w:ilvl="1" w:tplc="042A0003" w:tentative="1">
+      <w:start w:val="1"/>
+      <w:numFmt w:val="bullet"/>
+      <w:lvlText w:val="o"/>
+      <w:lvlJc w:val="left"/>
+      <w:pPr>
+        <w:ind w:left="1740" w:hanging="360"/>
+      </w:pPr>
+      <w:rPr>
+        <w:rFonts w:ascii="Courier New" w:hAnsi="Courier New" w:cs="Courier New" w:hint="default"/>
+      </w:rPr>
+    </w:lvl>
+    <w:lvl w:ilvl="2" w:tplc="042A0005" w:tentative="1">
+      <w:start w:val="1"/>
+      <w:numFmt w:val="bullet"/>
+      <w:lvlText w:val=""/>
+      <w:lvlJc w:val="left"/>
+      <w:pPr>
+        <w:ind w:left="2460" w:hanging="360"/>
+      </w:pPr>
+      <w:rPr>
+        <w:rFonts w:ascii="Wingdings" w:hAnsi="Wingdings" w:hint="default"/>
+      </w:rPr>
+    </w:lvl>
+    <w:lvl w:ilvl="3" w:tplc="042A0001" w:tentative="1">
+      <w:start w:val="1"/>
+      <w:numFmt w:val="bullet"/>
+      <w:lvlText w:val=""/>
+      <w:lvlJc w:val="left"/>
+      <w:pPr>
+        <w:ind w:left="3180" w:hanging="360"/>
+      </w:pPr>
+      <w:rPr>
+        <w:rFonts w:ascii="Symbol" w:hAnsi="Symbol" w:hint="default"/>
+      </w:rPr>
+    </w:lvl>
+    <w:lvl w:ilvl="4" w:tplc="042A0003" w:tentative="1">
+      <w:start w:val="1"/>
+      <w:numFmt w:val="bullet"/>
+      <w:lvlText w:val="o"/>
+      <w:lvlJc w:val="left"/>
+      <w:pPr>
+        <w:ind w:left="3900" w:hanging="360"/>
+      </w:pPr>
+      <w:rPr>
+        <w:rFonts w:ascii="Courier New" w:hAnsi="Courier New" w:cs="Courier New" w:hint="default"/>
+      </w:rPr>
+    </w:lvl>
+    <w:lvl w:ilvl="5" w:tplc="042A0005" w:tentative="1">
+      <w:start w:val="1"/>
+      <w:numFmt w:val="bullet"/>
+      <w:lvlText w:val=""/>
+      <w:lvlJc w:val="left"/>
+      <w:pPr>
+        <w:ind w:left="4620" w:hanging="360"/>
+      </w:pPr>
+      <w:rPr>
+        <w:rFonts w:ascii="Wingdings" w:hAnsi="Wingdings" w:hint="default"/>
+      </w:rPr>
+    </w:lvl>
+    <w:lvl w:ilvl="6" w:tplc="042A0001" w:tentative="1">
+      <w:start w:val="1"/>
+      <w:numFmt w:val="bullet"/>
+      <w:lvlText w:val=""/>
+      <w:lvlJc w:val="left"/>
+      <w:pPr>
+        <w:ind w:left="5340" w:hanging="360"/>
+      </w:pPr>
+      <w:rPr>
+        <w:rFonts w:ascii="Symbol" w:hAnsi="Symbol" w:hint="default"/>
+      </w:rPr>
+    </w:lvl>
+    <w:lvl w:ilvl="7" w:tplc="042A0003" w:tentative="1">
+      <w:start w:val="1"/>
+      <w:numFmt w:val="bullet"/>
+      <w:lvlText w:val="o"/>
+      <w:lvlJc w:val="left"/>
+      <w:pPr>
+        <w:ind w:left="6060" w:hanging="360"/>
+      </w:pPr>
+      <w:rPr>
+        <w:rFonts w:ascii="Courier New" w:hAnsi="Courier New" w:cs="Courier New" w:hint="default"/>
+      </w:rPr>
+    </w:lvl>
+    <w:lvl w:ilvl="8" w:tplc="042A0005" w:tentative="1">
+      <w:start w:val="1"/>
+      <w:numFmt w:val="bullet"/>
+      <w:lvlText w:val=""/>
+      <w:lvlJc w:val="left"/>
+      <w:pPr>
+        <w:ind w:left="6780" w:hanging="360"/>
+      </w:pPr>
+      <w:rPr>
+        <w:rFonts w:ascii="Wingdings" w:hAnsi="Wingdings" w:hint="default"/>
       </w:rPr>
     </w:lvl>
   </w:abstractNum>
@@ -2364,10 +8029,43 @@
     <w:abstractNumId w:val="0"/>
   </w:num>
   <w:num w:numId="2" w16cid:durableId="1788547119">
-    <w:abstractNumId w:val="2"/>
+    <w:abstractNumId w:val="11"/>
   </w:num>
   <w:num w:numId="3" w16cid:durableId="1955670391">
     <w:abstractNumId w:val="1"/>
+  </w:num>
+  <w:num w:numId="4" w16cid:durableId="1750344961">
+    <w:abstractNumId w:val="5"/>
+    <w:lvlOverride w:ilvl="0">
+      <w:startOverride w:val="1"/>
+    </w:lvlOverride>
+  </w:num>
+  <w:num w:numId="5" w16cid:durableId="1580359968">
+    <w:abstractNumId w:val="6"/>
+  </w:num>
+  <w:num w:numId="6" w16cid:durableId="271791724">
+    <w:abstractNumId w:val="12"/>
+  </w:num>
+  <w:num w:numId="7" w16cid:durableId="436946062">
+    <w:abstractNumId w:val="4"/>
+  </w:num>
+  <w:num w:numId="8" w16cid:durableId="1164080157">
+    <w:abstractNumId w:val="8"/>
+  </w:num>
+  <w:num w:numId="9" w16cid:durableId="777799975">
+    <w:abstractNumId w:val="2"/>
+  </w:num>
+  <w:num w:numId="10" w16cid:durableId="1902524384">
+    <w:abstractNumId w:val="7"/>
+  </w:num>
+  <w:num w:numId="11" w16cid:durableId="214893538">
+    <w:abstractNumId w:val="3"/>
+  </w:num>
+  <w:num w:numId="12" w16cid:durableId="1486236523">
+    <w:abstractNumId w:val="10"/>
+  </w:num>
+  <w:num w:numId="13" w16cid:durableId="1529836961">
+    <w:abstractNumId w:val="9"/>
   </w:num>
 </w:numbering>
 </file>
@@ -2571,7 +8269,7 @@
     <w:lsdException w:name="Medium Shading 2 Accent 1" w:uiPriority="64"/>
     <w:lsdException w:name="Medium List 1 Accent 1" w:uiPriority="65"/>
     <w:lsdException w:name="Revision" w:semiHidden="1"/>
-    <w:lsdException w:name="List Paragraph" w:uiPriority="34" w:qFormat="1"/>
+    <w:lsdException w:name="List Paragraph" w:uiPriority="0" w:qFormat="1"/>
     <w:lsdException w:name="Quote" w:uiPriority="29" w:qFormat="1"/>
     <w:lsdException w:name="Intense Quote" w:uiPriority="30" w:qFormat="1"/>
     <w:lsdException w:name="Medium List 2 Accent 1" w:uiPriority="66"/>
@@ -2823,7 +8521,6 @@
     <w:next w:val="Normal"/>
     <w:link w:val="Heading3Char"/>
     <w:uiPriority w:val="9"/>
-    <w:semiHidden/>
     <w:unhideWhenUsed/>
     <w:qFormat/>
     <w:rsid w:val="00706AC0"/>
@@ -2975,6 +8672,7 @@
   <w:style w:type="character" w:default="1" w:styleId="DefaultParagraphFont">
     <w:name w:val="Default Paragraph Font"/>
     <w:uiPriority w:val="1"/>
+    <w:semiHidden/>
     <w:unhideWhenUsed/>
   </w:style>
   <w:style w:type="table" w:default="1" w:styleId="TableNormal">
@@ -3030,7 +8728,6 @@
     <w:basedOn w:val="DefaultParagraphFont"/>
     <w:link w:val="Heading3"/>
     <w:uiPriority w:val="9"/>
-    <w:semiHidden/>
     <w:rsid w:val="00706AC0"/>
     <w:rPr>
       <w:rFonts w:eastAsiaTheme="majorEastAsia" w:cstheme="majorBidi"/>
@@ -3219,7 +8916,6 @@
   <w:style w:type="paragraph" w:styleId="ListParagraph">
     <w:name w:val="List Paragraph"/>
     <w:basedOn w:val="Normal"/>
-    <w:uiPriority w:val="34"/>
     <w:qFormat/>
     <w:rsid w:val="00706AC0"/>
     <w:pPr>
